--- a/downloads/workbook/ai-6-week-13.docx
+++ b/downloads/workbook/ai-6-week-13.docx
@@ -961,6 +961,178 @@
         <w:t>Project connection: For the Grounded Learning Service, retain an annotated trace and the changed-case result. Name the contract or evidence that makes the deciding step valid, so another team can review it.</w:t>
       </w:r>
     </w:p>
+    <w:p>
+      <w:pPr>
+        <w:pStyle w:val="Heading1"/>
+      </w:pPr>
+      <w:r>
+        <w:t>13. Project portfolio milestone</w:t>
+      </w:r>
+    </w:p>
+    <w:p>
+      <w:r>
+        <w:t>Project: Grounded Learning Service</w:t>
+      </w:r>
+    </w:p>
+    <w:p>
+      <w:r>
+        <w:t>Current milestone: Test changed cases. Keep normal, boundary and failure cases; compare expected and observed results.</w:t>
+      </w:r>
+    </w:p>
+    <w:p>
+      <w:r>
+        <w:t>For the Grounded Learning Service, retain an annotated trace and the changed-case result. Name the contract or evidence that makes the deciding step valid, so another team can review it.</w:t>
+      </w:r>
+    </w:p>
+    <w:tbl>
+      <w:tblPr>
+        <w:tblStyle w:val="LightShading-Accent1"/>
+        <w:tblW w:type="auto" w:w="0"/>
+        <w:tblLook w:firstColumn="1" w:firstRow="1" w:lastColumn="0" w:lastRow="0" w:noHBand="0" w:noVBand="1" w:val="04A0"/>
+      </w:tblPr>
+      <w:tblGrid>
+        <w:gridCol w:w="5112"/>
+        <w:gridCol w:w="5112"/>
+      </w:tblGrid>
+      <w:tr>
+        <w:trPr>
+          <w:tblHeader/>
+        </w:trPr>
+        <w:tc>
+          <w:tcPr>
+            <w:tcW w:type="dxa" w:w="5112"/>
+          </w:tcPr>
+          <w:p>
+            <w:r>
+              <w:t>Evidence to keep</w:t>
+            </w:r>
+          </w:p>
+        </w:tc>
+        <w:tc>
+          <w:tcPr>
+            <w:tcW w:type="dxa" w:w="5112"/>
+          </w:tcPr>
+          <w:p>
+            <w:r>
+              <w:t>My record</w:t>
+            </w:r>
+          </w:p>
+        </w:tc>
+      </w:tr>
+      <w:tr>
+        <w:tc>
+          <w:tcPr>
+            <w:tcW w:type="dxa" w:w="5112"/>
+          </w:tcPr>
+          <w:p>
+            <w:r>
+              <w:t>This week’s input and deciding step</w:t>
+            </w:r>
+          </w:p>
+        </w:tc>
+        <w:tc>
+          <w:tcPr>
+            <w:tcW w:type="dxa" w:w="5112"/>
+          </w:tcPr>
+          <w:p>
+            <w:r/>
+          </w:p>
+        </w:tc>
+      </w:tr>
+      <w:tr>
+        <w:tc>
+          <w:tcPr>
+            <w:tcW w:type="dxa" w:w="5112"/>
+          </w:tcPr>
+          <w:p>
+            <w:r>
+              <w:t>Prediction and actual result (or labelled paper trace)</w:t>
+            </w:r>
+          </w:p>
+        </w:tc>
+        <w:tc>
+          <w:tcPr>
+            <w:tcW w:type="dxa" w:w="5112"/>
+          </w:tcPr>
+          <w:p>
+            <w:r/>
+          </w:p>
+        </w:tc>
+      </w:tr>
+      <w:tr>
+        <w:tc>
+          <w:tcPr>
+            <w:tcW w:type="dxa" w:w="5112"/>
+          </w:tcPr>
+          <w:p>
+            <w:r>
+              <w:t>One change since the previous checkpoint and why</w:t>
+            </w:r>
+          </w:p>
+        </w:tc>
+        <w:tc>
+          <w:tcPr>
+            <w:tcW w:type="dxa" w:w="5112"/>
+          </w:tcPr>
+          <w:p>
+            <w:r/>
+          </w:p>
+        </w:tc>
+      </w:tr>
+      <w:tr>
+        <w:tc>
+          <w:tcPr>
+            <w:tcW w:type="dxa" w:w="5112"/>
+          </w:tcPr>
+          <w:p>
+            <w:r>
+              <w:t>One error or limit and the next test</w:t>
+            </w:r>
+          </w:p>
+        </w:tc>
+        <w:tc>
+          <w:tcPr>
+            <w:tcW w:type="dxa" w:w="5112"/>
+          </w:tcPr>
+          <w:p>
+            <w:r/>
+          </w:p>
+        </w:tc>
+      </w:tr>
+    </w:tbl>
+    <w:p>
+      <w:pPr>
+        <w:pStyle w:val="Heading3"/>
+      </w:pPr>
+      <w:r>
+        <w:t>Explain what this week adds to your project. Reuse last week’s record rather than starting again.</w:t>
+      </w:r>
+    </w:p>
+    <w:p>
+      <w:r>
+        <w:t>________________________________________________________________</w:t>
+      </w:r>
+    </w:p>
+    <w:p>
+      <w:r>
+        <w:t>________________________________________________________________</w:t>
+      </w:r>
+    </w:p>
+    <w:p>
+      <w:r>
+        <w:t>________________________________________________________________</w:t>
+      </w:r>
+    </w:p>
+    <w:p>
+      <w:r>
+        <w:t>________________________________________________________________</w:t>
+      </w:r>
+    </w:p>
+    <w:p>
+      <w:r>
+        <w:t>________________________________________________________________</w:t>
+      </w:r>
+    </w:p>
     <w:sectPr>
       <w:pgSz w:w="12240" w:h="15840"/>
       <w:pgMar w:top="936" w:right="1008" w:bottom="936" w:left="1008" w:header="720" w:footer="720" w:gutter="0"/>

--- a/downloads/workbook/ai-6-week-13.docx
+++ b/downloads/workbook/ai-6-week-13.docx
@@ -1133,6 +1133,248 @@
         <w:t>________________________________________________________________</w:t>
       </w:r>
     </w:p>
+    <w:p>
+      <w:pPr>
+        <w:pStyle w:val="Heading1"/>
+      </w:pPr>
+      <w:r>
+        <w:t>14. Supported practice and learning evidence</w:t>
+      </w:r>
+    </w:p>
+    <w:p>
+      <w:r>
+        <w:t>Use this supported practice once, in the browser or on paper. Keep the reserved independent assessment for a separate first attempt before teacher feedback.</w:t>
+      </w:r>
+    </w:p>
+    <w:p>
+      <w:r>
+        <w:t>A parcel lookup state machine. An agent may follow idle→querying→checking→complete; complete is terminal.</w:t>
+      </w:r>
+    </w:p>
+    <w:p>
+      <w:pPr>
+        <w:pStyle w:val="Heading3"/>
+      </w:pPr>
+      <w:r>
+        <w:t>Practice 1: explain the deciding evidence</w:t>
+      </w:r>
+    </w:p>
+    <w:p>
+      <w:r>
+        <w:t>Which labelled step matches this detail? Querying→complete skips checking and is invalid.</w:t>
+      </w:r>
+    </w:p>
+    <w:p>
+      <w:r>
+        <w:t>1. Follow A</w:t>
+      </w:r>
+    </w:p>
+    <w:p>
+      <w:r>
+        <w:t>2. Read arrows</w:t>
+      </w:r>
+    </w:p>
+    <w:p>
+      <w:r>
+        <w:t>3. Inspect B</w:t>
+      </w:r>
+    </w:p>
+    <w:p>
+      <w:pPr>
+        <w:pStyle w:val="Heading3"/>
+      </w:pPr>
+      <w:r>
+        <w:t>My selected conclusion, deciding fact and explanation</w:t>
+      </w:r>
+    </w:p>
+    <w:p>
+      <w:r>
+        <w:t>________________________________________________________________</w:t>
+      </w:r>
+    </w:p>
+    <w:p>
+      <w:r>
+        <w:t>________________________________________________________________</w:t>
+      </w:r>
+    </w:p>
+    <w:p>
+      <w:r>
+        <w:t>________________________________________________________________</w:t>
+      </w:r>
+    </w:p>
+    <w:p>
+      <w:r>
+        <w:t>________________________________________________________________</w:t>
+      </w:r>
+    </w:p>
+    <w:p>
+      <w:r>
+        <w:t>________________________________________________________________</w:t>
+      </w:r>
+    </w:p>
+    <w:p>
+      <w:r>
+        <w:t>Hint if needed: Read the steps in the pictorial case. Match the supplied detail to the stage that performs or records it.</w:t>
+      </w:r>
+    </w:p>
+    <w:p>
+      <w:r>
+        <w:t>After your attempt, compare with the supported explanation: Inspect B Querying→complete skips checking and is invalid. A state machine bounds action order. A plausible final state does not establish that the path was valid.</w:t>
+      </w:r>
+    </w:p>
+    <w:p>
+      <w:pPr>
+        <w:pStyle w:val="Heading3"/>
+      </w:pPr>
+      <w:r>
+        <w:t>Practice 2: explain the deciding evidence</w:t>
+      </w:r>
+    </w:p>
+    <w:p>
+      <w:r>
+        <w:t>Changed-case practice: Add checking→querying as a permitted retry. Which conclusion is supported by the supplied facts?</w:t>
+      </w:r>
+    </w:p>
+    <w:p>
+      <w:r>
+        <w:t>1. That retry becomes valid; querying→complete stays forbidden.</w:t>
+      </w:r>
+    </w:p>
+    <w:p>
+      <w:r>
+        <w:t>2. This one example guarantees correct results for every future input.</w:t>
+      </w:r>
+    </w:p>
+    <w:p>
+      <w:r>
+        <w:t>3. We can decide the result without examining the changed input or the procedure.</w:t>
+      </w:r>
+    </w:p>
+    <w:p>
+      <w:pPr>
+        <w:pStyle w:val="Heading3"/>
+      </w:pPr>
+      <w:r>
+        <w:t>My selected conclusion, deciding fact and explanation</w:t>
+      </w:r>
+    </w:p>
+    <w:p>
+      <w:r>
+        <w:t>________________________________________________________________</w:t>
+      </w:r>
+    </w:p>
+    <w:p>
+      <w:r>
+        <w:t>________________________________________________________________</w:t>
+      </w:r>
+    </w:p>
+    <w:p>
+      <w:r>
+        <w:t>________________________________________________________________</w:t>
+      </w:r>
+    </w:p>
+    <w:p>
+      <w:r>
+        <w:t>________________________________________________________________</w:t>
+      </w:r>
+    </w:p>
+    <w:p>
+      <w:r>
+        <w:t>________________________________________________________________</w:t>
+      </w:r>
+    </w:p>
+    <w:p>
+      <w:r>
+        <w:t>Hint if needed: Use the changed condition and the deciding step in the pictorial trace. The answer must say what follows from those facts.</w:t>
+      </w:r>
+    </w:p>
+    <w:p>
+      <w:r>
+        <w:t>After your attempt, compare with the supported explanation: That retry becomes valid; querying→complete stays forbidden. Adding one arrow does not authorise unrelated shortcuts.</w:t>
+      </w:r>
+    </w:p>
+    <w:p>
+      <w:pPr>
+        <w:pStyle w:val="Heading3"/>
+      </w:pPr>
+      <w:r>
+        <w:t>Repair a missing building block</w:t>
+      </w:r>
+    </w:p>
+    <w:p>
+      <w:r>
+        <w:t>Review Logs traces and privacy (ai-6/12). Goal: Explain the mechanism and terminology of logs traces and privacy. Short practice: Identify the purpose of R17, C8 and 240 ms in the trace. Which field is deliberately omitted, and why would logging the whole question violate this design?. Return to this week and explain what you changed.</w:t>
+      </w:r>
+    </w:p>
+    <w:p>
+      <w:r>
+        <w:t>Review Evaluation pipelines (ai-6/10). Goal: Explain the mechanism and terminology of evaluation pipelines. Short practice: Calculate A’s and B’s correct rates on all four cases. Identify their shared failure and explain why removing that case after scoring changes the honesty of the comparison.. Return to this week and explain what you changed.</w:t>
+      </w:r>
+    </w:p>
+    <w:p>
+      <w:r>
+        <w:t>Review Testing pure components (ai-6/7). Goal: Explain the mechanism and terminology of testing pure components. Short practice: Predict the formatter outputs for 7 and 12, including spacing. Why does input 0 need rejection under this contract rather than an ordinary formatted response?. Return to this week and explain what you changed.</w:t>
+      </w:r>
+    </w:p>
+    <w:p>
+      <w:pPr>
+        <w:pStyle w:val="Heading3"/>
+      </w:pPr>
+      <w:r>
+        <w:t>Predict, run and debug</w:t>
+      </w:r>
+    </w:p>
+    <w:p>
+      <w:r>
+        <w:t>The browser lab lets you edit the supported Python examples already included in this lesson. Predict first, run, inspect the actual output or error, change one input, then run again. Keep code, predictions, actual results and a reasoned revision together. On paper, label your result as a trace rather than an execution.</w:t>
+      </w:r>
+    </w:p>
+    <w:p>
+      <w:pPr>
+        <w:pStyle w:val="Heading3"/>
+      </w:pPr>
+      <w:r>
+        <w:t>Keep your completed work</w:t>
+      </w:r>
+    </w:p>
+    <w:p>
+      <w:r>
+        <w:t>Use Download completed work in the hosted lesson to export your answers, reflections, practice feedback and code-run evidence. Open the HTML copy to read or print it. Drafts stay in this browser when storage is available; clear drafts on a shared device.</w:t>
+      </w:r>
+    </w:p>
+    <w:p>
+      <w:pPr>
+        <w:pStyle w:val="Heading3"/>
+      </w:pPr>
+      <w:r>
+        <w:t>What I repaired, the evidence I kept and the next test</w:t>
+      </w:r>
+    </w:p>
+    <w:p>
+      <w:r>
+        <w:t>________________________________________________________________</w:t>
+      </w:r>
+    </w:p>
+    <w:p>
+      <w:r>
+        <w:t>________________________________________________________________</w:t>
+      </w:r>
+    </w:p>
+    <w:p>
+      <w:r>
+        <w:t>________________________________________________________________</w:t>
+      </w:r>
+    </w:p>
+    <w:p>
+      <w:r>
+        <w:t>________________________________________________________________</w:t>
+      </w:r>
+    </w:p>
+    <w:p>
+      <w:r>
+        <w:t>________________________________________________________________</w:t>
+      </w:r>
+    </w:p>
     <w:sectPr>
       <w:pgSz w:w="12240" w:h="15840"/>
       <w:pgMar w:top="936" w:right="1008" w:bottom="936" w:left="1008" w:header="720" w:footer="720" w:gutter="0"/>

--- a/downloads/workbook/ai-6-week-13.docx
+++ b/downloads/workbook/ai-6-week-13.docx
@@ -30,33 +30,45 @@
     </w:p>
     <w:p>
       <w:r>
-        <w:t>Try the recall before opening notes. Then use a different colour or a labelled second line to correct your explanation.</w:t>
+        <w:t>Record your starting explanation for State machines for bounded agents before opening notes. Show any later correction separately.</w:t>
       </w:r>
     </w:p>
     <w:p>
       <w:pPr>
-        <w:pStyle w:val="Heading3"/>
-      </w:pPr>
-      <w:r>
-        <w:t>Logs traces and privacy</w:t>
+        <w:spacing w:line="336" w:lineRule="auto" w:after="180"/>
+      </w:pPr>
+      <w:r>
+        <w:rPr>
+          <w:b w:val="0"/>
+        </w:rPr>
+        <w:t>Try the recall before opening notes. Then use a different colour or a labelled second line to correct your explanation.</w:t>
       </w:r>
     </w:p>
     <w:p>
-      <w:r>
-        <w:t>Without opening the old lesson, explain one key idea from Logs traces and privacy. Give an example and a mistake that the idea helps you avoid.</w:t>
+      <w:pPr>
+        <w:pStyle w:val="Heading3"/>
+      </w:pPr>
+      <w:r>
+        <w:t>Logs traces and privacy</w:t>
       </w:r>
     </w:p>
     <w:p>
       <w:pPr>
-        <w:pStyle w:val="Heading3"/>
-      </w:pPr>
-      <w:r>
-        <w:t>My remembered idea, example and correction</w:t>
+        <w:spacing w:line="336" w:lineRule="auto" w:after="180"/>
+      </w:pPr>
+      <w:r>
+        <w:rPr>
+          <w:b w:val="0"/>
+        </w:rPr>
+        <w:t>Without opening the old lesson, explain one key idea from Logs traces and privacy. Give an example and a mistake that the idea helps you avoid.</w:t>
       </w:r>
     </w:p>
     <w:p>
-      <w:r>
-        <w:t>________________________________________________________________</w:t>
+      <w:pPr>
+        <w:pStyle w:val="Heading3"/>
+      </w:pPr>
+      <w:r>
+        <w:t>My remembered idea, example and correction</w:t>
       </w:r>
     </w:p>
     <w:p>
@@ -70,29 +82,35 @@
       </w:r>
     </w:p>
     <w:p>
-      <w:pPr>
-        <w:pStyle w:val="Heading3"/>
-      </w:pPr>
-      <w:r>
-        <w:t>Evaluation pipelines</w:t>
+      <w:r>
+        <w:t>________________________________________________________________</w:t>
       </w:r>
     </w:p>
     <w:p>
-      <w:r>
-        <w:t>Without opening the old lesson, explain one key idea from Evaluation pipelines. Give an example and a mistake that the idea helps you avoid.</w:t>
+      <w:pPr>
+        <w:pStyle w:val="Heading3"/>
+      </w:pPr>
+      <w:r>
+        <w:t>Evaluation pipelines</w:t>
       </w:r>
     </w:p>
     <w:p>
       <w:pPr>
-        <w:pStyle w:val="Heading3"/>
-      </w:pPr>
-      <w:r>
-        <w:t>My remembered idea, example and correction</w:t>
+        <w:spacing w:line="336" w:lineRule="auto" w:after="180"/>
+      </w:pPr>
+      <w:r>
+        <w:rPr>
+          <w:b w:val="0"/>
+        </w:rPr>
+        <w:t>Without opening the old lesson, explain one key idea from Evaluation pipelines. Give an example and a mistake that the idea helps you avoid.</w:t>
       </w:r>
     </w:p>
     <w:p>
-      <w:r>
-        <w:t>________________________________________________________________</w:t>
+      <w:pPr>
+        <w:pStyle w:val="Heading3"/>
+      </w:pPr>
+      <w:r>
+        <w:t>My remembered idea, example and correction</w:t>
       </w:r>
     </w:p>
     <w:p>
@@ -106,29 +124,35 @@
       </w:r>
     </w:p>
     <w:p>
-      <w:pPr>
-        <w:pStyle w:val="Heading3"/>
-      </w:pPr>
-      <w:r>
-        <w:t>Testing pure components</w:t>
+      <w:r>
+        <w:t>________________________________________________________________</w:t>
       </w:r>
     </w:p>
     <w:p>
-      <w:r>
-        <w:t>Without opening the old lesson, explain one key idea from Testing pure components. Give an example and a mistake that the idea helps you avoid.</w:t>
+      <w:pPr>
+        <w:pStyle w:val="Heading3"/>
+      </w:pPr>
+      <w:r>
+        <w:t>Testing pure components</w:t>
       </w:r>
     </w:p>
     <w:p>
       <w:pPr>
-        <w:pStyle w:val="Heading3"/>
-      </w:pPr>
-      <w:r>
-        <w:t>My remembered idea, example and correction</w:t>
+        <w:spacing w:line="336" w:lineRule="auto" w:after="180"/>
+      </w:pPr>
+      <w:r>
+        <w:rPr>
+          <w:b w:val="0"/>
+        </w:rPr>
+        <w:t>Without opening the old lesson, explain one key idea from Testing pure components. Give an example and a mistake that the idea helps you avoid.</w:t>
       </w:r>
     </w:p>
     <w:p>
-      <w:r>
-        <w:t>________________________________________________________________</w:t>
+      <w:pPr>
+        <w:pStyle w:val="Heading3"/>
+      </w:pPr>
+      <w:r>
+        <w:t>My remembered idea, example and correction</w:t>
       </w:r>
     </w:p>
     <w:p>
@@ -142,16 +166,44 @@
       </w:r>
     </w:p>
     <w:p>
-      <w:pPr>
-        <w:pStyle w:val="Heading1"/>
-      </w:pPr>
-      <w:r>
-        <w:t>02. Practise with fading help</w:t>
+      <w:r>
+        <w:t>________________________________________________________________</w:t>
       </w:r>
     </w:p>
     <w:p>
-      <w:r>
-        <w:t>Use W2: Trace the worked case for State machines for bounded agents. Record the answer once; the lesson and workbook refer to the same attempt.</w:t>
+      <w:pPr>
+        <w:pStyle w:val="Heading1"/>
+      </w:pPr>
+      <w:r>
+        <w:t>02. Practise with fading help</w:t>
+      </w:r>
+    </w:p>
+    <w:p>
+      <w:r>
+        <w:t>Complete the supported State machines for bounded agents trace and record the first step you can explain without help.</w:t>
+      </w:r>
+    </w:p>
+    <w:p>
+      <w:pPr>
+        <w:spacing w:line="336" w:lineRule="auto" w:after="180"/>
+      </w:pPr>
+      <w:r>
+        <w:rPr>
+          <w:b w:val="0"/>
+        </w:rPr>
+        <w:t xml:space="preserve">Use W2: Trace the worked case for </w:t>
+      </w:r>
+      <w:r>
+        <w:rPr>
+          <w:b/>
+        </w:rPr>
+        <w:t>State</w:t>
+      </w:r>
+      <w:r>
+        <w:rPr>
+          <w:b w:val="0"/>
+        </w:rPr>
+        <w:t xml:space="preserve"> machines for bounded agents. Record the answer once; the lesson and workbook refer to the same attempt.</w:t>
       </w:r>
     </w:p>
     <w:tbl>
@@ -279,25 +331,49 @@
     </w:p>
     <w:p>
       <w:r>
-        <w:t>Use the worked case for State machines for bounded agents. Proposed explanation: “The worked result establishes every future case”. Decide whether this explanation is supported. Point to the step or supplied fact that decides; explain your repair if needed.</w:t>
+        <w:t>Check the proposed State machines for bounded agents explanation against the supplied facts before discussing it.</w:t>
       </w:r>
     </w:p>
     <w:p>
       <w:pPr>
-        <w:pStyle w:val="Heading3"/>
-      </w:pPr>
-      <w:r>
-        <w:t>My explanation before partner discussion</w:t>
+        <w:spacing w:line="336" w:lineRule="auto" w:after="180"/>
+      </w:pPr>
+      <w:r>
+        <w:rPr>
+          <w:b w:val="0"/>
+        </w:rPr>
+        <w:t xml:space="preserve">Use the worked case for </w:t>
+      </w:r>
+      <w:r>
+        <w:rPr>
+          <w:b/>
+        </w:rPr>
+        <w:t>State</w:t>
+      </w:r>
+      <w:r>
+        <w:rPr>
+          <w:b w:val="0"/>
+        </w:rPr>
+        <w:t xml:space="preserve"> machines for bounded agents. Proposed explanation: “The worked result establishes every future case”. Decide whether this explanation is supported.</w:t>
       </w:r>
     </w:p>
     <w:p>
-      <w:r>
-        <w:t>________________________________________________________________</w:t>
+      <w:pPr>
+        <w:spacing w:line="336" w:lineRule="auto" w:after="180"/>
+      </w:pPr>
+      <w:r>
+        <w:rPr>
+          <w:b w:val="0"/>
+        </w:rPr>
+        <w:t>Point to the step or supplied fact that decides; explain your repair if needed.</w:t>
       </w:r>
     </w:p>
     <w:p>
-      <w:r>
-        <w:t>________________________________________________________________</w:t>
+      <w:pPr>
+        <w:pStyle w:val="Heading3"/>
+      </w:pPr>
+      <w:r>
+        <w:t>My explanation before partner discussion</w:t>
       </w:r>
     </w:p>
     <w:p>
@@ -311,47 +387,65 @@
       </w:r>
     </w:p>
     <w:p>
-      <w:pPr>
-        <w:pStyle w:val="Heading1"/>
-      </w:pPr>
-      <w:r>
-        <w:t>04. Independent transfer case</w:t>
+      <w:r>
+        <w:t>________________________________________________________________</w:t>
       </w:r>
     </w:p>
     <w:p>
-      <w:pPr>
-        <w:pStyle w:val="Heading3"/>
-      </w:pPr>
-      <w:r>
-        <w:t>Independent case: Changed independent case</w:t>
+      <w:r>
+        <w:t>________________________________________________________________</w:t>
       </w:r>
     </w:p>
     <w:p>
-      <w:r>
-        <w:t>Only these transitions are allowed: ready→looking_up→review→done. Done is terminal. Evaluate ready→review→done and ready→looking_up→review→done.</w:t>
+      <w:pPr>
+        <w:pStyle w:val="Heading1"/>
+      </w:pPr>
+      <w:r>
+        <w:t>04. Independent transfer case</w:t>
       </w:r>
     </w:p>
     <w:p>
-      <w:pPr>
-        <w:pStyle w:val="Heading3"/>
-      </w:pPr>
-      <w:r>
-        <w:t>My independent explanation, trace and limits</w:t>
+      <w:r>
+        <w:t>Write one first attempt at the reserved independent case before feedback. Repeated copies of that case refer to the same recorded attempt.</w:t>
       </w:r>
     </w:p>
     <w:p>
-      <w:r>
-        <w:t>________________________________________________________________</w:t>
+      <w:pPr>
+        <w:pStyle w:val="Heading3"/>
+      </w:pPr>
+      <w:r>
+        <w:t>Independent case: Changed independent case</w:t>
       </w:r>
     </w:p>
     <w:p>
-      <w:r>
-        <w:t>________________________________________________________________</w:t>
+      <w:pPr>
+        <w:spacing w:line="336" w:lineRule="auto" w:after="180"/>
+      </w:pPr>
+      <w:r>
+        <w:rPr>
+          <w:b w:val="0"/>
+        </w:rPr>
+        <w:t xml:space="preserve">Only these </w:t>
+      </w:r>
+      <w:r>
+        <w:rPr>
+          <w:b/>
+        </w:rPr>
+        <w:t>transition</w:t>
+      </w:r>
+      <w:r>
+        <w:rPr>
+          <w:b w:val="0"/>
+        </w:rPr>
+        <w:t>s are allowed: ready→looking_up→review→done. Done is terminal. Evaluate ready→review→done and ready→looking_up→review→done.</w:t>
       </w:r>
     </w:p>
     <w:p>
-      <w:r>
-        <w:t>________________________________________________________________</w:t>
+      <w:pPr>
+        <w:pStyle w:val="Heading3"/>
+      </w:pPr>
+      <w:r>
+        <w:t>My independent explanation, trace and limits</w:t>
       </w:r>
     </w:p>
     <w:p>
@@ -376,48 +470,96 @@
     </w:p>
     <w:p>
       <w:r>
-        <w:t>Attempt this case before feedback. Record any help. Earlier examples below are further practice; a case already practised with feedback cannot establish fresh transfer.</w:t>
+        <w:t>________________________________________________________________</w:t>
       </w:r>
     </w:p>
     <w:p>
-      <w:pPr>
-        <w:pStyle w:val="Heading1"/>
-      </w:pPr>
-      <w:r>
-        <w:t>05. W1 Explain the mechanism</w:t>
+      <w:r>
+        <w:t>________________________________________________________________</w:t>
       </w:r>
     </w:p>
     <w:p>
       <w:r>
-        <w:t>Explain the weekly mechanism in your own words. Use the worked scenario to name its input, decision rule and output.</w:t>
+        <w:t>________________________________________________________________</w:t>
       </w:r>
     </w:p>
     <w:p>
       <w:pPr>
-        <w:pStyle w:val="Heading3"/>
-      </w:pPr>
-      <w:r>
-        <w:t>My reasoning and evidence</w:t>
+        <w:spacing w:line="336" w:lineRule="auto" w:after="180"/>
+      </w:pPr>
+      <w:r>
+        <w:rPr>
+          <w:b w:val="0"/>
+        </w:rPr>
+        <w:t>Attempt this case before feedback. Record any help. Earlier examples below are further practice; a case already practised with feedback cannot establish fresh transfer.</w:t>
       </w:r>
     </w:p>
     <w:p>
-      <w:r>
-        <w:t>________________________________________________________________</w:t>
+      <w:pPr>
+        <w:pStyle w:val="Heading1"/>
+      </w:pPr>
+      <w:r>
+        <w:t>05. W1 Explain the mechanism</w:t>
       </w:r>
     </w:p>
     <w:p>
       <w:r>
-        <w:t>________________________________________________________________</w:t>
+        <w:t>Explain the mechanism. Apply the supplied State machines for bounded agents facts and keep your reasoning.</w:t>
       </w:r>
     </w:p>
     <w:p>
-      <w:r>
-        <w:t>________________________________________________________________</w:t>
+      <w:pPr>
+        <w:spacing w:line="336" w:lineRule="auto" w:after="180"/>
+      </w:pPr>
+      <w:r>
+        <w:rPr>
+          <w:b w:val="0"/>
+        </w:rPr>
+        <w:t xml:space="preserve">Explain the weekly </w:t>
+      </w:r>
+      <w:r>
+        <w:rPr>
+          <w:b/>
+        </w:rPr>
+        <w:t>mechanism</w:t>
+      </w:r>
+      <w:r>
+        <w:rPr>
+          <w:b w:val="0"/>
+        </w:rPr>
+        <w:t xml:space="preserve"> in your own words. Use the worked scenario to name its </w:t>
+      </w:r>
+      <w:r>
+        <w:rPr>
+          <w:b/>
+        </w:rPr>
+        <w:t>input</w:t>
+      </w:r>
+      <w:r>
+        <w:rPr>
+          <w:b w:val="0"/>
+        </w:rPr>
+        <w:t xml:space="preserve">, decision rule and </w:t>
+      </w:r>
+      <w:r>
+        <w:rPr>
+          <w:b/>
+        </w:rPr>
+        <w:t>output</w:t>
+      </w:r>
+      <w:r>
+        <w:rPr>
+          <w:b w:val="0"/>
+        </w:rPr>
+        <w:t>.</w:t>
       </w:r>
     </w:p>
     <w:p>
-      <w:r>
-        <w:t>________________________________________________________________</w:t>
+      <w:pPr>
+        <w:pStyle w:val="Heading3"/>
+      </w:pPr>
+      <w:r>
+        <w:t>My reasoning and evidence</w:t>
       </w:r>
     </w:p>
     <w:p>
@@ -431,24 +573,18 @@
       </w:r>
     </w:p>
     <w:p>
-      <w:pPr>
-        <w:pStyle w:val="Heading1"/>
-      </w:pPr>
-      <w:r>
-        <w:t>06. W2 Trace the worked case</w:t>
+      <w:r>
+        <w:t>________________________________________________________________</w:t>
       </w:r>
     </w:p>
     <w:p>
       <w:r>
-        <w:t>Trace ready -&gt; looking_up -&gt; review -&gt; looking_up -&gt; done. Show the intermediate steps and give the conclusion with its scope.</w:t>
+        <w:t>________________________________________________________________</w:t>
       </w:r>
     </w:p>
     <w:p>
-      <w:pPr>
-        <w:pStyle w:val="Heading3"/>
-      </w:pPr>
-      <w:r>
-        <w:t>My reasoning and evidence</w:t>
+      <w:r>
+        <w:t>________________________________________________________________</w:t>
       </w:r>
     </w:p>
     <w:p>
@@ -457,23 +593,35 @@
       </w:r>
     </w:p>
     <w:p>
-      <w:r>
-        <w:t>________________________________________________________________</w:t>
+      <w:pPr>
+        <w:pStyle w:val="Heading1"/>
+      </w:pPr>
+      <w:r>
+        <w:t>06. W2 Trace the worked case</w:t>
       </w:r>
     </w:p>
     <w:p>
       <w:r>
-        <w:t>________________________________________________________________</w:t>
+        <w:t>Trace the worked case. Apply the supplied State machines for bounded agents facts and keep your reasoning.</w:t>
       </w:r>
     </w:p>
     <w:p>
-      <w:r>
-        <w:t>________________________________________________________________</w:t>
+      <w:pPr>
+        <w:spacing w:line="336" w:lineRule="auto" w:after="180"/>
+      </w:pPr>
+      <w:r>
+        <w:rPr>
+          <w:b w:val="0"/>
+        </w:rPr>
+        <w:t>Trace ready -&gt; looking_up -&gt; review -&gt; looking_up -&gt; done. Show the intermediate steps and give the conclusion with its scope.</w:t>
       </w:r>
     </w:p>
     <w:p>
-      <w:r>
-        <w:t>________________________________________________________________</w:t>
+      <w:pPr>
+        <w:pStyle w:val="Heading3"/>
+      </w:pPr>
+      <w:r>
+        <w:t>My reasoning and evidence</w:t>
       </w:r>
     </w:p>
     <w:p>
@@ -487,24 +635,18 @@
       </w:r>
     </w:p>
     <w:p>
-      <w:pPr>
-        <w:pStyle w:val="Heading1"/>
-      </w:pPr>
-      <w:r>
-        <w:t>07. W3 Audit the limit</w:t>
+      <w:r>
+        <w:t>________________________________________________________________</w:t>
       </w:r>
     </w:p>
     <w:p>
       <w:r>
-        <w:t>A report omits this qualification: An action budget and a transition policy are separate checks; satisfying one does not guarantee the other. Explain how omitting it could change a reader's interpretation, and write an accurate replacement.</w:t>
+        <w:t>________________________________________________________________</w:t>
       </w:r>
     </w:p>
     <w:p>
-      <w:pPr>
-        <w:pStyle w:val="Heading3"/>
-      </w:pPr>
-      <w:r>
-        <w:t>My reasoning and evidence</w:t>
+      <w:r>
+        <w:t>________________________________________________________________</w:t>
       </w:r>
     </w:p>
     <w:p>
@@ -518,44 +660,68 @@
       </w:r>
     </w:p>
     <w:p>
-      <w:r>
-        <w:t>________________________________________________________________</w:t>
+      <w:pPr>
+        <w:pStyle w:val="Heading1"/>
+      </w:pPr>
+      <w:r>
+        <w:t>07. W3 Audit the limit</w:t>
       </w:r>
     </w:p>
     <w:p>
       <w:r>
-        <w:t>________________________________________________________________</w:t>
+        <w:t>Audit the limit. Apply the supplied State machines for bounded agents facts and keep your reasoning.</w:t>
       </w:r>
     </w:p>
     <w:p>
-      <w:r>
-        <w:t>________________________________________________________________</w:t>
+      <w:pPr>
+        <w:spacing w:line="336" w:lineRule="auto" w:after="180"/>
+      </w:pPr>
+      <w:r>
+        <w:rPr>
+          <w:b w:val="0"/>
+        </w:rPr>
+        <w:t xml:space="preserve">A report omits this qualification: An action budget and a </w:t>
+      </w:r>
+      <w:r>
+        <w:rPr>
+          <w:b/>
+        </w:rPr>
+        <w:t>transition</w:t>
+      </w:r>
+      <w:r>
+        <w:rPr>
+          <w:b w:val="0"/>
+        </w:rPr>
+        <w:t xml:space="preserve"> policy are separate checks; satisfying one does not guarantee the other.</w:t>
       </w:r>
     </w:p>
     <w:p>
-      <w:r>
-        <w:t>________________________________________________________________</w:t>
+      <w:pPr>
+        <w:spacing w:line="336" w:lineRule="auto" w:after="180"/>
+      </w:pPr>
+      <w:r>
+        <w:rPr>
+          <w:b w:val="0"/>
+        </w:rPr>
+        <w:t>Explain how omitting it could change a reader's interpretation, and write an accurate replacement.</w:t>
       </w:r>
     </w:p>
     <w:p>
       <w:pPr>
-        <w:pStyle w:val="Heading1"/>
-      </w:pPr>
-      <w:r>
-        <w:t>08. W4 Apply a new case independently</w:t>
+        <w:pStyle w:val="Heading3"/>
+      </w:pPr>
+      <w:r>
+        <w:t>My reasoning and evidence</w:t>
       </w:r>
     </w:p>
     <w:p>
       <w:r>
-        <w:t>Trace ready -&gt; looking_up -&gt; review -&gt; done -&gt; looking_up. Find first invalid transition.</w:t>
+        <w:t>________________________________________________________________</w:t>
       </w:r>
     </w:p>
     <w:p>
-      <w:pPr>
-        <w:pStyle w:val="Heading3"/>
-      </w:pPr>
-      <w:r>
-        <w:t>My reasoning and evidence</w:t>
+      <w:r>
+        <w:t>________________________________________________________________</w:t>
       </w:r>
     </w:p>
     <w:p>
@@ -579,44 +745,62 @@
       </w:r>
     </w:p>
     <w:p>
-      <w:r>
-        <w:t>________________________________________________________________</w:t>
+      <w:pPr>
+        <w:pStyle w:val="Heading1"/>
+      </w:pPr>
+      <w:r>
+        <w:t>08. W4 Apply a new case independently</w:t>
       </w:r>
     </w:p>
     <w:p>
       <w:r>
-        <w:t>________________________________________________________________</w:t>
+        <w:t>Attempt before feedback. If this repeats the selected independent case, reuse that first attempt; otherwise keep a separate record. Apply a new case independently. Apply the supplied State machines for bounded agents facts and keep your reasoning.</w:t>
       </w:r>
     </w:p>
     <w:p>
-      <w:r>
-        <w:t>________________________________________________________________</w:t>
+      <w:pPr>
+        <w:spacing w:line="336" w:lineRule="auto" w:after="180"/>
+      </w:pPr>
+      <w:r>
+        <w:rPr>
+          <w:b w:val="0"/>
+        </w:rPr>
+        <w:t xml:space="preserve">Trace ready -&gt; looking_up -&gt; review -&gt; done -&gt; looking_up. Find first invalid </w:t>
+      </w:r>
+      <w:r>
+        <w:rPr>
+          <w:b/>
+        </w:rPr>
+        <w:t>transition</w:t>
+      </w:r>
+      <w:r>
+        <w:rPr>
+          <w:b w:val="0"/>
+        </w:rPr>
+        <w:t>.</w:t>
       </w:r>
     </w:p>
     <w:p>
-      <w:r>
-        <w:t>________________________________________________________________</w:t>
+      <w:pPr>
+        <w:pStyle w:val="Heading3"/>
+      </w:pPr>
+      <w:r>
+        <w:t>My reasoning and evidence</w:t>
       </w:r>
     </w:p>
     <w:p>
-      <w:pPr>
-        <w:pStyle w:val="Heading1"/>
-      </w:pPr>
-      <w:r>
-        <w:t>09. W5 Design a revealing follow-up</w:t>
+      <w:r>
+        <w:t>________________________________________________________________</w:t>
       </w:r>
     </w:p>
     <w:p>
       <w:r>
-        <w:t>For the worked scenario, propose one additional case that could reveal a failure, describe its expected outcome before running it, and explain what would need to remain fixed for a fair comparison. Do not reuse W4 as a new final test after receiving feedback.</w:t>
+        <w:t>________________________________________________________________</w:t>
       </w:r>
     </w:p>
     <w:p>
-      <w:pPr>
-        <w:pStyle w:val="Heading3"/>
-      </w:pPr>
-      <w:r>
-        <w:t>My reasoning and evidence</w:t>
+      <w:r>
+        <w:t>________________________________________________________________</w:t>
       </w:r>
     </w:p>
     <w:p>
@@ -645,26 +829,38 @@
       </w:r>
     </w:p>
     <w:p>
-      <w:r>
-        <w:t>________________________________________________________________</w:t>
+      <w:pPr>
+        <w:pStyle w:val="Heading1"/>
+      </w:pPr>
+      <w:r>
+        <w:t>09. W5 Design a revealing follow-up</w:t>
       </w:r>
     </w:p>
     <w:p>
       <w:r>
-        <w:t>________________________________________________________________</w:t>
+        <w:t>Design a revealing follow-up. Apply the supplied State machines for bounded agents facts and keep your reasoning.</w:t>
       </w:r>
     </w:p>
     <w:p>
       <w:pPr>
-        <w:pStyle w:val="Heading1"/>
-      </w:pPr>
-      <w:r>
-        <w:t>10. Project checkpoint and reflection</w:t>
+        <w:spacing w:line="336" w:lineRule="auto" w:after="180"/>
+      </w:pPr>
+      <w:r>
+        <w:rPr>
+          <w:b w:val="0"/>
+        </w:rPr>
+        <w:t>For the worked scenario, propose one additional case that could reveal a failure, describe its expected outcome before running it, and explain what would need to remain fixed for a fair comparison.</w:t>
       </w:r>
     </w:p>
     <w:p>
-      <w:r>
-        <w:t>Add a labelled state machines for bounded agents evidence sheet to Grounded Learning Service. Show how you can explain the mechanism and terminology of state machines for bounded agents. Use the supplied fictional case and keep its inputs, intermediate steps, calculation or prediction, and limitation. Connect this record to last week’s record; a matching answer without a trace is insufficient.</w:t>
+      <w:pPr>
+        <w:spacing w:line="336" w:lineRule="auto" w:after="180"/>
+      </w:pPr>
+      <w:r>
+        <w:rPr>
+          <w:b w:val="0"/>
+        </w:rPr>
+        <w:t>Do not reuse W4 as a new final test after receiving feedback.</w:t>
       </w:r>
     </w:p>
     <w:p>
@@ -672,7 +868,7 @@
         <w:pStyle w:val="Heading3"/>
       </w:pPr>
       <w:r>
-        <w:t>My project change, supporting evidence and remaining limit</w:t>
+        <w:t>My reasoning and evidence</w:t>
       </w:r>
     </w:p>
     <w:p>
@@ -706,11 +902,166 @@
       </w:r>
     </w:p>
     <w:p>
+      <w:r>
+        <w:t>________________________________________________________________</w:t>
+      </w:r>
+    </w:p>
+    <w:p>
       <w:pPr>
         <w:pStyle w:val="Heading1"/>
       </w:pPr>
       <w:r>
+        <w:t>10. Project checkpoint and reflection</w:t>
+      </w:r>
+    </w:p>
+    <w:p>
+      <w:r>
+        <w:t>Connect State machines for bounded agents to Grounded Learning Service, identify a limit and choose the next useful test.</w:t>
+      </w:r>
+    </w:p>
+    <w:p>
+      <w:pPr>
+        <w:spacing w:line="336" w:lineRule="auto" w:after="180"/>
+      </w:pPr>
+      <w:r>
+        <w:rPr>
+          <w:b w:val="0"/>
+        </w:rPr>
+        <w:t xml:space="preserve">Add a labelled </w:t>
+      </w:r>
+      <w:r>
+        <w:rPr>
+          <w:b/>
+        </w:rPr>
+        <w:t>state</w:t>
+      </w:r>
+      <w:r>
+        <w:rPr>
+          <w:b w:val="0"/>
+        </w:rPr>
+        <w:t xml:space="preserve"> machines for bounded agents </w:t>
+      </w:r>
+      <w:r>
+        <w:rPr>
+          <w:b/>
+        </w:rPr>
+        <w:t>evidence</w:t>
+      </w:r>
+      <w:r>
+        <w:rPr>
+          <w:b w:val="0"/>
+        </w:rPr>
+        <w:t xml:space="preserve"> sheet to Grounded Learning Service. Show how you can explain the </w:t>
+      </w:r>
+      <w:r>
+        <w:rPr>
+          <w:b/>
+        </w:rPr>
+        <w:t>mechanism</w:t>
+      </w:r>
+      <w:r>
+        <w:rPr>
+          <w:b w:val="0"/>
+        </w:rPr>
+        <w:t xml:space="preserve"> and terminology of </w:t>
+      </w:r>
+      <w:r>
+        <w:rPr>
+          <w:b/>
+        </w:rPr>
+        <w:t>state</w:t>
+      </w:r>
+      <w:r>
+        <w:rPr>
+          <w:b w:val="0"/>
+        </w:rPr>
+        <w:t xml:space="preserve"> machines for bounded agents.</w:t>
+      </w:r>
+    </w:p>
+    <w:p>
+      <w:pPr>
+        <w:spacing w:line="336" w:lineRule="auto" w:after="180"/>
+      </w:pPr>
+      <w:r>
+        <w:rPr>
+          <w:b w:val="0"/>
+        </w:rPr>
+        <w:t xml:space="preserve">Use the supplied fictional case and keep its </w:t>
+      </w:r>
+      <w:r>
+        <w:rPr>
+          <w:b/>
+        </w:rPr>
+        <w:t>input</w:t>
+      </w:r>
+      <w:r>
+        <w:rPr>
+          <w:b w:val="0"/>
+        </w:rPr>
+        <w:t xml:space="preserve">s, intermediate steps, calculation or </w:t>
+      </w:r>
+      <w:r>
+        <w:rPr>
+          <w:b/>
+        </w:rPr>
+        <w:t>prediction</w:t>
+      </w:r>
+      <w:r>
+        <w:rPr>
+          <w:b w:val="0"/>
+        </w:rPr>
+        <w:t>, and limitation. Connect this record to last week’s record; a matching answer without a trace is insufficient.</w:t>
+      </w:r>
+    </w:p>
+    <w:p>
+      <w:pPr>
+        <w:pStyle w:val="Heading3"/>
+      </w:pPr>
+      <w:r>
+        <w:t>My project change, supporting evidence and remaining limit</w:t>
+      </w:r>
+    </w:p>
+    <w:p>
+      <w:r>
+        <w:t>________________________________________________________________</w:t>
+      </w:r>
+    </w:p>
+    <w:p>
+      <w:r>
+        <w:t>________________________________________________________________</w:t>
+      </w:r>
+    </w:p>
+    <w:p>
+      <w:r>
+        <w:t>________________________________________________________________</w:t>
+      </w:r>
+    </w:p>
+    <w:p>
+      <w:r>
+        <w:t>________________________________________________________________</w:t>
+      </w:r>
+    </w:p>
+    <w:p>
+      <w:r>
+        <w:t>________________________________________________________________</w:t>
+      </w:r>
+    </w:p>
+    <w:p>
+      <w:r>
+        <w:t>________________________________________________________________</w:t>
+      </w:r>
+    </w:p>
+    <w:p>
+      <w:pPr>
+        <w:pStyle w:val="Heading1"/>
+      </w:pPr>
+      <w:r>
         <w:t>11. Feedback, return check and learning record</w:t>
+      </w:r>
+    </w:p>
+    <w:p>
+      <w:r>
+        <w:t>Record the first repaired step and a different case to revisit after a delay.</w:t>
       </w:r>
     </w:p>
     <w:tbl>
@@ -850,7 +1201,13 @@
       </w:tr>
     </w:tbl>
     <w:p>
-      <w:r>
+      <w:pPr>
+        <w:spacing w:line="336" w:lineRule="auto" w:after="180"/>
+      </w:pPr>
+      <w:r>
+        <w:rPr>
+          <w:b w:val="0"/>
+        </w:rPr>
         <w:t>Revisit this idea with your teacher after a delay. Familiarity is different from explaining and using it on a changed case.</w:t>
       </w:r>
     </w:p>
@@ -864,12 +1221,65 @@
     </w:p>
     <w:p>
       <w:r>
-        <w:t>A parcel lookup state machine. An agent may follow idle→querying→checking→complete; complete is terminal.</w:t>
+        <w:t>A parcel lookup state machine. An agent may follow idle→querying→checking→complete; complete is terminal. Explain the labelled step before checking the changed condition.</w:t>
       </w:r>
     </w:p>
     <w:p>
-      <w:r>
-        <w:t>A follows all four states. B follows idle→querying→complete. No other transitions are declared.</w:t>
+      <w:pPr>
+        <w:spacing w:line="336" w:lineRule="auto" w:after="180"/>
+      </w:pPr>
+      <w:r>
+        <w:rPr>
+          <w:b w:val="0"/>
+        </w:rPr>
+        <w:t xml:space="preserve">A parcel lookup </w:t>
+      </w:r>
+      <w:r>
+        <w:rPr>
+          <w:b/>
+        </w:rPr>
+        <w:t>state</w:t>
+      </w:r>
+      <w:r>
+        <w:rPr>
+          <w:b w:val="0"/>
+        </w:rPr>
+        <w:t xml:space="preserve"> machine. An agent may follow idle→querying→checking→complete; complete is terminal.</w:t>
+      </w:r>
+    </w:p>
+    <w:p>
+      <w:pPr>
+        <w:spacing w:line="336" w:lineRule="auto" w:after="180"/>
+      </w:pPr>
+      <w:r>
+        <w:rPr>
+          <w:b w:val="0"/>
+        </w:rPr>
+        <w:t xml:space="preserve">A follows all four </w:t>
+      </w:r>
+      <w:r>
+        <w:rPr>
+          <w:b/>
+        </w:rPr>
+        <w:t>state</w:t>
+      </w:r>
+      <w:r>
+        <w:rPr>
+          <w:b w:val="0"/>
+        </w:rPr>
+        <w:t xml:space="preserve">s. B follows idle→querying→complete. No other </w:t>
+      </w:r>
+      <w:r>
+        <w:rPr>
+          <w:b/>
+        </w:rPr>
+        <w:t>transition</w:t>
+      </w:r>
+      <w:r>
+        <w:rPr>
+          <w:b w:val="0"/>
+        </w:rPr>
+        <w:t>s are declared.</w:t>
       </w:r>
     </w:p>
     <w:p>
@@ -909,8 +1319,38 @@
       </w:r>
     </w:p>
     <w:p>
-      <w:r>
-        <w:t>Trace A and B through the state diagram. Name B’s forbidden transition and explain whether adding checking→querying permits that shortcut.</w:t>
+      <w:pPr>
+        <w:spacing w:line="336" w:lineRule="auto" w:after="180"/>
+      </w:pPr>
+      <w:r>
+        <w:rPr>
+          <w:b w:val="0"/>
+        </w:rPr>
+        <w:t xml:space="preserve">Trace A and B through the </w:t>
+      </w:r>
+      <w:r>
+        <w:rPr>
+          <w:b/>
+        </w:rPr>
+        <w:t>state</w:t>
+      </w:r>
+      <w:r>
+        <w:rPr>
+          <w:b w:val="0"/>
+        </w:rPr>
+        <w:t xml:space="preserve"> diagram. Name B’s forbidden </w:t>
+      </w:r>
+      <w:r>
+        <w:rPr>
+          <w:b/>
+        </w:rPr>
+        <w:t>transition</w:t>
+      </w:r>
+      <w:r>
+        <w:rPr>
+          <w:b w:val="0"/>
+        </w:rPr>
+        <w:t xml:space="preserve"> and explain whether adding checking→querying permits that shortcut.</w:t>
       </w:r>
     </w:p>
     <w:p>
@@ -952,36 +1392,116 @@
       </w:r>
     </w:p>
     <w:p>
-      <w:r>
-        <w:t>Support used: alone / hint / worked example. This record is practice evidence.</w:t>
+      <w:pPr>
+        <w:pStyle w:val="Heading3"/>
+      </w:pPr>
+      <w:r>
+        <w:t>Record the help used</w:t>
       </w:r>
     </w:p>
     <w:p>
-      <w:r>
-        <w:t>Project connection: For the Grounded Learning Service, retain an annotated trace and the changed-case result. Name the contract or evidence that makes the deciding step valid, so another team can review it.</w:t>
+      <w:pPr>
+        <w:spacing w:line="336" w:lineRule="auto" w:after="180"/>
+        <w:shd w:fill="F1F6F8"/>
+      </w:pPr>
+      <w:r>
+        <w:rPr>
+          <w:b w:val="0"/>
+        </w:rPr>
+        <w:t xml:space="preserve">Support used: alone / hint / worked example. This record is practice </w:t>
+      </w:r>
+      <w:r>
+        <w:rPr>
+          <w:b/>
+        </w:rPr>
+        <w:t>evidence</w:t>
+      </w:r>
+      <w:r>
+        <w:rPr>
+          <w:b w:val="0"/>
+        </w:rPr>
+        <w:t>.</w:t>
       </w:r>
     </w:p>
     <w:p>
       <w:pPr>
-        <w:pStyle w:val="Heading1"/>
-      </w:pPr>
-      <w:r>
-        <w:t>13. Project portfolio milestone</w:t>
+        <w:spacing w:line="336" w:lineRule="auto" w:after="180"/>
+      </w:pPr>
+      <w:r>
+        <w:rPr>
+          <w:b w:val="0"/>
+        </w:rPr>
+        <w:t xml:space="preserve">Project connection: For the Grounded Learning Service, retain an annotated trace and the changed-case result. Name the contract or </w:t>
+      </w:r>
+      <w:r>
+        <w:rPr>
+          <w:b/>
+        </w:rPr>
+        <w:t>evidence</w:t>
+      </w:r>
+      <w:r>
+        <w:rPr>
+          <w:b w:val="0"/>
+        </w:rPr>
+        <w:t xml:space="preserve"> that makes the deciding step valid, so another team can review it.</w:t>
       </w:r>
     </w:p>
     <w:p>
-      <w:r>
-        <w:t>Project: Grounded Learning Service</w:t>
+      <w:pPr>
+        <w:pStyle w:val="Heading1"/>
+      </w:pPr>
+      <w:r>
+        <w:t>13. Project portfolio milestone</w:t>
       </w:r>
     </w:p>
     <w:p>
       <w:r>
-        <w:t>Current milestone: Test changed cases. Keep normal, boundary and failure cases; compare expected and observed results.</w:t>
+        <w:t>Keep this week’s input, deciding step, result and limit together in the Grounded Learning Service record.</w:t>
       </w:r>
     </w:p>
     <w:p>
-      <w:r>
-        <w:t>For the Grounded Learning Service, retain an annotated trace and the changed-case result. Name the contract or evidence that makes the deciding step valid, so another team can review it.</w:t>
+      <w:pPr>
+        <w:spacing w:line="336" w:lineRule="auto" w:after="180"/>
+      </w:pPr>
+      <w:r>
+        <w:rPr>
+          <w:b w:val="0"/>
+        </w:rPr>
+        <w:t>Project: Grounded Learning Service</w:t>
+      </w:r>
+    </w:p>
+    <w:p>
+      <w:pPr>
+        <w:spacing w:line="336" w:lineRule="auto" w:after="180"/>
+      </w:pPr>
+      <w:r>
+        <w:rPr>
+          <w:b w:val="0"/>
+        </w:rPr>
+        <w:t>Current milestone: Test changed cases. Keep normal, boundary and failure cases; compare expected and observed results.</w:t>
+      </w:r>
+    </w:p>
+    <w:p>
+      <w:pPr>
+        <w:spacing w:line="336" w:lineRule="auto" w:after="180"/>
+      </w:pPr>
+      <w:r>
+        <w:rPr>
+          <w:b w:val="0"/>
+        </w:rPr>
+        <w:t xml:space="preserve">For the Grounded Learning Service, retain an annotated trace and the changed-case result. Name the contract or </w:t>
+      </w:r>
+      <w:r>
+        <w:rPr>
+          <w:b/>
+        </w:rPr>
+        <w:t>evidence</w:t>
+      </w:r>
+      <w:r>
+        <w:rPr>
+          <w:b w:val="0"/>
+        </w:rPr>
+        <w:t xml:space="preserve"> that makes the deciding step valid, so another team can review it.</w:t>
       </w:r>
     </w:p>
     <w:tbl>
@@ -1143,53 +1663,104 @@
     </w:p>
     <w:p>
       <w:r>
-        <w:t>Use this supported practice once, in the browser or on paper. Keep the reserved independent assessment for a separate first attempt before teacher feedback.</w:t>
+        <w:t>Try the supported questions before comparing with hints and feedback. Record what you repaired and the evidence you retained.</w:t>
       </w:r>
     </w:p>
     <w:p>
-      <w:r>
-        <w:t>A parcel lookup state machine. An agent may follow idle→querying→checking→complete; complete is terminal.</w:t>
+      <w:pPr>
+        <w:spacing w:line="336" w:lineRule="auto" w:after="180"/>
+      </w:pPr>
+      <w:r>
+        <w:rPr>
+          <w:b w:val="0"/>
+        </w:rPr>
+        <w:t>Use this supported practice once, in the browser or on paper. Keep the reserved independent assessment for a separate first attempt before teacher feedback.</w:t>
       </w:r>
     </w:p>
     <w:p>
       <w:pPr>
-        <w:pStyle w:val="Heading3"/>
-      </w:pPr>
-      <w:r>
-        <w:t>Practice 1: explain the deciding evidence</w:t>
+        <w:spacing w:line="336" w:lineRule="auto" w:after="180"/>
+      </w:pPr>
+      <w:r>
+        <w:rPr>
+          <w:b w:val="0"/>
+        </w:rPr>
+        <w:t xml:space="preserve">A parcel lookup </w:t>
+      </w:r>
+      <w:r>
+        <w:rPr>
+          <w:b/>
+        </w:rPr>
+        <w:t>state</w:t>
+      </w:r>
+      <w:r>
+        <w:rPr>
+          <w:b w:val="0"/>
+        </w:rPr>
+        <w:t xml:space="preserve"> machine. An agent may follow idle→querying→checking→complete; complete is terminal.</w:t>
       </w:r>
     </w:p>
     <w:p>
-      <w:r>
-        <w:t>Which labelled step matches this detail? Querying→complete skips checking and is invalid.</w:t>
+      <w:pPr>
+        <w:pStyle w:val="Heading3"/>
+      </w:pPr>
+      <w:r>
+        <w:t>Practice 1: explain the deciding evidence</w:t>
       </w:r>
     </w:p>
     <w:p>
-      <w:r>
-        <w:t>1. Follow A</w:t>
+      <w:pPr>
+        <w:spacing w:line="336" w:lineRule="auto" w:after="180"/>
+      </w:pPr>
+      <w:r>
+        <w:rPr>
+          <w:b w:val="0"/>
+        </w:rPr>
+        <w:t>Which labelled step matches this detail? Querying→complete skips checking and is invalid.</w:t>
       </w:r>
     </w:p>
     <w:p>
-      <w:r>
-        <w:t>2. Read arrows</w:t>
+      <w:pPr>
+        <w:spacing w:line="336" w:lineRule="auto" w:after="180"/>
+        <w:shd w:fill="F4F9FC"/>
+      </w:pPr>
+      <w:r>
+        <w:rPr>
+          <w:b w:val="0"/>
+        </w:rPr>
+        <w:t>1. Follow A</w:t>
       </w:r>
     </w:p>
     <w:p>
-      <w:r>
-        <w:t>3. Inspect B</w:t>
+      <w:pPr>
+        <w:spacing w:line="336" w:lineRule="auto" w:after="180"/>
+        <w:shd w:fill="F4F9FC"/>
+      </w:pPr>
+      <w:r>
+        <w:rPr>
+          <w:b w:val="0"/>
+        </w:rPr>
+        <w:t>2. Read arrows</w:t>
       </w:r>
     </w:p>
     <w:p>
       <w:pPr>
-        <w:pStyle w:val="Heading3"/>
-      </w:pPr>
-      <w:r>
-        <w:t>My selected conclusion, deciding fact and explanation</w:t>
+        <w:spacing w:line="336" w:lineRule="auto" w:after="180"/>
+        <w:shd w:fill="F4F9FC"/>
+      </w:pPr>
+      <w:r>
+        <w:rPr>
+          <w:b w:val="0"/>
+        </w:rPr>
+        <w:t>3. Inspect B</w:t>
       </w:r>
     </w:p>
     <w:p>
-      <w:r>
-        <w:t>________________________________________________________________</w:t>
+      <w:pPr>
+        <w:pStyle w:val="Heading3"/>
+      </w:pPr>
+      <w:r>
+        <w:t>My selected conclusion, deciding fact and explanation</w:t>
       </w:r>
     </w:p>
     <w:p>
@@ -1214,68 +1785,167 @@
     </w:p>
     <w:p>
       <w:r>
-        <w:t>Hint if needed: Read the steps in the pictorial case. Match the supplied detail to the stage that performs or records it.</w:t>
+        <w:t>________________________________________________________________</w:t>
       </w:r>
     </w:p>
     <w:p>
-      <w:r>
-        <w:t>After your attempt, compare with the supported explanation: Inspect B Querying→complete skips checking and is invalid. A state machine bounds action order. A plausible final state does not establish that the path was valid.</w:t>
+      <w:pPr>
+        <w:pStyle w:val="Heading3"/>
+      </w:pPr>
+      <w:r>
+        <w:t>Hint · try first</w:t>
       </w:r>
     </w:p>
     <w:p>
       <w:pPr>
-        <w:pStyle w:val="Heading3"/>
-      </w:pPr>
-      <w:r>
-        <w:t>Practice 2: explain the deciding evidence</w:t>
+        <w:spacing w:line="336" w:lineRule="auto" w:after="180"/>
+        <w:shd w:fill="F1F6F8"/>
+      </w:pPr>
+      <w:r>
+        <w:rPr>
+          <w:b w:val="0"/>
+        </w:rPr>
+        <w:t>Hint if needed: Read the steps in the pictorial case. Match the supplied detail to the stage that performs or records it.</w:t>
       </w:r>
     </w:p>
     <w:p>
-      <w:r>
-        <w:t>Changed-case practice: Add checking→querying as a permitted retry. Which conclusion is supported by the supplied facts?</w:t>
+      <w:pPr>
+        <w:pStyle w:val="Heading3"/>
+      </w:pPr>
+      <w:r>
+        <w:t>Feedback · compare after trying</w:t>
       </w:r>
     </w:p>
     <w:p>
-      <w:r>
-        <w:t>1. That retry becomes valid; querying→complete stays forbidden.</w:t>
+      <w:pPr>
+        <w:spacing w:line="336" w:lineRule="auto" w:after="180"/>
+        <w:shd w:fill="F1F6FC"/>
+      </w:pPr>
+      <w:r>
+        <w:rPr>
+          <w:b w:val="0"/>
+        </w:rPr>
+        <w:t xml:space="preserve">After your attempt, compare with the supported explanation: Inspect B Querying→complete skips checking and is invalid. A </w:t>
+      </w:r>
+      <w:r>
+        <w:rPr>
+          <w:b/>
+        </w:rPr>
+        <w:t>state</w:t>
+      </w:r>
+      <w:r>
+        <w:rPr>
+          <w:b w:val="0"/>
+        </w:rPr>
+        <w:t xml:space="preserve"> machine bounds action order. A plausible final </w:t>
+      </w:r>
+      <w:r>
+        <w:rPr>
+          <w:b/>
+        </w:rPr>
+        <w:t>state</w:t>
+      </w:r>
+      <w:r>
+        <w:rPr>
+          <w:b w:val="0"/>
+        </w:rPr>
+        <w:t xml:space="preserve"> does not establish that the path was valid.</w:t>
       </w:r>
     </w:p>
     <w:p>
-      <w:r>
-        <w:t>2. This one example guarantees correct results for every future input.</w:t>
+      <w:pPr>
+        <w:pStyle w:val="Heading3"/>
+      </w:pPr>
+      <w:r>
+        <w:t>Practice 2: explain the deciding evidence</w:t>
       </w:r>
     </w:p>
     <w:p>
-      <w:r>
-        <w:t>3. We can decide the result without examining the changed input or the procedure.</w:t>
+      <w:pPr>
+        <w:pStyle w:val="Heading3"/>
+      </w:pPr>
+      <w:r>
+        <w:t>Changed case · predict first</w:t>
       </w:r>
     </w:p>
     <w:p>
       <w:pPr>
-        <w:pStyle w:val="Heading3"/>
-      </w:pPr>
-      <w:r>
-        <w:t>My selected conclusion, deciding fact and explanation</w:t>
+        <w:spacing w:line="336" w:lineRule="auto" w:after="180"/>
+        <w:shd w:fill="F5F1FB"/>
+      </w:pPr>
+      <w:r>
+        <w:rPr>
+          <w:b w:val="0"/>
+        </w:rPr>
+        <w:t>Changed-case practice: Add checking→querying as a permitted retry. Which conclusion is supported by the supplied facts?</w:t>
       </w:r>
     </w:p>
     <w:p>
-      <w:r>
-        <w:t>________________________________________________________________</w:t>
+      <w:pPr>
+        <w:spacing w:line="336" w:lineRule="auto" w:after="180"/>
+        <w:shd w:fill="F4F9FC"/>
+      </w:pPr>
+      <w:r>
+        <w:rPr>
+          <w:b w:val="0"/>
+        </w:rPr>
+        <w:t>1. That retry becomes valid; querying→complete stays forbidden.</w:t>
       </w:r>
     </w:p>
     <w:p>
-      <w:r>
-        <w:t>________________________________________________________________</w:t>
+      <w:pPr>
+        <w:spacing w:line="336" w:lineRule="auto" w:after="180"/>
+        <w:shd w:fill="F4F9FC"/>
+      </w:pPr>
+      <w:r>
+        <w:rPr>
+          <w:b w:val="0"/>
+        </w:rPr>
+        <w:t xml:space="preserve">2. This one example guarantees correct results for every future </w:t>
+      </w:r>
+      <w:r>
+        <w:rPr>
+          <w:b/>
+        </w:rPr>
+        <w:t>input</w:t>
+      </w:r>
+      <w:r>
+        <w:rPr>
+          <w:b w:val="0"/>
+        </w:rPr>
+        <w:t>.</w:t>
       </w:r>
     </w:p>
     <w:p>
-      <w:r>
-        <w:t>________________________________________________________________</w:t>
+      <w:pPr>
+        <w:spacing w:line="336" w:lineRule="auto" w:after="180"/>
+        <w:shd w:fill="F4F9FC"/>
+      </w:pPr>
+      <w:r>
+        <w:rPr>
+          <w:b w:val="0"/>
+        </w:rPr>
+        <w:t xml:space="preserve">3. We can decide the result without examining the changed </w:t>
+      </w:r>
+      <w:r>
+        <w:rPr>
+          <w:b/>
+        </w:rPr>
+        <w:t>input</w:t>
+      </w:r>
+      <w:r>
+        <w:rPr>
+          <w:b w:val="0"/>
+        </w:rPr>
+        <w:t xml:space="preserve"> or the procedure.</w:t>
       </w:r>
     </w:p>
     <w:p>
-      <w:r>
-        <w:t>________________________________________________________________</w:t>
+      <w:pPr>
+        <w:pStyle w:val="Heading3"/>
+      </w:pPr>
+      <w:r>
+        <w:t>My selected conclusion, deciding fact and explanation</w:t>
       </w:r>
     </w:p>
     <w:p>
@@ -1285,35 +1955,42 @@
     </w:p>
     <w:p>
       <w:r>
-        <w:t>Hint if needed: Use the changed condition and the deciding step in the pictorial trace. The answer must say what follows from those facts.</w:t>
+        <w:t>________________________________________________________________</w:t>
       </w:r>
     </w:p>
     <w:p>
       <w:r>
-        <w:t>After your attempt, compare with the supported explanation: That retry becomes valid; querying→complete stays forbidden. Adding one arrow does not authorise unrelated shortcuts.</w:t>
+        <w:t>________________________________________________________________</w:t>
       </w:r>
     </w:p>
     <w:p>
-      <w:pPr>
-        <w:pStyle w:val="Heading3"/>
-      </w:pPr>
-      <w:r>
-        <w:t>Repair a missing building block</w:t>
+      <w:r>
+        <w:t>________________________________________________________________</w:t>
       </w:r>
     </w:p>
     <w:p>
       <w:r>
-        <w:t>Review Logs traces and privacy (ai-6/12). Goal: Explain the mechanism and terminology of logs traces and privacy. Short practice: Identify the purpose of R17, C8 and 240 ms in the trace. Which field is deliberately omitted, and why would logging the whole question violate this design?. Return to this week and explain what you changed.</w:t>
+        <w:t>________________________________________________________________</w:t>
       </w:r>
     </w:p>
     <w:p>
-      <w:r>
-        <w:t>Review Evaluation pipelines (ai-6/10). Goal: Explain the mechanism and terminology of evaluation pipelines. Short practice: Calculate A’s and B’s correct rates on all four cases. Identify their shared failure and explain why removing that case after scoring changes the honesty of the comparison.. Return to this week and explain what you changed.</w:t>
+      <w:pPr>
+        <w:pStyle w:val="Heading3"/>
+      </w:pPr>
+      <w:r>
+        <w:t>Hint · try first</w:t>
       </w:r>
     </w:p>
     <w:p>
-      <w:r>
-        <w:t>Review Testing pure components (ai-6/7). Goal: Explain the mechanism and terminology of testing pure components. Short practice: Predict the formatter outputs for 7 and 12, including spacing. Why does input 0 need rejection under this contract rather than an ordinary formatted response?. Return to this week and explain what you changed.</w:t>
+      <w:pPr>
+        <w:spacing w:line="336" w:lineRule="auto" w:after="180"/>
+        <w:shd w:fill="F1F6F8"/>
+      </w:pPr>
+      <w:r>
+        <w:rPr>
+          <w:b w:val="0"/>
+        </w:rPr>
+        <w:t>Hint if needed: Use the changed condition and the deciding step in the pictorial trace. The answer must say what follows from those facts.</w:t>
       </w:r>
     </w:p>
     <w:p>
@@ -1321,12 +1998,19 @@
         <w:pStyle w:val="Heading3"/>
       </w:pPr>
       <w:r>
-        <w:t>Predict, run and debug</w:t>
+        <w:t>Feedback · compare after trying</w:t>
       </w:r>
     </w:p>
     <w:p>
-      <w:r>
-        <w:t>The browser lab lets you edit the supported Python examples already included in this lesson. Predict first, run, inspect the actual output or error, change one input, then run again. Keep code, predictions, actual results and a reasoned revision together. On paper, label your result as a trace rather than an execution.</w:t>
+      <w:pPr>
+        <w:spacing w:line="336" w:lineRule="auto" w:after="180"/>
+        <w:shd w:fill="F1F6FC"/>
+      </w:pPr>
+      <w:r>
+        <w:rPr>
+          <w:b w:val="0"/>
+        </w:rPr>
+        <w:t>After your attempt, compare with the supported explanation: That retry becomes valid; querying→complete stays forbidden. Adding one arrow does not authorise unrelated shortcuts.</w:t>
       </w:r>
     </w:p>
     <w:p>
@@ -1334,25 +2018,1091 @@
         <w:pStyle w:val="Heading3"/>
       </w:pPr>
       <w:r>
-        <w:t>Keep your completed work</w:t>
+        <w:t>Repair a missing building block</w:t>
       </w:r>
     </w:p>
     <w:p>
-      <w:r>
-        <w:t>Use Download completed work in the hosted lesson to export your answers, reflections, practice feedback and code-run evidence. Open the HTML copy to read or print it. Drafts stay in this browser when storage is available; clear drafts on a shared device.</w:t>
+      <w:pPr>
+        <w:spacing w:line="336" w:lineRule="auto" w:after="180"/>
+      </w:pPr>
+      <w:r>
+        <w:rPr>
+          <w:b w:val="0"/>
+        </w:rPr>
+        <w:t xml:space="preserve">Review Logs traces and privacy (ai-6/12). Goal: Explain the </w:t>
+      </w:r>
+      <w:r>
+        <w:rPr>
+          <w:b/>
+        </w:rPr>
+        <w:t>mechanism</w:t>
+      </w:r>
+      <w:r>
+        <w:rPr>
+          <w:b w:val="0"/>
+        </w:rPr>
+        <w:t xml:space="preserve"> and terminology of logs traces and privacy. Short practice: Identify the purpose of R17, C8 and 240 ms in the trace.</w:t>
       </w:r>
     </w:p>
     <w:p>
       <w:pPr>
-        <w:pStyle w:val="Heading3"/>
-      </w:pPr>
-      <w:r>
-        <w:t>What I repaired, the evidence I kept and the next test</w:t>
+        <w:spacing w:line="336" w:lineRule="auto" w:after="180"/>
+      </w:pPr>
+      <w:r>
+        <w:rPr>
+          <w:b w:val="0"/>
+        </w:rPr>
+        <w:t>Which field is deliberately omitted, and why would logging the whole question violate this design?. Return to this week and explain what you changed.</w:t>
       </w:r>
     </w:p>
     <w:p>
+      <w:pPr>
+        <w:spacing w:line="336" w:lineRule="auto" w:after="180"/>
+      </w:pPr>
+      <w:r>
+        <w:rPr>
+          <w:b w:val="0"/>
+        </w:rPr>
+        <w:t xml:space="preserve">Review Evaluation pipelines (ai-6/10). Goal: Explain the </w:t>
+      </w:r>
+      <w:r>
+        <w:rPr>
+          <w:b/>
+        </w:rPr>
+        <w:t>mechanism</w:t>
+      </w:r>
+      <w:r>
+        <w:rPr>
+          <w:b w:val="0"/>
+        </w:rPr>
+        <w:t xml:space="preserve"> and terminology of evaluation pipelines. Short practice: Calculate A’s and B’s correct rates on all four cases.</w:t>
+      </w:r>
+    </w:p>
+    <w:p>
+      <w:pPr>
+        <w:spacing w:line="336" w:lineRule="auto" w:after="180"/>
+      </w:pPr>
+      <w:r>
+        <w:rPr>
+          <w:b w:val="0"/>
+        </w:rPr>
+        <w:t>Identify their shared failure and explain why removing that case after scoring changes the honesty of the comparison.. Return to this week and explain what you changed.</w:t>
+      </w:r>
+    </w:p>
+    <w:p>
+      <w:pPr>
+        <w:spacing w:line="336" w:lineRule="auto" w:after="180"/>
+      </w:pPr>
+      <w:r>
+        <w:rPr>
+          <w:b w:val="0"/>
+        </w:rPr>
+        <w:t xml:space="preserve">Review Testing pure components (ai-6/7). Goal: Explain the </w:t>
+      </w:r>
+      <w:r>
+        <w:rPr>
+          <w:b/>
+        </w:rPr>
+        <w:t>mechanism</w:t>
+      </w:r>
+      <w:r>
+        <w:rPr>
+          <w:b w:val="0"/>
+        </w:rPr>
+        <w:t xml:space="preserve"> and terminology of testing pure components. Short practice: Predict the formatter </w:t>
+      </w:r>
+      <w:r>
+        <w:rPr>
+          <w:b/>
+        </w:rPr>
+        <w:t>output</w:t>
+      </w:r>
+      <w:r>
+        <w:rPr>
+          <w:b w:val="0"/>
+        </w:rPr>
+        <w:t>s for 7 and 12, including spacing.</w:t>
+      </w:r>
+    </w:p>
+    <w:p>
+      <w:pPr>
+        <w:spacing w:line="336" w:lineRule="auto" w:after="180"/>
+      </w:pPr>
+      <w:r>
+        <w:rPr>
+          <w:b w:val="0"/>
+        </w:rPr>
+        <w:t xml:space="preserve">Why does </w:t>
+      </w:r>
+      <w:r>
+        <w:rPr>
+          <w:b/>
+        </w:rPr>
+        <w:t>input</w:t>
+      </w:r>
+      <w:r>
+        <w:rPr>
+          <w:b w:val="0"/>
+        </w:rPr>
+        <w:t xml:space="preserve"> 0 need rejection under this contract rather than an ordinary formatted response?. Return to this week and explain what you changed.</w:t>
+      </w:r>
+    </w:p>
+    <w:p>
+      <w:pPr>
+        <w:pStyle w:val="Heading3"/>
+      </w:pPr>
+      <w:r>
+        <w:t>Predict, run and debug</w:t>
+      </w:r>
+    </w:p>
+    <w:p>
+      <w:pPr>
+        <w:spacing w:line="336" w:lineRule="auto" w:after="180"/>
+      </w:pPr>
+      <w:r>
+        <w:rPr>
+          <w:b w:val="0"/>
+        </w:rPr>
+        <w:t xml:space="preserve">The browser lab lets you edit the supported Python examples already included in this lesson. Predict first, run, inspect the actual </w:t>
+      </w:r>
+      <w:r>
+        <w:rPr>
+          <w:b/>
+        </w:rPr>
+        <w:t>output</w:t>
+      </w:r>
+      <w:r>
+        <w:rPr>
+          <w:b w:val="0"/>
+        </w:rPr>
+        <w:t xml:space="preserve"> or error, change one </w:t>
+      </w:r>
+      <w:r>
+        <w:rPr>
+          <w:b/>
+        </w:rPr>
+        <w:t>input</w:t>
+      </w:r>
+      <w:r>
+        <w:rPr>
+          <w:b w:val="0"/>
+        </w:rPr>
+        <w:t>, then run again.</w:t>
+      </w:r>
+    </w:p>
+    <w:p>
+      <w:pPr>
+        <w:spacing w:line="336" w:lineRule="auto" w:after="180"/>
+      </w:pPr>
+      <w:r>
+        <w:rPr>
+          <w:b w:val="0"/>
+        </w:rPr>
+        <w:t xml:space="preserve">Keep code, </w:t>
+      </w:r>
+      <w:r>
+        <w:rPr>
+          <w:b/>
+        </w:rPr>
+        <w:t>prediction</w:t>
+      </w:r>
+      <w:r>
+        <w:rPr>
+          <w:b w:val="0"/>
+        </w:rPr>
+        <w:t>s, actual results and a reasoned revision together. On paper, label your result as a trace rather than an execution.</w:t>
+      </w:r>
+    </w:p>
+    <w:p>
+      <w:pPr>
+        <w:pStyle w:val="Heading3"/>
+      </w:pPr>
+      <w:r>
+        <w:t>Keep your completed work</w:t>
+      </w:r>
+    </w:p>
+    <w:p>
+      <w:pPr>
+        <w:spacing w:line="336" w:lineRule="auto" w:after="180"/>
+      </w:pPr>
+      <w:r>
+        <w:rPr>
+          <w:b w:val="0"/>
+        </w:rPr>
+        <w:t xml:space="preserve">Use Download completed work in the hosted lesson to export your answers, reflections, practice feedback and code-run </w:t>
+      </w:r>
+      <w:r>
+        <w:rPr>
+          <w:b/>
+        </w:rPr>
+        <w:t>evidence</w:t>
+      </w:r>
+      <w:r>
+        <w:rPr>
+          <w:b w:val="0"/>
+        </w:rPr>
+        <w:t>. Open the HTML copy to read or print it.</w:t>
+      </w:r>
+    </w:p>
+    <w:p>
+      <w:pPr>
+        <w:spacing w:line="336" w:lineRule="auto" w:after="180"/>
+      </w:pPr>
+      <w:r>
+        <w:rPr>
+          <w:b w:val="0"/>
+        </w:rPr>
+        <w:t>Drafts stay in this browser when storage is available; clear drafts on a shared device.</w:t>
+      </w:r>
+    </w:p>
+    <w:p>
+      <w:pPr>
+        <w:pStyle w:val="Heading3"/>
+      </w:pPr>
+      <w:r>
+        <w:t>What I repaired, the evidence I kept and the next test</w:t>
+      </w:r>
+    </w:p>
+    <w:p>
       <w:r>
         <w:t>________________________________________________________________</w:t>
+      </w:r>
+    </w:p>
+    <w:p>
+      <w:r>
+        <w:t>________________________________________________________________</w:t>
+      </w:r>
+    </w:p>
+    <w:p>
+      <w:r>
+        <w:t>________________________________________________________________</w:t>
+      </w:r>
+    </w:p>
+    <w:p>
+      <w:r>
+        <w:t>________________________________________________________________</w:t>
+      </w:r>
+    </w:p>
+    <w:p>
+      <w:r>
+        <w:t>________________________________________________________________</w:t>
+      </w:r>
+    </w:p>
+    <w:p>
+      <w:pPr>
+        <w:pStyle w:val="Heading1"/>
+      </w:pPr>
+      <w:r>
+        <w:t>15. Visual concept journey</w:t>
+      </w:r>
+    </w:p>
+    <w:p>
+      <w:r>
+        <w:t>Explain each State machines for bounded agents picture from its labels, then record a relevant limit.</w:t>
+      </w:r>
+    </w:p>
+    <w:p>
+      <w:pPr>
+        <w:pStyle w:val="Heading3"/>
+      </w:pPr>
+      <w:r>
+        <w:t>01. State machines for bounded agents: the case</w:t>
+      </w:r>
+    </w:p>
+    <w:p>
+      <w:r>
+        <w:drawing>
+          <wp:inline xmlns:a="http://schemas.openxmlformats.org/drawingml/2006/main" xmlns:pic="http://schemas.openxmlformats.org/drawingml/2006/picture">
+            <wp:extent cx="5486400" cy="2834640"/>
+            <wp:docPr id="2" name="Picture 2" descr="A parcel lookup state machine. An agent may follow idle→querying→checking→complete; complete is terminal. Supplied facts: A follows all four states. B follows idle→querying→complete. No other transitions are declared."/>
+            <wp:cNvGraphicFramePr>
+              <a:graphicFrameLocks noChangeAspect="1"/>
+            </wp:cNvGraphicFramePr>
+            <a:graphic>
+              <a:graphicData uri="http://schemas.openxmlformats.org/drawingml/2006/picture">
+                <pic:pic>
+                  <pic:nvPicPr>
+                    <pic:cNvPr id="0" name="academy-story-ai-6-13-01.png"/>
+                    <pic:cNvPicPr/>
+                  </pic:nvPicPr>
+                  <pic:blipFill>
+                    <a:blip r:embed="rId10"/>
+                    <a:stretch>
+                      <a:fillRect/>
+                    </a:stretch>
+                  </pic:blipFill>
+                  <pic:spPr>
+                    <a:xfrm>
+                      <a:off x="0" y="0"/>
+                      <a:ext cx="5486400" cy="2834640"/>
+                    </a:xfrm>
+                    <a:prstGeom prst="rect"/>
+                  </pic:spPr>
+                </pic:pic>
+              </a:graphicData>
+            </a:graphic>
+          </wp:inline>
+        </w:drawing>
+      </w:r>
+    </w:p>
+    <w:p>
+      <w:pPr>
+        <w:spacing w:line="336" w:lineRule="auto" w:after="180"/>
+      </w:pPr>
+      <w:r>
+        <w:rPr>
+          <w:b w:val="0"/>
+        </w:rPr>
+        <w:t xml:space="preserve">A parcel lookup </w:t>
+      </w:r>
+      <w:r>
+        <w:rPr>
+          <w:b/>
+        </w:rPr>
+        <w:t>state</w:t>
+      </w:r>
+      <w:r>
+        <w:rPr>
+          <w:b w:val="0"/>
+        </w:rPr>
+        <w:t xml:space="preserve"> machine. An agent may follow idle→querying→checking→complete; complete is terminal. Supplied facts: A follows all four </w:t>
+      </w:r>
+      <w:r>
+        <w:rPr>
+          <w:b/>
+        </w:rPr>
+        <w:t>state</w:t>
+      </w:r>
+      <w:r>
+        <w:rPr>
+          <w:b w:val="0"/>
+        </w:rPr>
+        <w:t xml:space="preserve">s. B follows idle→querying→complete. No other </w:t>
+      </w:r>
+      <w:r>
+        <w:rPr>
+          <w:b/>
+        </w:rPr>
+        <w:t>transition</w:t>
+      </w:r>
+      <w:r>
+        <w:rPr>
+          <w:b w:val="0"/>
+        </w:rPr>
+        <w:t>s are declared.</w:t>
+      </w:r>
+    </w:p>
+    <w:p>
+      <w:pPr>
+        <w:spacing w:line="336" w:lineRule="auto" w:after="180"/>
+        <w:shd w:fill="F5F1FB"/>
+      </w:pPr>
+      <w:r>
+        <w:rPr>
+          <w:b w:val="0"/>
+        </w:rPr>
+        <w:t>Point to the given fact that matters most. Explain why it matters.</w:t>
+      </w:r>
+    </w:p>
+    <w:p>
+      <w:pPr>
+        <w:pStyle w:val="Heading3"/>
+      </w:pPr>
+      <w:r>
+        <w:t>My picture explanation, deciding evidence and one limit</w:t>
+      </w:r>
+    </w:p>
+    <w:p>
+      <w:r>
+        <w:t>________________________________________________________________</w:t>
+      </w:r>
+    </w:p>
+    <w:p>
+      <w:r>
+        <w:t>________________________________________________________________</w:t>
+      </w:r>
+    </w:p>
+    <w:p>
+      <w:r>
+        <w:t>________________________________________________________________</w:t>
+      </w:r>
+    </w:p>
+    <w:p>
+      <w:r>
+        <w:t>________________________________________________________________</w:t>
+      </w:r>
+    </w:p>
+    <w:p>
+      <w:pPr>
+        <w:pStyle w:val="Heading3"/>
+      </w:pPr>
+      <w:r>
+        <w:t>02. Follow the deciding steps</w:t>
+      </w:r>
+    </w:p>
+    <w:p>
+      <w:r>
+        <w:drawing>
+          <wp:inline xmlns:a="http://schemas.openxmlformats.org/drawingml/2006/main" xmlns:pic="http://schemas.openxmlformats.org/drawingml/2006/picture">
+            <wp:extent cx="5486400" cy="3182112"/>
+            <wp:docPr id="3" name="Picture 3" descr="Read arrows: The graph permits three forward transitions. → Follow A: All adjacent pairs match permitted arrows. → Inspect B: Querying→complete skips checking and is invalid."/>
+            <wp:cNvGraphicFramePr>
+              <a:graphicFrameLocks noChangeAspect="1"/>
+            </wp:cNvGraphicFramePr>
+            <a:graphic>
+              <a:graphicData uri="http://schemas.openxmlformats.org/drawingml/2006/picture">
+                <pic:pic>
+                  <pic:nvPicPr>
+                    <pic:cNvPr id="0" name="academy-story-ai-6-13-02.png"/>
+                    <pic:cNvPicPr/>
+                  </pic:nvPicPr>
+                  <pic:blipFill>
+                    <a:blip r:embed="rId11"/>
+                    <a:stretch>
+                      <a:fillRect/>
+                    </a:stretch>
+                  </pic:blipFill>
+                  <pic:spPr>
+                    <a:xfrm>
+                      <a:off x="0" y="0"/>
+                      <a:ext cx="5486400" cy="3182112"/>
+                    </a:xfrm>
+                    <a:prstGeom prst="rect"/>
+                  </pic:spPr>
+                </pic:pic>
+              </a:graphicData>
+            </a:graphic>
+          </wp:inline>
+        </w:drawing>
+      </w:r>
+    </w:p>
+    <w:p>
+      <w:pPr>
+        <w:spacing w:line="336" w:lineRule="auto" w:after="180"/>
+      </w:pPr>
+      <w:r>
+        <w:rPr>
+          <w:b w:val="0"/>
+        </w:rPr>
+        <w:t xml:space="preserve">Read arrows: The graph permits three forward </w:t>
+      </w:r>
+      <w:r>
+        <w:rPr>
+          <w:b/>
+        </w:rPr>
+        <w:t>transition</w:t>
+      </w:r>
+      <w:r>
+        <w:rPr>
+          <w:b w:val="0"/>
+        </w:rPr>
+        <w:t>s. → Follow A: All adjacent pairs match permitted arrows. → Inspect B: Querying→complete skips checking and is invalid.</w:t>
+      </w:r>
+    </w:p>
+    <w:p>
+      <w:pPr>
+        <w:spacing w:line="336" w:lineRule="auto" w:after="180"/>
+        <w:shd w:fill="F5F1FB"/>
+      </w:pPr>
+      <w:r>
+        <w:rPr>
+          <w:b w:val="0"/>
+        </w:rPr>
+        <w:t xml:space="preserve">Point to each numbered stage and explain which recorded </w:t>
+      </w:r>
+      <w:r>
+        <w:rPr>
+          <w:b/>
+        </w:rPr>
+        <w:t>input</w:t>
+      </w:r>
+      <w:r>
+        <w:rPr>
+          <w:b w:val="0"/>
+        </w:rPr>
+        <w:t xml:space="preserve"> it uses.</w:t>
+      </w:r>
+    </w:p>
+    <w:p>
+      <w:pPr>
+        <w:pStyle w:val="Heading3"/>
+      </w:pPr>
+      <w:r>
+        <w:t>My picture explanation, deciding evidence and one limit</w:t>
+      </w:r>
+    </w:p>
+    <w:p>
+      <w:r>
+        <w:t>________________________________________________________________</w:t>
+      </w:r>
+    </w:p>
+    <w:p>
+      <w:r>
+        <w:t>________________________________________________________________</w:t>
+      </w:r>
+    </w:p>
+    <w:p>
+      <w:r>
+        <w:t>________________________________________________________________</w:t>
+      </w:r>
+    </w:p>
+    <w:p>
+      <w:r>
+        <w:t>________________________________________________________________</w:t>
+      </w:r>
+    </w:p>
+    <w:p>
+      <w:pPr>
+        <w:pStyle w:val="Heading3"/>
+      </w:pPr>
+      <w:r>
+        <w:t>03. State machines for bounded agents — evidence trace</w:t>
+      </w:r>
+    </w:p>
+    <w:p>
+      <w:r>
+        <w:drawing>
+          <wp:inline xmlns:a="http://schemas.openxmlformats.org/drawingml/2006/main" xmlns:pic="http://schemas.openxmlformats.org/drawingml/2006/picture">
+            <wp:extent cx="5486400" cy="2996184"/>
+            <wp:docPr id="4" name="Picture 4" descr="State machines for bounded agents — evidence trace. Trace ready -&gt; looking_up -&gt; review -&gt; looking_up -&gt; done. | States are ready, looking_up, review, done. ready may start lookup; lookup may finish done or request review; review may finish done after authorised evidence. done is terminal. Maximum two lookup attempts. | review -&gt; looking_up is not allowed by this declared transition table, even if total attempts is two. Reject the transition or explicitly redesign and retest the table."/>
+            <wp:cNvGraphicFramePr>
+              <a:graphicFrameLocks noChangeAspect="1"/>
+            </wp:cNvGraphicFramePr>
+            <a:graphic>
+              <a:graphicData uri="http://schemas.openxmlformats.org/drawingml/2006/picture">
+                <pic:pic>
+                  <pic:nvPicPr>
+                    <pic:cNvPr id="0" name="academy-story-ai-6-13-03.png"/>
+                    <pic:cNvPicPr/>
+                  </pic:nvPicPr>
+                  <pic:blipFill>
+                    <a:blip r:embed="rId12"/>
+                    <a:stretch>
+                      <a:fillRect/>
+                    </a:stretch>
+                  </pic:blipFill>
+                  <pic:spPr>
+                    <a:xfrm>
+                      <a:off x="0" y="0"/>
+                      <a:ext cx="5486400" cy="2996184"/>
+                    </a:xfrm>
+                    <a:prstGeom prst="rect"/>
+                  </pic:spPr>
+                </pic:pic>
+              </a:graphicData>
+            </a:graphic>
+          </wp:inline>
+        </w:drawing>
+      </w:r>
+    </w:p>
+    <w:p>
+      <w:pPr>
+        <w:spacing w:line="336" w:lineRule="auto" w:after="180"/>
+      </w:pPr>
+      <w:r>
+        <w:rPr>
+          <w:b/>
+        </w:rPr>
+        <w:t>State</w:t>
+      </w:r>
+      <w:r>
+        <w:rPr>
+          <w:b w:val="0"/>
+        </w:rPr>
+        <w:t xml:space="preserve"> machines for bounded agents — </w:t>
+      </w:r>
+      <w:r>
+        <w:rPr>
+          <w:b/>
+        </w:rPr>
+        <w:t>evidence</w:t>
+      </w:r>
+      <w:r>
+        <w:rPr>
+          <w:b w:val="0"/>
+        </w:rPr>
+        <w:t xml:space="preserve"> trace.</w:t>
+      </w:r>
+    </w:p>
+    <w:p>
+      <w:pPr>
+        <w:spacing w:line="336" w:lineRule="auto" w:after="180"/>
+      </w:pPr>
+      <w:r>
+        <w:rPr>
+          <w:b w:val="0"/>
+        </w:rPr>
+        <w:t xml:space="preserve">Trace ready -&gt; looking_up -&gt; review -&gt; looking_up -&gt; done. | </w:t>
+      </w:r>
+      <w:r>
+        <w:rPr>
+          <w:b/>
+        </w:rPr>
+        <w:t>State</w:t>
+      </w:r>
+      <w:r>
+        <w:rPr>
+          <w:b w:val="0"/>
+        </w:rPr>
+        <w:t xml:space="preserve">s are ready, looking_up, review, done. ready may start lookup; lookup may finish done or request review; review may finish done after authorised </w:t>
+      </w:r>
+      <w:r>
+        <w:rPr>
+          <w:b/>
+        </w:rPr>
+        <w:t>evidence</w:t>
+      </w:r>
+      <w:r>
+        <w:rPr>
+          <w:b w:val="0"/>
+        </w:rPr>
+        <w:t>. done is terminal.</w:t>
+      </w:r>
+    </w:p>
+    <w:p>
+      <w:pPr>
+        <w:spacing w:line="336" w:lineRule="auto" w:after="180"/>
+      </w:pPr>
+      <w:r>
+        <w:rPr>
+          <w:b w:val="0"/>
+        </w:rPr>
+        <w:t xml:space="preserve">Maximum two lookup attempts. | review -&gt; looking_up is not allowed by this declared </w:t>
+      </w:r>
+      <w:r>
+        <w:rPr>
+          <w:b/>
+        </w:rPr>
+        <w:t>transition</w:t>
+      </w:r>
+      <w:r>
+        <w:rPr>
+          <w:b w:val="0"/>
+        </w:rPr>
+        <w:t xml:space="preserve"> table, even if total attempts is two. Reject the </w:t>
+      </w:r>
+      <w:r>
+        <w:rPr>
+          <w:b/>
+        </w:rPr>
+        <w:t>transition</w:t>
+      </w:r>
+      <w:r>
+        <w:rPr>
+          <w:b w:val="0"/>
+        </w:rPr>
+        <w:t xml:space="preserve"> or explicitly redesign and retest the table.</w:t>
+      </w:r>
+    </w:p>
+    <w:p>
+      <w:pPr>
+        <w:spacing w:line="336" w:lineRule="auto" w:after="180"/>
+        <w:shd w:fill="F5F1FB"/>
+      </w:pPr>
+      <w:r>
+        <w:rPr>
+          <w:b w:val="0"/>
+        </w:rPr>
+        <w:t>Read the labels and values. Explain the relationship the model shows.</w:t>
+      </w:r>
+    </w:p>
+    <w:p>
+      <w:pPr>
+        <w:pStyle w:val="Heading3"/>
+      </w:pPr>
+      <w:r>
+        <w:t>My picture explanation, deciding evidence and one limit</w:t>
+      </w:r>
+    </w:p>
+    <w:p>
+      <w:r>
+        <w:t>________________________________________________________________</w:t>
+      </w:r>
+    </w:p>
+    <w:p>
+      <w:r>
+        <w:t>________________________________________________________________</w:t>
+      </w:r>
+    </w:p>
+    <w:p>
+      <w:r>
+        <w:t>________________________________________________________________</w:t>
+      </w:r>
+    </w:p>
+    <w:p>
+      <w:r>
+        <w:t>________________________________________________________________</w:t>
+      </w:r>
+    </w:p>
+    <w:p>
+      <w:pPr>
+        <w:pStyle w:val="Heading3"/>
+      </w:pPr>
+      <w:r>
+        <w:t>04. Change one thing. Trace what follows.</w:t>
+      </w:r>
+    </w:p>
+    <w:p>
+      <w:r>
+        <w:drawing>
+          <wp:inline xmlns:a="http://schemas.openxmlformats.org/drawingml/2006/main" xmlns:pic="http://schemas.openxmlformats.org/drawingml/2006/picture">
+            <wp:extent cx="5486400" cy="3026664"/>
+            <wp:docPr id="5" name="Picture 5" descr="Original case: Querying→complete skips checking and is invalid. Changed condition: Add checking→querying as a permitted retry. Expected result: That retry becomes valid; querying→complete stays forbidden. Reason: Adding one arrow does not authorise unrelated shortcuts."/>
+            <wp:cNvGraphicFramePr>
+              <a:graphicFrameLocks noChangeAspect="1"/>
+            </wp:cNvGraphicFramePr>
+            <a:graphic>
+              <a:graphicData uri="http://schemas.openxmlformats.org/drawingml/2006/picture">
+                <pic:pic>
+                  <pic:nvPicPr>
+                    <pic:cNvPr id="0" name="academy-story-ai-6-13-04.png"/>
+                    <pic:cNvPicPr/>
+                  </pic:nvPicPr>
+                  <pic:blipFill>
+                    <a:blip r:embed="rId13"/>
+                    <a:stretch>
+                      <a:fillRect/>
+                    </a:stretch>
+                  </pic:blipFill>
+                  <pic:spPr>
+                    <a:xfrm>
+                      <a:off x="0" y="0"/>
+                      <a:ext cx="5486400" cy="3026664"/>
+                    </a:xfrm>
+                    <a:prstGeom prst="rect"/>
+                  </pic:spPr>
+                </pic:pic>
+              </a:graphicData>
+            </a:graphic>
+          </wp:inline>
+        </w:drawing>
+      </w:r>
+    </w:p>
+    <w:p>
+      <w:pPr>
+        <w:spacing w:line="336" w:lineRule="auto" w:after="180"/>
+      </w:pPr>
+      <w:r>
+        <w:rPr>
+          <w:b w:val="0"/>
+        </w:rPr>
+        <w:t>Original case: Querying→complete skips checking and is invalid. Changed condition: Add checking→querying as a permitted retry. Expected result: That retry becomes valid; querying→complete stays forbidden.</w:t>
+      </w:r>
+    </w:p>
+    <w:p>
+      <w:pPr>
+        <w:spacing w:line="336" w:lineRule="auto" w:after="180"/>
+      </w:pPr>
+      <w:r>
+        <w:rPr>
+          <w:b w:val="0"/>
+        </w:rPr>
+        <w:t>Reason: Adding one arrow does not authorise unrelated shortcuts.</w:t>
+      </w:r>
+    </w:p>
+    <w:p>
+      <w:pPr>
+        <w:spacing w:line="336" w:lineRule="auto" w:after="180"/>
+        <w:shd w:fill="F5F1FB"/>
+      </w:pPr>
+      <w:r>
+        <w:rPr>
+          <w:b w:val="0"/>
+        </w:rPr>
+        <w:t>Predict before checking the worked changed-case result. Name what changed and what the supplied facts allow you to conclude.</w:t>
+      </w:r>
+    </w:p>
+    <w:p>
+      <w:pPr>
+        <w:pStyle w:val="Heading3"/>
+      </w:pPr>
+      <w:r>
+        <w:t>My picture explanation, deciding evidence and one limit</w:t>
+      </w:r>
+    </w:p>
+    <w:p>
+      <w:r>
+        <w:t>________________________________________________________________</w:t>
+      </w:r>
+    </w:p>
+    <w:p>
+      <w:r>
+        <w:t>________________________________________________________________</w:t>
+      </w:r>
+    </w:p>
+    <w:p>
+      <w:r>
+        <w:t>________________________________________________________________</w:t>
+      </w:r>
+    </w:p>
+    <w:p>
+      <w:r>
+        <w:t>________________________________________________________________</w:t>
+      </w:r>
+    </w:p>
+    <w:p>
+      <w:pPr>
+        <w:pStyle w:val="Heading3"/>
+      </w:pPr>
+      <w:r>
+        <w:t>05. Connect the explanation to its limit</w:t>
+      </w:r>
+    </w:p>
+    <w:p>
+      <w:r>
+        <w:drawing>
+          <wp:inline xmlns:a="http://schemas.openxmlformats.org/drawingml/2006/main" xmlns:pic="http://schemas.openxmlformats.org/drawingml/2006/picture">
+            <wp:extent cx="5486400" cy="2834640"/>
+            <wp:docPr id="6" name="Picture 6" descr="A state machine bounds action order. A plausible final state does not establish that the path was valid. Limit: This graph checks sequence, not the correctness of the fetched parcel data."/>
+            <wp:cNvGraphicFramePr>
+              <a:graphicFrameLocks noChangeAspect="1"/>
+            </wp:cNvGraphicFramePr>
+            <a:graphic>
+              <a:graphicData uri="http://schemas.openxmlformats.org/drawingml/2006/picture">
+                <pic:pic>
+                  <pic:nvPicPr>
+                    <pic:cNvPr id="0" name="academy-story-ai-6-13-05.png"/>
+                    <pic:cNvPicPr/>
+                  </pic:nvPicPr>
+                  <pic:blipFill>
+                    <a:blip r:embed="rId14"/>
+                    <a:stretch>
+                      <a:fillRect/>
+                    </a:stretch>
+                  </pic:blipFill>
+                  <pic:spPr>
+                    <a:xfrm>
+                      <a:off x="0" y="0"/>
+                      <a:ext cx="5486400" cy="2834640"/>
+                    </a:xfrm>
+                    <a:prstGeom prst="rect"/>
+                  </pic:spPr>
+                </pic:pic>
+              </a:graphicData>
+            </a:graphic>
+          </wp:inline>
+        </w:drawing>
+      </w:r>
+    </w:p>
+    <w:p>
+      <w:pPr>
+        <w:spacing w:line="336" w:lineRule="auto" w:after="180"/>
+      </w:pPr>
+      <w:r>
+        <w:rPr>
+          <w:b w:val="0"/>
+        </w:rPr>
+        <w:t xml:space="preserve">A </w:t>
+      </w:r>
+      <w:r>
+        <w:rPr>
+          <w:b/>
+        </w:rPr>
+        <w:t>state</w:t>
+      </w:r>
+      <w:r>
+        <w:rPr>
+          <w:b w:val="0"/>
+        </w:rPr>
+        <w:t xml:space="preserve"> machine bounds action order. A plausible final </w:t>
+      </w:r>
+      <w:r>
+        <w:rPr>
+          <w:b/>
+        </w:rPr>
+        <w:t>state</w:t>
+      </w:r>
+      <w:r>
+        <w:rPr>
+          <w:b w:val="0"/>
+        </w:rPr>
+        <w:t xml:space="preserve"> does not establish that the path was valid. Limit: This graph checks sequence, not the correctness of the fetched parcel data.</w:t>
+      </w:r>
+    </w:p>
+    <w:p>
+      <w:pPr>
+        <w:spacing w:line="336" w:lineRule="auto" w:after="180"/>
+        <w:shd w:fill="F5F1FB"/>
+      </w:pPr>
+      <w:r>
+        <w:rPr>
+          <w:b w:val="0"/>
+        </w:rPr>
+        <w:t>Explain the case, then point to a limit on the claim.</w:t>
+      </w:r>
+    </w:p>
+    <w:p>
+      <w:pPr>
+        <w:pStyle w:val="Heading3"/>
+      </w:pPr>
+      <w:r>
+        <w:t>My picture explanation, deciding evidence and one limit</w:t>
+      </w:r>
+    </w:p>
+    <w:p>
+      <w:r>
+        <w:t>________________________________________________________________</w:t>
+      </w:r>
+    </w:p>
+    <w:p>
+      <w:r>
+        <w:t>________________________________________________________________</w:t>
+      </w:r>
+    </w:p>
+    <w:p>
+      <w:r>
+        <w:t>________________________________________________________________</w:t>
+      </w:r>
+    </w:p>
+    <w:p>
+      <w:r>
+        <w:t>________________________________________________________________</w:t>
+      </w:r>
+    </w:p>
+    <w:p>
+      <w:pPr>
+        <w:pStyle w:val="Heading3"/>
+      </w:pPr>
+      <w:r>
+        <w:t>06. Make the idea visible in your project</w:t>
+      </w:r>
+    </w:p>
+    <w:p>
+      <w:r>
+        <w:drawing>
+          <wp:inline xmlns:a="http://schemas.openxmlformats.org/drawingml/2006/main" xmlns:pic="http://schemas.openxmlformats.org/drawingml/2006/picture">
+            <wp:extent cx="5486400" cy="3529584"/>
+            <wp:docPr id="7" name="Picture 7" descr="For the Grounded Learning Service, retain an annotated trace and the changed-case result. Name the contract or evidence that makes the deciding step valid, so another team can review it. Draw your input, deciding step, result and limit. Supported question: Trace A and B through the state diagram. Name B’s forbidden transition and explain whether adding checking→querying permits that shortcut."/>
+            <wp:cNvGraphicFramePr>
+              <a:graphicFrameLocks noChangeAspect="1"/>
+            </wp:cNvGraphicFramePr>
+            <a:graphic>
+              <a:graphicData uri="http://schemas.openxmlformats.org/drawingml/2006/picture">
+                <pic:pic>
+                  <pic:nvPicPr>
+                    <pic:cNvPr id="0" name="academy-story-ai-6-13-06.png"/>
+                    <pic:cNvPicPr/>
+                  </pic:nvPicPr>
+                  <pic:blipFill>
+                    <a:blip r:embed="rId15"/>
+                    <a:stretch>
+                      <a:fillRect/>
+                    </a:stretch>
+                  </pic:blipFill>
+                  <pic:spPr>
+                    <a:xfrm>
+                      <a:off x="0" y="0"/>
+                      <a:ext cx="5486400" cy="3529584"/>
+                    </a:xfrm>
+                    <a:prstGeom prst="rect"/>
+                  </pic:spPr>
+                </pic:pic>
+              </a:graphicData>
+            </a:graphic>
+          </wp:inline>
+        </w:drawing>
+      </w:r>
+    </w:p>
+    <w:p>
+      <w:pPr>
+        <w:spacing w:line="336" w:lineRule="auto" w:after="180"/>
+      </w:pPr>
+      <w:r>
+        <w:rPr>
+          <w:b w:val="0"/>
+        </w:rPr>
+        <w:t xml:space="preserve">For the Grounded Learning Service, retain an annotated trace and the changed-case result. Name the contract or </w:t>
+      </w:r>
+      <w:r>
+        <w:rPr>
+          <w:b/>
+        </w:rPr>
+        <w:t>evidence</w:t>
+      </w:r>
+      <w:r>
+        <w:rPr>
+          <w:b w:val="0"/>
+        </w:rPr>
+        <w:t xml:space="preserve"> that makes the deciding step valid, so another team can review it.</w:t>
+      </w:r>
+    </w:p>
+    <w:p>
+      <w:pPr>
+        <w:spacing w:line="336" w:lineRule="auto" w:after="180"/>
+      </w:pPr>
+      <w:r>
+        <w:rPr>
+          <w:b w:val="0"/>
+        </w:rPr>
+        <w:t xml:space="preserve">Draw your </w:t>
+      </w:r>
+      <w:r>
+        <w:rPr>
+          <w:b/>
+        </w:rPr>
+        <w:t>input</w:t>
+      </w:r>
+      <w:r>
+        <w:rPr>
+          <w:b w:val="0"/>
+        </w:rPr>
+        <w:t xml:space="preserve">, deciding step, result and limit. Supported question: Trace A and B through the </w:t>
+      </w:r>
+      <w:r>
+        <w:rPr>
+          <w:b/>
+        </w:rPr>
+        <w:t>state</w:t>
+      </w:r>
+      <w:r>
+        <w:rPr>
+          <w:b w:val="0"/>
+        </w:rPr>
+        <w:t xml:space="preserve"> diagram. Name B’s forbidden </w:t>
+      </w:r>
+      <w:r>
+        <w:rPr>
+          <w:b/>
+        </w:rPr>
+        <w:t>transition</w:t>
+      </w:r>
+      <w:r>
+        <w:rPr>
+          <w:b w:val="0"/>
+        </w:rPr>
+        <w:t xml:space="preserve"> and explain whether adding checking→querying permits that shortcut.</w:t>
+      </w:r>
+    </w:p>
+    <w:p>
+      <w:pPr>
+        <w:spacing w:line="336" w:lineRule="auto" w:after="180"/>
+        <w:shd w:fill="F5F1FB"/>
+      </w:pPr>
+      <w:r>
+        <w:rPr>
+          <w:b w:val="0"/>
+        </w:rPr>
+        <w:t xml:space="preserve">Draw your project trace and justify the deciding step using </w:t>
+      </w:r>
+      <w:r>
+        <w:rPr>
+          <w:b/>
+        </w:rPr>
+        <w:t>evidence</w:t>
+      </w:r>
+      <w:r>
+        <w:rPr>
+          <w:b w:val="0"/>
+        </w:rPr>
+        <w:t>.</w:t>
+      </w:r>
+    </w:p>
+    <w:p>
+      <w:pPr>
+        <w:pStyle w:val="Heading3"/>
+      </w:pPr>
+      <w:r>
+        <w:t>My picture explanation, deciding evidence and one limit</w:t>
       </w:r>
     </w:p>
     <w:p>

--- a/downloads/workbook/ai-6-week-13.docx
+++ b/downloads/workbook/ai-6-week-13.docx
@@ -168,6 +168,102 @@
     <w:p>
       <w:r>
         <w:t>________________________________________________________________</w:t>
+      </w:r>
+    </w:p>
+    <w:p>
+      <w:pPr>
+        <w:pStyle w:val="Heading3"/>
+      </w:pPr>
+      <w:r>
+        <w:t>Lesson reference for workbook practice</w:t>
+      </w:r>
+    </w:p>
+    <w:p>
+      <w:pPr>
+        <w:spacing w:line="336" w:lineRule="auto" w:after="180"/>
+        <w:shd w:fill="F1F6F8"/>
+      </w:pPr>
+      <w:r>
+        <w:rPr>
+          <w:b w:val="0"/>
+        </w:rPr>
+        <w:t>Use this reference for the original W1–W3 and W5 exercises. The separately named independent case supplies its own changed facts; use those facts for that attempt before feedback.</w:t>
+      </w:r>
+    </w:p>
+    <w:p>
+      <w:pPr>
+        <w:spacing w:line="336" w:lineRule="auto" w:after="180"/>
+      </w:pPr>
+      <w:r>
+        <w:rPr>
+          <w:b w:val="0"/>
+        </w:rPr>
+        <w:t xml:space="preserve">A bounded agent uses explicit </w:t>
+      </w:r>
+      <w:r>
+        <w:rPr>
+          <w:b/>
+        </w:rPr>
+        <w:t>state</w:t>
+      </w:r>
+      <w:r>
+        <w:rPr>
+          <w:b w:val="0"/>
+        </w:rPr>
+        <w:t xml:space="preserve">s and finite action limits. A </w:t>
+      </w:r>
+      <w:r>
+        <w:rPr>
+          <w:b/>
+        </w:rPr>
+        <w:t>state</w:t>
+      </w:r>
+      <w:r>
+        <w:rPr>
+          <w:b w:val="0"/>
+        </w:rPr>
+        <w:t xml:space="preserve"> machine makes invalid </w:t>
+      </w:r>
+      <w:r>
+        <w:rPr>
+          <w:b/>
+        </w:rPr>
+        <w:t>transition</w:t>
+      </w:r>
+      <w:r>
+        <w:rPr>
+          <w:b w:val="0"/>
+        </w:rPr>
+        <w:t>s visible.</w:t>
+      </w:r>
+    </w:p>
+    <w:p>
+      <w:pPr>
+        <w:spacing w:line="336" w:lineRule="auto" w:after="180"/>
+      </w:pPr>
+      <w:r>
+        <w:rPr>
+          <w:b/>
+        </w:rPr>
+        <w:t>State</w:t>
+      </w:r>
+      <w:r>
+        <w:rPr>
+          <w:b w:val="0"/>
+        </w:rPr>
+        <w:t xml:space="preserve">s are ready, looking_up, review, done. ready may start lookup; lookup may finish done or request review; review may finish done after authorised </w:t>
+      </w:r>
+      <w:r>
+        <w:rPr>
+          <w:b/>
+        </w:rPr>
+        <w:t>evidence</w:t>
+      </w:r>
+      <w:r>
+        <w:rPr>
+          <w:b w:val="0"/>
+        </w:rPr>
+        <w:t>. done is terminal. Maximum two lookup attempts.</w:t>
       </w:r>
     </w:p>
     <w:p>

--- a/downloads/workbook/ai-6-week-13.docx
+++ b/downloads/workbook/ai-6-week-13.docx
@@ -25,22 +25,45 @@
         <w:pStyle w:val="Heading1"/>
       </w:pPr>
       <w:r>
-        <w:t>01. Recall and choose your starting point</w:t>
-      </w:r>
-    </w:p>
-    <w:p>
-      <w:r>
-        <w:t>Record your starting explanation for State machines for bounded agents before opening notes. Show any later correction separately.</w:t>
-      </w:r>
-    </w:p>
-    <w:p>
-      <w:pPr>
-        <w:spacing w:line="336" w:lineRule="auto" w:after="180"/>
-      </w:pPr>
-      <w:r>
-        <w:rPr>
-          <w:b w:val="0"/>
-        </w:rPr>
+        <w:t>One complete bounded-state policy and trace record.</w:t>
+      </w:r>
+    </w:p>
+    <w:p>
+      <w:r>
+        <w:t>Keep graph version, guards, counters, accepted prefix, first rejection and actual evidence scope together.</w:t>
+      </w:r>
+    </w:p>
+    <w:p>
+      <w:r>
+        <w:t>Recall → W1–W3/W5 → independent graph → project state policy → delayed return.</w:t>
+      </w:r>
+    </w:p>
+    <w:p>
+      <w:pPr>
+        <w:pStyle w:val="Heading1"/>
+      </w:pPr>
+      <w:r>
+        <w:t>01. Recall · Retrieve before notes</w:t>
+      </w:r>
+    </w:p>
+    <w:p>
+      <w:r>
+        <w:t>Keep this task’s inputs,rule and response together.</w:t>
+      </w:r>
+    </w:p>
+    <w:p>
+      <w:pPr>
+        <w:pStyle w:val="Heading2"/>
+      </w:pPr>
+      <w:r>
+        <w:t>Complete task and evidence</w:t>
+      </w:r>
+    </w:p>
+    <w:p>
+      <w:pPr>
+        <w:pStyle w:val="ListBullet"/>
+      </w:pPr>
+      <w:r>
         <w:t>Try the recall before opening notes. Then use a different colour or a labelled second line to correct your explanation.</w:t>
       </w:r>
     </w:p>
@@ -54,12 +77,9 @@
     </w:p>
     <w:p>
       <w:pPr>
-        <w:spacing w:line="336" w:lineRule="auto" w:after="180"/>
-      </w:pPr>
-      <w:r>
-        <w:rPr>
-          <w:b w:val="0"/>
-        </w:rPr>
+        <w:pStyle w:val="ListBullet"/>
+      </w:pPr>
+      <w:r>
         <w:t>Without opening the old lesson, explain one key idea from Logs traces and privacy. Give an example and a mistake that the idea helps you avoid.</w:t>
       </w:r>
     </w:p>
@@ -96,12 +116,9 @@
     </w:p>
     <w:p>
       <w:pPr>
-        <w:spacing w:line="336" w:lineRule="auto" w:after="180"/>
-      </w:pPr>
-      <w:r>
-        <w:rPr>
-          <w:b w:val="0"/>
-        </w:rPr>
+        <w:pStyle w:val="ListBullet"/>
+      </w:pPr>
+      <w:r>
         <w:t>Without opening the old lesson, explain one key idea from Evaluation pipelines. Give an example and a mistake that the idea helps you avoid.</w:t>
       </w:r>
     </w:p>
@@ -138,12 +155,9 @@
     </w:p>
     <w:p>
       <w:pPr>
-        <w:spacing w:line="336" w:lineRule="auto" w:after="180"/>
-      </w:pPr>
-      <w:r>
-        <w:rPr>
-          <w:b w:val="0"/>
-        </w:rPr>
+        <w:pStyle w:val="ListBullet"/>
+      </w:pPr>
+      <w:r>
         <w:t>Without opening the old lesson, explain one key idea from Testing pure components. Give an example and a mistake that the idea helps you avoid.</w:t>
       </w:r>
     </w:p>
@@ -180,90 +194,26 @@
     </w:p>
     <w:p>
       <w:pPr>
-        <w:spacing w:line="336" w:lineRule="auto" w:after="180"/>
-        <w:shd w:fill="F1F6F8"/>
-      </w:pPr>
-      <w:r>
-        <w:rPr>
-          <w:b w:val="0"/>
-        </w:rPr>
+        <w:pStyle w:val="ListBullet"/>
+      </w:pPr>
+      <w:r>
         <w:t>Use this reference for the original W1–W3 and W5 exercises. The separately named independent case supplies its own changed facts; use those facts for that attempt before feedback.</w:t>
       </w:r>
     </w:p>
     <w:p>
       <w:pPr>
-        <w:spacing w:line="336" w:lineRule="auto" w:after="180"/>
-      </w:pPr>
-      <w:r>
-        <w:rPr>
-          <w:b w:val="0"/>
-        </w:rPr>
-        <w:t xml:space="preserve">A bounded agent uses explicit </w:t>
-      </w:r>
-      <w:r>
-        <w:rPr>
-          <w:b/>
-        </w:rPr>
-        <w:t>state</w:t>
-      </w:r>
-      <w:r>
-        <w:rPr>
-          <w:b w:val="0"/>
-        </w:rPr>
-        <w:t xml:space="preserve">s and finite action limits. A </w:t>
-      </w:r>
-      <w:r>
-        <w:rPr>
-          <w:b/>
-        </w:rPr>
-        <w:t>state</w:t>
-      </w:r>
-      <w:r>
-        <w:rPr>
-          <w:b w:val="0"/>
-        </w:rPr>
-        <w:t xml:space="preserve"> machine makes invalid </w:t>
-      </w:r>
-      <w:r>
-        <w:rPr>
-          <w:b/>
-        </w:rPr>
-        <w:t>transition</w:t>
-      </w:r>
-      <w:r>
-        <w:rPr>
-          <w:b w:val="0"/>
-        </w:rPr>
-        <w:t>s visible.</w:t>
-      </w:r>
-    </w:p>
-    <w:p>
-      <w:pPr>
-        <w:spacing w:line="336" w:lineRule="auto" w:after="180"/>
-      </w:pPr>
-      <w:r>
-        <w:rPr>
-          <w:b/>
-        </w:rPr>
-        <w:t>State</w:t>
-      </w:r>
-      <w:r>
-        <w:rPr>
-          <w:b w:val="0"/>
-        </w:rPr>
-        <w:t xml:space="preserve">s are ready, looking_up, review, done. ready may start lookup; lookup may finish done or request review; review may finish done after authorised </w:t>
-      </w:r>
-      <w:r>
-        <w:rPr>
-          <w:b/>
-        </w:rPr>
-        <w:t>evidence</w:t>
-      </w:r>
-      <w:r>
-        <w:rPr>
-          <w:b w:val="0"/>
-        </w:rPr>
-        <w:t>. done is terminal. Maximum two lookup attempts.</w:t>
+        <w:pStyle w:val="ListBullet"/>
+      </w:pPr>
+      <w:r>
+        <w:t>A bounded agent uses explicit states and finite action limits. A state machine makes invalid transitions visible.</w:t>
+      </w:r>
+    </w:p>
+    <w:p>
+      <w:pPr>
+        <w:pStyle w:val="ListBullet"/>
+      </w:pPr>
+      <w:r>
+        <w:t>States are ready, looking_up, review, done. ready may start lookup; lookup may finish done or request review; review may finish done after authorised evidence. done is terminal. Maximum two lookup attempts.</w:t>
       </w:r>
     </w:p>
     <w:p>
@@ -271,135 +221,44 @@
         <w:pStyle w:val="Heading1"/>
       </w:pPr>
       <w:r>
-        <w:t>02. Practise with fading help</w:t>
-      </w:r>
-    </w:p>
-    <w:p>
-      <w:r>
-        <w:t>Complete the supported State machines for bounded agents trace and record the first step you can explain without help.</w:t>
-      </w:r>
-    </w:p>
-    <w:p>
-      <w:pPr>
-        <w:spacing w:line="336" w:lineRule="auto" w:after="180"/>
-      </w:pPr>
-      <w:r>
-        <w:rPr>
-          <w:b w:val="0"/>
-        </w:rPr>
-        <w:t xml:space="preserve">Use W2: Trace the worked case for </w:t>
-      </w:r>
-      <w:r>
-        <w:rPr>
-          <w:b/>
-        </w:rPr>
-        <w:t>State</w:t>
-      </w:r>
-      <w:r>
-        <w:rPr>
-          <w:b w:val="0"/>
-        </w:rPr>
-        <w:t xml:space="preserve"> machines for bounded agents. Record the answer once; the lesson and workbook refer to the same attempt.</w:t>
-      </w:r>
-    </w:p>
-    <w:tbl>
-      <w:tblPr>
-        <w:tblStyle w:val="LightShading-Accent1"/>
-        <w:tblW w:type="auto" w:w="0"/>
-        <w:tblLook w:firstColumn="1" w:firstRow="1" w:lastColumn="0" w:lastRow="0" w:noHBand="0" w:noVBand="1" w:val="04A0"/>
-      </w:tblPr>
-      <w:tblGrid>
-        <w:gridCol w:w="2556"/>
-        <w:gridCol w:w="2556"/>
-        <w:gridCol w:w="2556"/>
-        <w:gridCol w:w="2556"/>
-      </w:tblGrid>
-      <w:tr>
-        <w:trPr>
-          <w:tblHeader/>
-        </w:trPr>
-        <w:tc>
-          <w:tcPr>
-            <w:tcW w:type="dxa" w:w="2556"/>
-          </w:tcPr>
-          <w:p>
-            <w:r>
-              <w:t>Given inputs</w:t>
-            </w:r>
-          </w:p>
-        </w:tc>
-        <w:tc>
-          <w:tcPr>
-            <w:tcW w:type="dxa" w:w="2556"/>
-          </w:tcPr>
-          <w:p>
-            <w:r>
-              <w:t>Procedure I chose</w:t>
-            </w:r>
-          </w:p>
-        </w:tc>
-        <w:tc>
-          <w:tcPr>
-            <w:tcW w:type="dxa" w:w="2556"/>
-          </w:tcPr>
-          <w:p>
-            <w:r>
-              <w:t>Middle steps</w:t>
-            </w:r>
-          </w:p>
-        </w:tc>
-        <w:tc>
-          <w:tcPr>
-            <w:tcW w:type="dxa" w:w="2556"/>
-          </w:tcPr>
-          <w:p>
-            <w:r>
-              <w:t>Result and check</w:t>
-            </w:r>
-          </w:p>
-        </w:tc>
-      </w:tr>
-      <w:tr>
-        <w:tc>
-          <w:tcPr>
-            <w:tcW w:type="dxa" w:w="2556"/>
-          </w:tcPr>
-          <w:p>
-            <w:r/>
-          </w:p>
-        </w:tc>
-        <w:tc>
-          <w:tcPr>
-            <w:tcW w:type="dxa" w:w="2556"/>
-          </w:tcPr>
-          <w:p>
-            <w:r/>
-          </w:p>
-        </w:tc>
-        <w:tc>
-          <w:tcPr>
-            <w:tcW w:type="dxa" w:w="2556"/>
-          </w:tcPr>
-          <w:p>
-            <w:r/>
-          </w:p>
-        </w:tc>
-        <w:tc>
-          <w:tcPr>
-            <w:tcW w:type="dxa" w:w="2556"/>
-          </w:tcPr>
-          <w:p>
-            <w:r/>
-          </w:p>
-        </w:tc>
-      </w:tr>
-    </w:tbl>
+        <w:t>05. W1 · Explain the current example</w:t>
+      </w:r>
+    </w:p>
+    <w:p>
+      <w:r>
+        <w:t>Keep this task’s inputs,rule and response together.</w:t>
+      </w:r>
+    </w:p>
+    <w:p>
+      <w:pPr>
+        <w:pStyle w:val="Heading2"/>
+      </w:pPr>
+      <w:r>
+        <w:t>Complete task and evidence</w:t>
+      </w:r>
+    </w:p>
+    <w:p>
+      <w:pPr>
+        <w:pStyle w:val="ListBullet"/>
+      </w:pPr>
+      <w:r>
+        <w:t>Main original graph: ready→looking_up; looking_up→review or done; review→done only after authorized review evidence; done terminal. Start ready/counter 0; cap 2 accepted lookup-state entries does not add retry edges. Proposed ready→looking_up→review→looking_up→done first rejects review→looking_up. Accepted prefix has one lookup entry. Valid review prefix can remain incomplete. Review→done needs the supplied trusted evidence flag in the extended local audit; flag not real verification. A separately copied graph may explicitly add review→looking_up, allowing a second entry, but a third still exhausts the retained budget; original graph stays unchanged. Separate parcel permits idle→querying→checking→complete; path B querying→complete invalid. Adding checking→querying does not authorize that shortcut. Compact original helper checks adjacency only; no actual tool or fetched-data correctness is demonstrated.</w:t>
+      </w:r>
+    </w:p>
+    <w:p>
+      <w:pPr>
+        <w:pStyle w:val="ListBullet"/>
+      </w:pPr>
+      <w:r>
+        <w:t>Explain the weekly mechanism in your own words. Use the worked scenario to name its input, decision rule and output.</w:t>
+      </w:r>
+    </w:p>
     <w:p>
       <w:pPr>
         <w:pStyle w:val="Heading3"/>
       </w:pPr>
       <w:r>
-        <w:t>The step I completed without help, and the hint I needed</w:t>
+        <w:t>My reasoning and evidence</w:t>
       </w:r>
     </w:p>
     <w:p>
@@ -418,50 +277,55 @@
       </w:r>
     </w:p>
     <w:p>
+      <w:r>
+        <w:t>________________________________________________________________</w:t>
+      </w:r>
+    </w:p>
+    <w:p>
+      <w:r>
+        <w:t>________________________________________________________________</w:t>
+      </w:r>
+    </w:p>
+    <w:p>
+      <w:r>
+        <w:t>________________________________________________________________</w:t>
+      </w:r>
+    </w:p>
+    <w:p>
       <w:pPr>
         <w:pStyle w:val="Heading1"/>
       </w:pPr>
       <w:r>
-        <w:t>03. Individual reasoning check</w:t>
-      </w:r>
-    </w:p>
-    <w:p>
-      <w:r>
-        <w:t>Check the proposed State machines for bounded agents explanation against the supplied facts before discussing it.</w:t>
-      </w:r>
-    </w:p>
-    <w:p>
-      <w:pPr>
-        <w:spacing w:line="336" w:lineRule="auto" w:after="180"/>
-      </w:pPr>
-      <w:r>
-        <w:rPr>
-          <w:b w:val="0"/>
-        </w:rPr>
-        <w:t xml:space="preserve">Use the worked case for </w:t>
-      </w:r>
-      <w:r>
-        <w:rPr>
-          <w:b/>
-        </w:rPr>
-        <w:t>State</w:t>
-      </w:r>
-      <w:r>
-        <w:rPr>
-          <w:b w:val="0"/>
-        </w:rPr>
-        <w:t xml:space="preserve"> machines for bounded agents. Proposed explanation: “The worked result establishes every future case”. Decide whether this explanation is supported.</w:t>
-      </w:r>
-    </w:p>
-    <w:p>
-      <w:pPr>
-        <w:spacing w:line="336" w:lineRule="auto" w:after="180"/>
-      </w:pPr>
-      <w:r>
-        <w:rPr>
-          <w:b w:val="0"/>
-        </w:rPr>
-        <w:t>Point to the step or supplied fact that decides; explain your repair if needed.</w:t>
+        <w:t>06. W2 · Trace the calculation</w:t>
+      </w:r>
+    </w:p>
+    <w:p>
+      <w:r>
+        <w:t>Keep this task’s inputs,rule and response together.</w:t>
+      </w:r>
+    </w:p>
+    <w:p>
+      <w:pPr>
+        <w:pStyle w:val="Heading2"/>
+      </w:pPr>
+      <w:r>
+        <w:t>Complete task and evidence</w:t>
+      </w:r>
+    </w:p>
+    <w:p>
+      <w:pPr>
+        <w:pStyle w:val="ListBullet"/>
+      </w:pPr>
+      <w:r>
+        <w:t>Main original graph: ready→looking_up; looking_up→review or done; review→done only after authorized review evidence; done terminal. Start ready/counter 0; cap 2 accepted lookup-state entries does not add retry edges. Proposed ready→looking_up→review→looking_up→done first rejects review→looking_up. Accepted prefix has one lookup entry. Valid review prefix can remain incomplete. Review→done needs the supplied trusted evidence flag in the extended local audit; flag not real verification. A separately copied graph may explicitly add review→looking_up, allowing a second entry, but a third still exhausts the retained budget; original graph stays unchanged. Separate parcel permits idle→querying→checking→complete; path B querying→complete invalid. Adding checking→querying does not authorize that shortcut. Compact original helper checks adjacency only; no actual tool or fetched-data correctness is demonstrated.</w:t>
+      </w:r>
+    </w:p>
+    <w:p>
+      <w:pPr>
+        <w:pStyle w:val="ListBullet"/>
+      </w:pPr>
+      <w:r>
+        <w:t>Trace ready -&gt; looking_up -&gt; review -&gt; looking_up -&gt; done. Show the intermediate steps and give the conclusion with its scope.</w:t>
       </w:r>
     </w:p>
     <w:p>
@@ -469,7 +333,7 @@
         <w:pStyle w:val="Heading3"/>
       </w:pPr>
       <w:r>
-        <w:t>My explanation before partner discussion</w:t>
+        <w:t>My reasoning and evidence</w:t>
       </w:r>
     </w:p>
     <w:p>
@@ -493,16 +357,55 @@
       </w:r>
     </w:p>
     <w:p>
+      <w:r>
+        <w:t>________________________________________________________________</w:t>
+      </w:r>
+    </w:p>
+    <w:p>
+      <w:r>
+        <w:t>________________________________________________________________</w:t>
+      </w:r>
+    </w:p>
+    <w:p>
+      <w:r>
+        <w:t>________________________________________________________________</w:t>
+      </w:r>
+    </w:p>
+    <w:p>
       <w:pPr>
         <w:pStyle w:val="Heading1"/>
       </w:pPr>
       <w:r>
-        <w:t>04. Independent transfer case</w:t>
-      </w:r>
-    </w:p>
-    <w:p>
-      <w:r>
-        <w:t>Write one first attempt at the reserved independent case before feedback. Repeated copies of that case refer to the same recorded attempt.</w:t>
+        <w:t>07. W3 · Repair a misconception</w:t>
+      </w:r>
+    </w:p>
+    <w:p>
+      <w:r>
+        <w:t>Keep this task’s inputs,rule and response together.</w:t>
+      </w:r>
+    </w:p>
+    <w:p>
+      <w:pPr>
+        <w:pStyle w:val="Heading2"/>
+      </w:pPr>
+      <w:r>
+        <w:t>Complete task and evidence</w:t>
+      </w:r>
+    </w:p>
+    <w:p>
+      <w:pPr>
+        <w:pStyle w:val="ListBullet"/>
+      </w:pPr>
+      <w:r>
+        <w:t>Main original graph: ready→looking_up; looking_up→review or done; review→done only after authorized review evidence; done terminal. Start ready/counter 0; cap 2 accepted lookup-state entries does not add retry edges. Proposed ready→looking_up→review→looking_up→done first rejects review→looking_up. Accepted prefix has one lookup entry. Valid review prefix can remain incomplete. Review→done needs the supplied trusted evidence flag in the extended local audit; flag not real verification. A separately copied graph may explicitly add review→looking_up, allowing a second entry, but a third still exhausts the retained budget; original graph stays unchanged. Separate parcel permits idle→querying→checking→complete; path B querying→complete invalid. Adding checking→querying does not authorize that shortcut. Compact original helper checks adjacency only; no actual tool or fetched-data correctness is demonstrated.</w:t>
+      </w:r>
+    </w:p>
+    <w:p>
+      <w:pPr>
+        <w:pStyle w:val="ListBullet"/>
+      </w:pPr>
+      <w:r>
+        <w:t>A report omits this qualification: An action budget and a transition policy are separate checks; satisfying one does not guarantee the other. Explain how omitting it could change a reader's interpretation, and write an accurate replacement.</w:t>
       </w:r>
     </w:p>
     <w:p>
@@ -510,30 +413,154 @@
         <w:pStyle w:val="Heading3"/>
       </w:pPr>
       <w:r>
+        <w:t>My reasoning and evidence</w:t>
+      </w:r>
+    </w:p>
+    <w:p>
+      <w:r>
+        <w:t>________________________________________________________________</w:t>
+      </w:r>
+    </w:p>
+    <w:p>
+      <w:r>
+        <w:t>________________________________________________________________</w:t>
+      </w:r>
+    </w:p>
+    <w:p>
+      <w:r>
+        <w:t>________________________________________________________________</w:t>
+      </w:r>
+    </w:p>
+    <w:p>
+      <w:r>
+        <w:t>________________________________________________________________</w:t>
+      </w:r>
+    </w:p>
+    <w:p>
+      <w:r>
+        <w:t>________________________________________________________________</w:t>
+      </w:r>
+    </w:p>
+    <w:p>
+      <w:r>
+        <w:t>________________________________________________________________</w:t>
+      </w:r>
+    </w:p>
+    <w:p>
+      <w:pPr>
+        <w:pStyle w:val="Heading1"/>
+      </w:pPr>
+      <w:r>
+        <w:t>09. W5 · Explain the limitation</w:t>
+      </w:r>
+    </w:p>
+    <w:p>
+      <w:r>
+        <w:t>Keep this task’s inputs,rule and response together.</w:t>
+      </w:r>
+    </w:p>
+    <w:p>
+      <w:pPr>
+        <w:pStyle w:val="Heading2"/>
+      </w:pPr>
+      <w:r>
+        <w:t>Complete task and evidence</w:t>
+      </w:r>
+    </w:p>
+    <w:p>
+      <w:pPr>
+        <w:pStyle w:val="ListBullet"/>
+      </w:pPr>
+      <w:r>
+        <w:t>Main original graph: ready→looking_up; looking_up→review or done; review→done only after authorized review evidence; done terminal. Start ready/counter 0; cap 2 accepted lookup-state entries does not add retry edges. Proposed ready→looking_up→review→looking_up→done first rejects review→looking_up. Accepted prefix has one lookup entry. Valid review prefix can remain incomplete. Review→done needs the supplied trusted evidence flag in the extended local audit; flag not real verification. A separately copied graph may explicitly add review→looking_up, allowing a second entry, but a third still exhausts the retained budget; original graph stays unchanged. Separate parcel permits idle→querying→checking→complete; path B querying→complete invalid. Adding checking→querying does not authorize that shortcut. Compact original helper checks adjacency only; no actual tool or fetched-data correctness is demonstrated.</w:t>
+      </w:r>
+    </w:p>
+    <w:p>
+      <w:pPr>
+        <w:pStyle w:val="ListBullet"/>
+      </w:pPr>
+      <w:r>
+        <w:t>For the worked scenario, propose one additional case that could reveal a failure, describe its expected outcome before running it, and explain what would need to remain fixed for a fair comparison. Do not reuse W4 as a new final test after receiving feedback.</w:t>
+      </w:r>
+    </w:p>
+    <w:p>
+      <w:pPr>
+        <w:pStyle w:val="Heading3"/>
+      </w:pPr>
+      <w:r>
+        <w:t>My reasoning and evidence</w:t>
+      </w:r>
+    </w:p>
+    <w:p>
+      <w:r>
+        <w:t>________________________________________________________________</w:t>
+      </w:r>
+    </w:p>
+    <w:p>
+      <w:r>
+        <w:t>________________________________________________________________</w:t>
+      </w:r>
+    </w:p>
+    <w:p>
+      <w:r>
+        <w:t>________________________________________________________________</w:t>
+      </w:r>
+    </w:p>
+    <w:p>
+      <w:r>
+        <w:t>________________________________________________________________</w:t>
+      </w:r>
+    </w:p>
+    <w:p>
+      <w:r>
+        <w:t>________________________________________________________________</w:t>
+      </w:r>
+    </w:p>
+    <w:p>
+      <w:r>
+        <w:t>________________________________________________________________</w:t>
+      </w:r>
+    </w:p>
+    <w:p>
+      <w:r>
+        <w:t>________________________________________________________________</w:t>
+      </w:r>
+    </w:p>
+    <w:p>
+      <w:pPr>
+        <w:pStyle w:val="Heading1"/>
+      </w:pPr>
+      <w:r>
+        <w:t>04. Try alone · Selected transfer</w:t>
+      </w:r>
+    </w:p>
+    <w:p>
+      <w:r>
+        <w:t>Keep this task’s inputs,rule and response together.</w:t>
+      </w:r>
+    </w:p>
+    <w:p>
+      <w:pPr>
+        <w:pStyle w:val="Heading2"/>
+      </w:pPr>
+      <w:r>
+        <w:t>Complete task and evidence</w:t>
+      </w:r>
+    </w:p>
+    <w:p>
+      <w:pPr>
+        <w:pStyle w:val="Heading3"/>
+      </w:pPr>
+      <w:r>
         <w:t>Independent case: Changed independent case</w:t>
       </w:r>
     </w:p>
     <w:p>
       <w:pPr>
-        <w:spacing w:line="336" w:lineRule="auto" w:after="180"/>
-      </w:pPr>
-      <w:r>
-        <w:rPr>
-          <w:b w:val="0"/>
-        </w:rPr>
-        <w:t xml:space="preserve">Only these </w:t>
-      </w:r>
-      <w:r>
-        <w:rPr>
-          <w:b/>
-        </w:rPr>
-        <w:t>transition</w:t>
-      </w:r>
-      <w:r>
-        <w:rPr>
-          <w:b w:val="0"/>
-        </w:rPr>
-        <w:t>s are allowed: ready→looking_up→review→done. Done is terminal. Evaluate ready→review→done and ready→looking_up→review→done.</w:t>
+        <w:pStyle w:val="ListBullet"/>
+      </w:pPr>
+      <w:r>
+        <w:t>Only these transitions are allowed: ready→looking_up→review→done. Done is terminal. Evaluate ready→review→done and ready→looking_up→review→done.</w:t>
       </w:r>
     </w:p>
     <w:p>
@@ -581,12 +608,9 @@
     </w:p>
     <w:p>
       <w:pPr>
-        <w:spacing w:line="336" w:lineRule="auto" w:after="180"/>
-      </w:pPr>
-      <w:r>
-        <w:rPr>
-          <w:b w:val="0"/>
-        </w:rPr>
+        <w:pStyle w:val="ListBullet"/>
+      </w:pPr>
+      <w:r>
         <w:t>Attempt this case before feedback. Record any help. Earlier examples below are further practice; a case already practised with feedback cannot establish fresh transfer.</w:t>
       </w:r>
     </w:p>
@@ -595,59 +619,28 @@
         <w:pStyle w:val="Heading1"/>
       </w:pPr>
       <w:r>
-        <w:t>05. W1 Explain the mechanism</w:t>
-      </w:r>
-    </w:p>
-    <w:p>
-      <w:r>
-        <w:t>Explain the mechanism. Apply the supplied State machines for bounded agents facts and keep your reasoning.</w:t>
-      </w:r>
-    </w:p>
-    <w:p>
-      <w:pPr>
-        <w:spacing w:line="336" w:lineRule="auto" w:after="180"/>
-      </w:pPr>
-      <w:r>
-        <w:rPr>
-          <w:b w:val="0"/>
-        </w:rPr>
-        <w:t xml:space="preserve">Explain the weekly </w:t>
-      </w:r>
-      <w:r>
-        <w:rPr>
-          <w:b/>
-        </w:rPr>
-        <w:t>mechanism</w:t>
-      </w:r>
-      <w:r>
-        <w:rPr>
-          <w:b w:val="0"/>
-        </w:rPr>
-        <w:t xml:space="preserve"> in your own words. Use the worked scenario to name its </w:t>
-      </w:r>
-      <w:r>
-        <w:rPr>
-          <w:b/>
-        </w:rPr>
-        <w:t>input</w:t>
-      </w:r>
-      <w:r>
-        <w:rPr>
-          <w:b w:val="0"/>
-        </w:rPr>
-        <w:t xml:space="preserve">, decision rule and </w:t>
-      </w:r>
-      <w:r>
-        <w:rPr>
-          <w:b/>
-        </w:rPr>
-        <w:t>output</w:t>
-      </w:r>
-      <w:r>
-        <w:rPr>
-          <w:b w:val="0"/>
-        </w:rPr>
-        <w:t>.</w:t>
+        <w:t>10. Project · Keep the service evidence</w:t>
+      </w:r>
+    </w:p>
+    <w:p>
+      <w:r>
+        <w:t>Preserve the contract, inputs, observed outcomes and limits.</w:t>
+      </w:r>
+    </w:p>
+    <w:p>
+      <w:pPr>
+        <w:pStyle w:val="Heading2"/>
+      </w:pPr>
+      <w:r>
+        <w:t>Complete task and evidence</w:t>
+      </w:r>
+    </w:p>
+    <w:p>
+      <w:pPr>
+        <w:pStyle w:val="ListBullet"/>
+      </w:pPr>
+      <w:r>
+        <w:t>Add a labelled state machines for bounded agents evidence sheet to Grounded Learning Service. Show how you can explain the mechanism and terminology of state machines for bounded agents. Use the supplied fictional case and keep its inputs, intermediate steps, calculation or prediction, and limitation. Connect this record to last week’s record; a matching answer without a trace is insufficient.</w:t>
       </w:r>
     </w:p>
     <w:p>
@@ -655,7 +648,7 @@
         <w:pStyle w:val="Heading3"/>
       </w:pPr>
       <w:r>
-        <w:t>My reasoning and evidence</w:t>
+        <w:t>My project change, supporting evidence and remaining limit</w:t>
       </w:r>
     </w:p>
     <w:p>
@@ -693,471 +686,20 @@
         <w:pStyle w:val="Heading1"/>
       </w:pPr>
       <w:r>
-        <w:t>06. W2 Trace the worked case</w:t>
-      </w:r>
-    </w:p>
-    <w:p>
-      <w:r>
-        <w:t>Trace the worked case. Apply the supplied State machines for bounded agents facts and keep your reasoning.</w:t>
-      </w:r>
-    </w:p>
-    <w:p>
-      <w:pPr>
-        <w:spacing w:line="336" w:lineRule="auto" w:after="180"/>
-      </w:pPr>
-      <w:r>
-        <w:rPr>
-          <w:b w:val="0"/>
-        </w:rPr>
-        <w:t>Trace ready -&gt; looking_up -&gt; review -&gt; looking_up -&gt; done. Show the intermediate steps and give the conclusion with its scope.</w:t>
-      </w:r>
-    </w:p>
-    <w:p>
-      <w:pPr>
-        <w:pStyle w:val="Heading3"/>
-      </w:pPr>
-      <w:r>
-        <w:t>My reasoning and evidence</w:t>
-      </w:r>
-    </w:p>
-    <w:p>
-      <w:r>
-        <w:t>________________________________________________________________</w:t>
-      </w:r>
-    </w:p>
-    <w:p>
-      <w:r>
-        <w:t>________________________________________________________________</w:t>
-      </w:r>
-    </w:p>
-    <w:p>
-      <w:r>
-        <w:t>________________________________________________________________</w:t>
-      </w:r>
-    </w:p>
-    <w:p>
-      <w:r>
-        <w:t>________________________________________________________________</w:t>
-      </w:r>
-    </w:p>
-    <w:p>
-      <w:r>
-        <w:t>________________________________________________________________</w:t>
-      </w:r>
-    </w:p>
-    <w:p>
-      <w:r>
-        <w:t>________________________________________________________________</w:t>
-      </w:r>
-    </w:p>
-    <w:p>
-      <w:r>
-        <w:t>________________________________________________________________</w:t>
-      </w:r>
-    </w:p>
-    <w:p>
-      <w:pPr>
-        <w:pStyle w:val="Heading1"/>
-      </w:pPr>
-      <w:r>
-        <w:t>07. W3 Audit the limit</w:t>
-      </w:r>
-    </w:p>
-    <w:p>
-      <w:r>
-        <w:t>Audit the limit. Apply the supplied State machines for bounded agents facts and keep your reasoning.</w:t>
-      </w:r>
-    </w:p>
-    <w:p>
-      <w:pPr>
-        <w:spacing w:line="336" w:lineRule="auto" w:after="180"/>
-      </w:pPr>
-      <w:r>
-        <w:rPr>
-          <w:b w:val="0"/>
-        </w:rPr>
-        <w:t xml:space="preserve">A report omits this qualification: An action budget and a </w:t>
-      </w:r>
-      <w:r>
-        <w:rPr>
-          <w:b/>
-        </w:rPr>
-        <w:t>transition</w:t>
-      </w:r>
-      <w:r>
-        <w:rPr>
-          <w:b w:val="0"/>
-        </w:rPr>
-        <w:t xml:space="preserve"> policy are separate checks; satisfying one does not guarantee the other.</w:t>
-      </w:r>
-    </w:p>
-    <w:p>
-      <w:pPr>
-        <w:spacing w:line="336" w:lineRule="auto" w:after="180"/>
-      </w:pPr>
-      <w:r>
-        <w:rPr>
-          <w:b w:val="0"/>
-        </w:rPr>
-        <w:t>Explain how omitting it could change a reader's interpretation, and write an accurate replacement.</w:t>
-      </w:r>
-    </w:p>
-    <w:p>
-      <w:pPr>
-        <w:pStyle w:val="Heading3"/>
-      </w:pPr>
-      <w:r>
-        <w:t>My reasoning and evidence</w:t>
-      </w:r>
-    </w:p>
-    <w:p>
-      <w:r>
-        <w:t>________________________________________________________________</w:t>
-      </w:r>
-    </w:p>
-    <w:p>
-      <w:r>
-        <w:t>________________________________________________________________</w:t>
-      </w:r>
-    </w:p>
-    <w:p>
-      <w:r>
-        <w:t>________________________________________________________________</w:t>
-      </w:r>
-    </w:p>
-    <w:p>
-      <w:r>
-        <w:t>________________________________________________________________</w:t>
-      </w:r>
-    </w:p>
-    <w:p>
-      <w:r>
-        <w:t>________________________________________________________________</w:t>
-      </w:r>
-    </w:p>
-    <w:p>
-      <w:r>
-        <w:t>________________________________________________________________</w:t>
-      </w:r>
-    </w:p>
-    <w:p>
-      <w:pPr>
-        <w:pStyle w:val="Heading1"/>
-      </w:pPr>
-      <w:r>
-        <w:t>08. W4 Apply a new case independently</w:t>
-      </w:r>
-    </w:p>
-    <w:p>
-      <w:r>
-        <w:t>Attempt before feedback. If this repeats the selected independent case, reuse that first attempt; otherwise keep a separate record. Apply a new case independently. Apply the supplied State machines for bounded agents facts and keep your reasoning.</w:t>
-      </w:r>
-    </w:p>
-    <w:p>
-      <w:pPr>
-        <w:spacing w:line="336" w:lineRule="auto" w:after="180"/>
-      </w:pPr>
-      <w:r>
-        <w:rPr>
-          <w:b w:val="0"/>
-        </w:rPr>
-        <w:t xml:space="preserve">Trace ready -&gt; looking_up -&gt; review -&gt; done -&gt; looking_up. Find first invalid </w:t>
-      </w:r>
-      <w:r>
-        <w:rPr>
-          <w:b/>
-        </w:rPr>
-        <w:t>transition</w:t>
-      </w:r>
-      <w:r>
-        <w:rPr>
-          <w:b w:val="0"/>
-        </w:rPr>
-        <w:t>.</w:t>
-      </w:r>
-    </w:p>
-    <w:p>
-      <w:pPr>
-        <w:pStyle w:val="Heading3"/>
-      </w:pPr>
-      <w:r>
-        <w:t>My reasoning and evidence</w:t>
-      </w:r>
-    </w:p>
-    <w:p>
-      <w:r>
-        <w:t>________________________________________________________________</w:t>
-      </w:r>
-    </w:p>
-    <w:p>
-      <w:r>
-        <w:t>________________________________________________________________</w:t>
-      </w:r>
-    </w:p>
-    <w:p>
-      <w:r>
-        <w:t>________________________________________________________________</w:t>
-      </w:r>
-    </w:p>
-    <w:p>
-      <w:r>
-        <w:t>________________________________________________________________</w:t>
-      </w:r>
-    </w:p>
-    <w:p>
-      <w:r>
-        <w:t>________________________________________________________________</w:t>
-      </w:r>
-    </w:p>
-    <w:p>
-      <w:r>
-        <w:t>________________________________________________________________</w:t>
-      </w:r>
-    </w:p>
-    <w:p>
-      <w:r>
-        <w:t>________________________________________________________________</w:t>
-      </w:r>
-    </w:p>
-    <w:p>
-      <w:r>
-        <w:t>________________________________________________________________</w:t>
-      </w:r>
-    </w:p>
-    <w:p>
-      <w:pPr>
-        <w:pStyle w:val="Heading1"/>
-      </w:pPr>
-      <w:r>
-        <w:t>09. W5 Design a revealing follow-up</w:t>
-      </w:r>
-    </w:p>
-    <w:p>
-      <w:r>
-        <w:t>Design a revealing follow-up. Apply the supplied State machines for bounded agents facts and keep your reasoning.</w:t>
-      </w:r>
-    </w:p>
-    <w:p>
-      <w:pPr>
-        <w:spacing w:line="336" w:lineRule="auto" w:after="180"/>
-      </w:pPr>
-      <w:r>
-        <w:rPr>
-          <w:b w:val="0"/>
-        </w:rPr>
-        <w:t>For the worked scenario, propose one additional case that could reveal a failure, describe its expected outcome before running it, and explain what would need to remain fixed for a fair comparison.</w:t>
-      </w:r>
-    </w:p>
-    <w:p>
-      <w:pPr>
-        <w:spacing w:line="336" w:lineRule="auto" w:after="180"/>
-      </w:pPr>
-      <w:r>
-        <w:rPr>
-          <w:b w:val="0"/>
-        </w:rPr>
-        <w:t>Do not reuse W4 as a new final test after receiving feedback.</w:t>
-      </w:r>
-    </w:p>
-    <w:p>
-      <w:pPr>
-        <w:pStyle w:val="Heading3"/>
-      </w:pPr>
-      <w:r>
-        <w:t>My reasoning and evidence</w:t>
-      </w:r>
-    </w:p>
-    <w:p>
-      <w:r>
-        <w:t>________________________________________________________________</w:t>
-      </w:r>
-    </w:p>
-    <w:p>
-      <w:r>
-        <w:t>________________________________________________________________</w:t>
-      </w:r>
-    </w:p>
-    <w:p>
-      <w:r>
-        <w:t>________________________________________________________________</w:t>
-      </w:r>
-    </w:p>
-    <w:p>
-      <w:r>
-        <w:t>________________________________________________________________</w:t>
-      </w:r>
-    </w:p>
-    <w:p>
-      <w:r>
-        <w:t>________________________________________________________________</w:t>
-      </w:r>
-    </w:p>
-    <w:p>
-      <w:r>
-        <w:t>________________________________________________________________</w:t>
-      </w:r>
-    </w:p>
-    <w:p>
-      <w:r>
-        <w:t>________________________________________________________________</w:t>
-      </w:r>
-    </w:p>
-    <w:p>
-      <w:pPr>
-        <w:pStyle w:val="Heading1"/>
-      </w:pPr>
-      <w:r>
-        <w:t>10. Project checkpoint and reflection</w:t>
-      </w:r>
-    </w:p>
-    <w:p>
-      <w:r>
-        <w:t>Connect State machines for bounded agents to Grounded Learning Service, identify a limit and choose the next useful test.</w:t>
-      </w:r>
-    </w:p>
-    <w:p>
-      <w:pPr>
-        <w:spacing w:line="336" w:lineRule="auto" w:after="180"/>
-      </w:pPr>
-      <w:r>
-        <w:rPr>
-          <w:b w:val="0"/>
-        </w:rPr>
-        <w:t xml:space="preserve">Add a labelled </w:t>
-      </w:r>
-      <w:r>
-        <w:rPr>
-          <w:b/>
-        </w:rPr>
-        <w:t>state</w:t>
-      </w:r>
-      <w:r>
-        <w:rPr>
-          <w:b w:val="0"/>
-        </w:rPr>
-        <w:t xml:space="preserve"> machines for bounded agents </w:t>
-      </w:r>
-      <w:r>
-        <w:rPr>
-          <w:b/>
-        </w:rPr>
-        <w:t>evidence</w:t>
-      </w:r>
-      <w:r>
-        <w:rPr>
-          <w:b w:val="0"/>
-        </w:rPr>
-        <w:t xml:space="preserve"> sheet to Grounded Learning Service. Show how you can explain the </w:t>
-      </w:r>
-      <w:r>
-        <w:rPr>
-          <w:b/>
-        </w:rPr>
-        <w:t>mechanism</w:t>
-      </w:r>
-      <w:r>
-        <w:rPr>
-          <w:b w:val="0"/>
-        </w:rPr>
-        <w:t xml:space="preserve"> and terminology of </w:t>
-      </w:r>
-      <w:r>
-        <w:rPr>
-          <w:b/>
-        </w:rPr>
-        <w:t>state</w:t>
-      </w:r>
-      <w:r>
-        <w:rPr>
-          <w:b w:val="0"/>
-        </w:rPr>
-        <w:t xml:space="preserve"> machines for bounded agents.</w:t>
-      </w:r>
-    </w:p>
-    <w:p>
-      <w:pPr>
-        <w:spacing w:line="336" w:lineRule="auto" w:after="180"/>
-      </w:pPr>
-      <w:r>
-        <w:rPr>
-          <w:b w:val="0"/>
-        </w:rPr>
-        <w:t xml:space="preserve">Use the supplied fictional case and keep its </w:t>
-      </w:r>
-      <w:r>
-        <w:rPr>
-          <w:b/>
-        </w:rPr>
-        <w:t>input</w:t>
-      </w:r>
-      <w:r>
-        <w:rPr>
-          <w:b w:val="0"/>
-        </w:rPr>
-        <w:t xml:space="preserve">s, intermediate steps, calculation or </w:t>
-      </w:r>
-      <w:r>
-        <w:rPr>
-          <w:b/>
-        </w:rPr>
-        <w:t>prediction</w:t>
-      </w:r>
-      <w:r>
-        <w:rPr>
-          <w:b w:val="0"/>
-        </w:rPr>
-        <w:t>, and limitation. Connect this record to last week’s record; a matching answer without a trace is insufficient.</w:t>
-      </w:r>
-    </w:p>
-    <w:p>
-      <w:pPr>
-        <w:pStyle w:val="Heading3"/>
-      </w:pPr>
-      <w:r>
-        <w:t>My project change, supporting evidence and remaining limit</w:t>
-      </w:r>
-    </w:p>
-    <w:p>
-      <w:r>
-        <w:t>________________________________________________________________</w:t>
-      </w:r>
-    </w:p>
-    <w:p>
-      <w:r>
-        <w:t>________________________________________________________________</w:t>
-      </w:r>
-    </w:p>
-    <w:p>
-      <w:r>
-        <w:t>________________________________________________________________</w:t>
-      </w:r>
-    </w:p>
-    <w:p>
-      <w:r>
-        <w:t>________________________________________________________________</w:t>
-      </w:r>
-    </w:p>
-    <w:p>
-      <w:r>
-        <w:t>________________________________________________________________</w:t>
-      </w:r>
-    </w:p>
-    <w:p>
-      <w:r>
-        <w:t>________________________________________________________________</w:t>
-      </w:r>
-    </w:p>
-    <w:p>
-      <w:pPr>
-        <w:pStyle w:val="Heading1"/>
-      </w:pPr>
-      <w:r>
-        <w:t>11. Feedback, return check and learning record</w:t>
-      </w:r>
-    </w:p>
-    <w:p>
-      <w:r>
-        <w:t>Record the first repaired step and a different case to revisit after a delay.</w:t>
+        <w:t>11. Feedback · Repair and return</w:t>
+      </w:r>
+    </w:p>
+    <w:p>
+      <w:r>
+        <w:t>Keep this task’s inputs,rule and response together.</w:t>
+      </w:r>
+    </w:p>
+    <w:p>
+      <w:pPr>
+        <w:pStyle w:val="Heading2"/>
+      </w:pPr>
+      <w:r>
+        <w:t>Complete task and evidence</w:t>
       </w:r>
     </w:p>
     <w:tbl>
@@ -1298,12 +840,9 @@
     </w:tbl>
     <w:p>
       <w:pPr>
-        <w:spacing w:line="336" w:lineRule="auto" w:after="180"/>
-      </w:pPr>
-      <w:r>
-        <w:rPr>
-          <w:b w:val="0"/>
-        </w:rPr>
+        <w:pStyle w:val="ListBullet"/>
+      </w:pPr>
+      <w:r>
         <w:t>Revisit this idea with your teacher after a delay. Familiarity is different from explaining and using it on a changed case.</w:t>
       </w:r>
     </w:p>
@@ -1312,70 +851,322 @@
         <w:pStyle w:val="Heading1"/>
       </w:pPr>
       <w:r>
-        <w:t>12. Pictorial case practice: State machines for bounded agents</w:t>
-      </w:r>
-    </w:p>
-    <w:p>
-      <w:r>
-        <w:t>A parcel lookup state machine. An agent may follow idle→querying→checking→complete; complete is terminal. Explain the labelled step before checking the changed condition.</w:t>
-      </w:r>
-    </w:p>
-    <w:p>
-      <w:pPr>
-        <w:spacing w:line="336" w:lineRule="auto" w:after="180"/>
-      </w:pPr>
-      <w:r>
-        <w:rPr>
-          <w:b w:val="0"/>
-        </w:rPr>
-        <w:t xml:space="preserve">A parcel lookup </w:t>
-      </w:r>
-      <w:r>
-        <w:rPr>
-          <w:b/>
-        </w:rPr>
-        <w:t>state</w:t>
-      </w:r>
-      <w:r>
-        <w:rPr>
-          <w:b w:val="0"/>
-        </w:rPr>
-        <w:t xml:space="preserve"> machine. An agent may follow idle→querying→checking→complete; complete is terminal.</w:t>
-      </w:r>
-    </w:p>
-    <w:p>
-      <w:pPr>
-        <w:spacing w:line="336" w:lineRule="auto" w:after="180"/>
-      </w:pPr>
-      <w:r>
-        <w:rPr>
-          <w:b w:val="0"/>
-        </w:rPr>
-        <w:t xml:space="preserve">A follows all four </w:t>
-      </w:r>
-      <w:r>
-        <w:rPr>
-          <w:b/>
-        </w:rPr>
-        <w:t>state</w:t>
-      </w:r>
-      <w:r>
-        <w:rPr>
-          <w:b w:val="0"/>
-        </w:rPr>
-        <w:t xml:space="preserve">s. B follows idle→querying→complete. No other </w:t>
-      </w:r>
-      <w:r>
-        <w:rPr>
-          <w:b/>
-        </w:rPr>
-        <w:t>transition</w:t>
-      </w:r>
-      <w:r>
-        <w:rPr>
-          <w:b w:val="0"/>
-        </w:rPr>
-        <w:t>s are declared.</w:t>
+        <w:t>Reference bank and extra practice</w:t>
+      </w:r>
+    </w:p>
+    <w:p>
+      <w:pPr>
+        <w:pStyle w:val="Heading1"/>
+      </w:pPr>
+      <w:r>
+        <w:t>02. Reference · Supported W2 record</w:t>
+      </w:r>
+    </w:p>
+    <w:p>
+      <w:r>
+        <w:t>Keep this task’s inputs,rule and response together.</w:t>
+      </w:r>
+    </w:p>
+    <w:p>
+      <w:pPr>
+        <w:pStyle w:val="Heading2"/>
+      </w:pPr>
+      <w:r>
+        <w:t>Complete task and evidence</w:t>
+      </w:r>
+    </w:p>
+    <w:p>
+      <w:pPr>
+        <w:pStyle w:val="ListBullet"/>
+      </w:pPr>
+      <w:r>
+        <w:t>Use W2: Trace the worked case for State machines for bounded agents. Record the answer once; the lesson and workbook refer to the same attempt.</w:t>
+      </w:r>
+    </w:p>
+    <w:tbl>
+      <w:tblPr>
+        <w:tblStyle w:val="LightShading-Accent1"/>
+        <w:tblW w:type="auto" w:w="0"/>
+        <w:tblLook w:firstColumn="1" w:firstRow="1" w:lastColumn="0" w:lastRow="0" w:noHBand="0" w:noVBand="1" w:val="04A0"/>
+      </w:tblPr>
+      <w:tblGrid>
+        <w:gridCol w:w="2556"/>
+        <w:gridCol w:w="2556"/>
+        <w:gridCol w:w="2556"/>
+        <w:gridCol w:w="2556"/>
+      </w:tblGrid>
+      <w:tr>
+        <w:trPr>
+          <w:tblHeader/>
+        </w:trPr>
+        <w:tc>
+          <w:tcPr>
+            <w:tcW w:type="dxa" w:w="2556"/>
+          </w:tcPr>
+          <w:p>
+            <w:r>
+              <w:t>Given inputs</w:t>
+            </w:r>
+          </w:p>
+        </w:tc>
+        <w:tc>
+          <w:tcPr>
+            <w:tcW w:type="dxa" w:w="2556"/>
+          </w:tcPr>
+          <w:p>
+            <w:r>
+              <w:t>Procedure I chose</w:t>
+            </w:r>
+          </w:p>
+        </w:tc>
+        <w:tc>
+          <w:tcPr>
+            <w:tcW w:type="dxa" w:w="2556"/>
+          </w:tcPr>
+          <w:p>
+            <w:r>
+              <w:t>Middle steps</w:t>
+            </w:r>
+          </w:p>
+        </w:tc>
+        <w:tc>
+          <w:tcPr>
+            <w:tcW w:type="dxa" w:w="2556"/>
+          </w:tcPr>
+          <w:p>
+            <w:r>
+              <w:t>Result and check</w:t>
+            </w:r>
+          </w:p>
+        </w:tc>
+      </w:tr>
+      <w:tr>
+        <w:tc>
+          <w:tcPr>
+            <w:tcW w:type="dxa" w:w="2556"/>
+          </w:tcPr>
+          <w:p>
+            <w:r/>
+          </w:p>
+        </w:tc>
+        <w:tc>
+          <w:tcPr>
+            <w:tcW w:type="dxa" w:w="2556"/>
+          </w:tcPr>
+          <w:p>
+            <w:r/>
+          </w:p>
+        </w:tc>
+        <w:tc>
+          <w:tcPr>
+            <w:tcW w:type="dxa" w:w="2556"/>
+          </w:tcPr>
+          <w:p>
+            <w:r/>
+          </w:p>
+        </w:tc>
+        <w:tc>
+          <w:tcPr>
+            <w:tcW w:type="dxa" w:w="2556"/>
+          </w:tcPr>
+          <w:p>
+            <w:r/>
+          </w:p>
+        </w:tc>
+      </w:tr>
+    </w:tbl>
+    <w:p>
+      <w:pPr>
+        <w:pStyle w:val="Heading3"/>
+      </w:pPr>
+      <w:r>
+        <w:t>The step I completed without help, and the hint I needed</w:t>
+      </w:r>
+    </w:p>
+    <w:p>
+      <w:r>
+        <w:t>________________________________________________________________</w:t>
+      </w:r>
+    </w:p>
+    <w:p>
+      <w:r>
+        <w:t>________________________________________________________________</w:t>
+      </w:r>
+    </w:p>
+    <w:p>
+      <w:r>
+        <w:t>________________________________________________________________</w:t>
+      </w:r>
+    </w:p>
+    <w:p>
+      <w:pPr>
+        <w:pStyle w:val="Heading1"/>
+      </w:pPr>
+      <w:r>
+        <w:t>03. Extra practice · Individual reasoning check</w:t>
+      </w:r>
+    </w:p>
+    <w:p>
+      <w:r>
+        <w:t>Keep this task’s inputs,rule and response together.</w:t>
+      </w:r>
+    </w:p>
+    <w:p>
+      <w:pPr>
+        <w:pStyle w:val="Heading2"/>
+      </w:pPr>
+      <w:r>
+        <w:t>Complete task and evidence</w:t>
+      </w:r>
+    </w:p>
+    <w:p>
+      <w:pPr>
+        <w:pStyle w:val="ListBullet"/>
+      </w:pPr>
+      <w:r>
+        <w:t>Use the worked case for State machines for bounded agents. Proposed explanation: “The worked result establishes every future case”. Decide whether this explanation is supported. Point to the step or supplied fact that decides; explain your repair if needed.</w:t>
+      </w:r>
+    </w:p>
+    <w:p>
+      <w:pPr>
+        <w:pStyle w:val="Heading3"/>
+      </w:pPr>
+      <w:r>
+        <w:t>My explanation before partner discussion</w:t>
+      </w:r>
+    </w:p>
+    <w:p>
+      <w:r>
+        <w:t>________________________________________________________________</w:t>
+      </w:r>
+    </w:p>
+    <w:p>
+      <w:r>
+        <w:t>________________________________________________________________</w:t>
+      </w:r>
+    </w:p>
+    <w:p>
+      <w:r>
+        <w:t>________________________________________________________________</w:t>
+      </w:r>
+    </w:p>
+    <w:p>
+      <w:r>
+        <w:t>________________________________________________________________</w:t>
+      </w:r>
+    </w:p>
+    <w:p>
+      <w:pPr>
+        <w:pStyle w:val="Heading1"/>
+      </w:pPr>
+      <w:r>
+        <w:t>08. Reference · Earlier W4 response copy</w:t>
+      </w:r>
+    </w:p>
+    <w:p>
+      <w:r>
+        <w:t>Keep this task’s inputs,rule and response together.</w:t>
+      </w:r>
+    </w:p>
+    <w:p>
+      <w:pPr>
+        <w:pStyle w:val="Heading2"/>
+      </w:pPr>
+      <w:r>
+        <w:t>Complete task and evidence</w:t>
+      </w:r>
+    </w:p>
+    <w:p>
+      <w:pPr>
+        <w:pStyle w:val="ListBullet"/>
+      </w:pPr>
+      <w:r>
+        <w:t>Trace ready -&gt; looking_up -&gt; review -&gt; done -&gt; looking_up. Find first invalid transition.</w:t>
+      </w:r>
+    </w:p>
+    <w:p>
+      <w:pPr>
+        <w:pStyle w:val="Heading3"/>
+      </w:pPr>
+      <w:r>
+        <w:t>My reasoning and evidence</w:t>
+      </w:r>
+    </w:p>
+    <w:p>
+      <w:r>
+        <w:t>________________________________________________________________</w:t>
+      </w:r>
+    </w:p>
+    <w:p>
+      <w:r>
+        <w:t>________________________________________________________________</w:t>
+      </w:r>
+    </w:p>
+    <w:p>
+      <w:r>
+        <w:t>________________________________________________________________</w:t>
+      </w:r>
+    </w:p>
+    <w:p>
+      <w:r>
+        <w:t>________________________________________________________________</w:t>
+      </w:r>
+    </w:p>
+    <w:p>
+      <w:r>
+        <w:t>________________________________________________________________</w:t>
+      </w:r>
+    </w:p>
+    <w:p>
+      <w:r>
+        <w:t>________________________________________________________________</w:t>
+      </w:r>
+    </w:p>
+    <w:p>
+      <w:r>
+        <w:t>________________________________________________________________</w:t>
+      </w:r>
+    </w:p>
+    <w:p>
+      <w:r>
+        <w:t>________________________________________________________________</w:t>
+      </w:r>
+    </w:p>
+    <w:p>
+      <w:pPr>
+        <w:pStyle w:val="Heading1"/>
+      </w:pPr>
+      <w:r>
+        <w:t>12. Extra practice · Pictured case</w:t>
+      </w:r>
+    </w:p>
+    <w:p>
+      <w:r>
+        <w:t>Keep this task’s inputs,rule and response together.</w:t>
+      </w:r>
+    </w:p>
+    <w:p>
+      <w:pPr>
+        <w:pStyle w:val="Heading2"/>
+      </w:pPr>
+      <w:r>
+        <w:t>Complete task and evidence</w:t>
+      </w:r>
+    </w:p>
+    <w:p>
+      <w:pPr>
+        <w:pStyle w:val="ListBullet"/>
+      </w:pPr>
+      <w:r>
+        <w:t>A parcel lookup state machine. An agent may follow idle→querying→checking→complete; complete is terminal.</w:t>
+      </w:r>
+    </w:p>
+    <w:p>
+      <w:pPr>
+        <w:pStyle w:val="ListBullet"/>
+      </w:pPr>
+      <w:r>
+        <w:t>A follows all four states. B follows idle→querying→complete. No other transitions are declared.</w:t>
       </w:r>
     </w:p>
     <w:p>
@@ -1416,37 +1207,10 @@
     </w:p>
     <w:p>
       <w:pPr>
-        <w:spacing w:line="336" w:lineRule="auto" w:after="180"/>
-      </w:pPr>
-      <w:r>
-        <w:rPr>
-          <w:b w:val="0"/>
-        </w:rPr>
-        <w:t xml:space="preserve">Trace A and B through the </w:t>
-      </w:r>
-      <w:r>
-        <w:rPr>
-          <w:b/>
-        </w:rPr>
-        <w:t>state</w:t>
-      </w:r>
-      <w:r>
-        <w:rPr>
-          <w:b w:val="0"/>
-        </w:rPr>
-        <w:t xml:space="preserve"> diagram. Name B’s forbidden </w:t>
-      </w:r>
-      <w:r>
-        <w:rPr>
-          <w:b/>
-        </w:rPr>
-        <w:t>transition</w:t>
-      </w:r>
-      <w:r>
-        <w:rPr>
-          <w:b w:val="0"/>
-        </w:rPr>
-        <w:t xml:space="preserve"> and explain whether adding checking→querying permits that shortcut.</w:t>
+        <w:pStyle w:val="ListBullet"/>
+      </w:pPr>
+      <w:r>
+        <w:t>Trace A and B through the state diagram. Name B’s forbidden transition and explain whether adding checking→querying permits that shortcut.</w:t>
       </w:r>
     </w:p>
     <w:p>
@@ -1489,57 +1253,18 @@
     </w:p>
     <w:p>
       <w:pPr>
-        <w:pStyle w:val="Heading3"/>
-      </w:pPr>
-      <w:r>
-        <w:t>Record the help used</w:t>
-      </w:r>
-    </w:p>
-    <w:p>
-      <w:pPr>
-        <w:spacing w:line="336" w:lineRule="auto" w:after="180"/>
-        <w:shd w:fill="F1F6F8"/>
-      </w:pPr>
-      <w:r>
-        <w:rPr>
-          <w:b w:val="0"/>
-        </w:rPr>
-        <w:t xml:space="preserve">Support used: alone / hint / worked example. This record is practice </w:t>
-      </w:r>
-      <w:r>
-        <w:rPr>
-          <w:b/>
-        </w:rPr>
-        <w:t>evidence</w:t>
-      </w:r>
-      <w:r>
-        <w:rPr>
-          <w:b w:val="0"/>
-        </w:rPr>
-        <w:t>.</w:t>
-      </w:r>
-    </w:p>
-    <w:p>
-      <w:pPr>
-        <w:spacing w:line="336" w:lineRule="auto" w:after="180"/>
-      </w:pPr>
-      <w:r>
-        <w:rPr>
-          <w:b w:val="0"/>
-        </w:rPr>
-        <w:t xml:space="preserve">Project connection: For the Grounded Learning Service, retain an annotated trace and the changed-case result. Name the contract or </w:t>
-      </w:r>
-      <w:r>
-        <w:rPr>
-          <w:b/>
-        </w:rPr>
-        <w:t>evidence</w:t>
-      </w:r>
-      <w:r>
-        <w:rPr>
-          <w:b w:val="0"/>
-        </w:rPr>
-        <w:t xml:space="preserve"> that makes the deciding step valid, so another team can review it.</w:t>
+        <w:pStyle w:val="ListBullet"/>
+      </w:pPr>
+      <w:r>
+        <w:t>Support used: alone / hint / worked example. This record is practice evidence.</w:t>
+      </w:r>
+    </w:p>
+    <w:p>
+      <w:pPr>
+        <w:pStyle w:val="ListBullet"/>
+      </w:pPr>
+      <w:r>
+        <w:t>Project connection: For the Grounded Learning Service, retain an annotated trace and the changed-case result. Name the contract or evidence that makes the deciding step valid, so another team can review it.</w:t>
       </w:r>
     </w:p>
     <w:p>
@@ -1547,57 +1272,44 @@
         <w:pStyle w:val="Heading1"/>
       </w:pPr>
       <w:r>
-        <w:t>13. Project portfolio milestone</w:t>
-      </w:r>
-    </w:p>
-    <w:p>
-      <w:r>
-        <w:t>Keep this week’s input, deciding step, result and limit together in the Grounded Learning Service record.</w:t>
-      </w:r>
-    </w:p>
-    <w:p>
-      <w:pPr>
-        <w:spacing w:line="336" w:lineRule="auto" w:after="180"/>
-      </w:pPr>
-      <w:r>
-        <w:rPr>
-          <w:b w:val="0"/>
-        </w:rPr>
+        <w:t>13. Reference · Project milestone</w:t>
+      </w:r>
+    </w:p>
+    <w:p>
+      <w:r>
+        <w:t>Keep this task’s inputs,rule and response together.</w:t>
+      </w:r>
+    </w:p>
+    <w:p>
+      <w:pPr>
+        <w:pStyle w:val="Heading2"/>
+      </w:pPr>
+      <w:r>
+        <w:t>Complete task and evidence</w:t>
+      </w:r>
+    </w:p>
+    <w:p>
+      <w:pPr>
+        <w:pStyle w:val="ListBullet"/>
+      </w:pPr>
+      <w:r>
         <w:t>Project: Grounded Learning Service</w:t>
       </w:r>
     </w:p>
     <w:p>
       <w:pPr>
-        <w:spacing w:line="336" w:lineRule="auto" w:after="180"/>
-      </w:pPr>
-      <w:r>
-        <w:rPr>
-          <w:b w:val="0"/>
-        </w:rPr>
+        <w:pStyle w:val="ListBullet"/>
+      </w:pPr>
+      <w:r>
         <w:t>Current milestone: Test changed cases. Keep normal, boundary and failure cases; compare expected and observed results.</w:t>
       </w:r>
     </w:p>
     <w:p>
       <w:pPr>
-        <w:spacing w:line="336" w:lineRule="auto" w:after="180"/>
-      </w:pPr>
-      <w:r>
-        <w:rPr>
-          <w:b w:val="0"/>
-        </w:rPr>
-        <w:t xml:space="preserve">For the Grounded Learning Service, retain an annotated trace and the changed-case result. Name the contract or </w:t>
-      </w:r>
-      <w:r>
-        <w:rPr>
-          <w:b/>
-        </w:rPr>
-        <w:t>evidence</w:t>
-      </w:r>
-      <w:r>
-        <w:rPr>
-          <w:b w:val="0"/>
-        </w:rPr>
-        <w:t xml:space="preserve"> that makes the deciding step valid, so another team can review it.</w:t>
+        <w:pStyle w:val="ListBullet"/>
+      </w:pPr>
+      <w:r>
+        <w:t>For the Grounded Learning Service, retain an annotated trace and the changed-case result. Name the contract or evidence that makes the deciding step valid, so another team can review it.</w:t>
       </w:r>
     </w:p>
     <w:tbl>
@@ -1754,12 +1466,527 @@
         <w:pStyle w:val="Heading1"/>
       </w:pPr>
       <w:r>
-        <w:t>14. Supported practice and learning evidence</w:t>
-      </w:r>
-    </w:p>
-    <w:p>
-      <w:r>
-        <w:t>Try the supported questions before comparing with hints and feedback. Record what you repaired and the evidence you retained.</w:t>
+        <w:t>14. Extra practice · Predict,check and repair</w:t>
+      </w:r>
+    </w:p>
+    <w:p>
+      <w:r>
+        <w:t>Keep supported feedback separate from the independent case.</w:t>
+      </w:r>
+    </w:p>
+    <w:p>
+      <w:pPr>
+        <w:pStyle w:val="Heading2"/>
+      </w:pPr>
+      <w:r>
+        <w:t>First supported question and optional hint</w:t>
+      </w:r>
+    </w:p>
+    <w:p>
+      <w:pPr>
+        <w:pStyle w:val="ListBullet"/>
+      </w:pPr>
+      <w:r>
+        <w:t>A parcel lookup state machine. An agent may follow idle→querying→checking→complete; complete is terminal.</w:t>
+      </w:r>
+    </w:p>
+    <w:p>
+      <w:pPr>
+        <w:pStyle w:val="Heading3"/>
+      </w:pPr>
+      <w:r>
+        <w:t>Practice 1: explain the deciding evidence</w:t>
+      </w:r>
+    </w:p>
+    <w:p>
+      <w:pPr>
+        <w:pStyle w:val="ListBullet"/>
+      </w:pPr>
+      <w:r>
+        <w:t>Which labelled step matches this detail? Querying→complete skips checking and is invalid.</w:t>
+      </w:r>
+    </w:p>
+    <w:p>
+      <w:pPr>
+        <w:pStyle w:val="ListBullet"/>
+      </w:pPr>
+      <w:r>
+        <w:t>1. Follow A</w:t>
+      </w:r>
+    </w:p>
+    <w:p>
+      <w:pPr>
+        <w:pStyle w:val="ListBullet"/>
+      </w:pPr>
+      <w:r>
+        <w:t>2. Read arrows</w:t>
+      </w:r>
+    </w:p>
+    <w:p>
+      <w:pPr>
+        <w:pStyle w:val="ListBullet"/>
+      </w:pPr>
+      <w:r>
+        <w:t>3. Inspect B</w:t>
+      </w:r>
+    </w:p>
+    <w:p>
+      <w:pPr>
+        <w:pStyle w:val="Heading3"/>
+      </w:pPr>
+      <w:r>
+        <w:t>My selected conclusion, deciding fact and explanation</w:t>
+      </w:r>
+    </w:p>
+    <w:p>
+      <w:r>
+        <w:t>________________________________________________________________</w:t>
+      </w:r>
+    </w:p>
+    <w:p>
+      <w:r>
+        <w:t>________________________________________________________________</w:t>
+      </w:r>
+    </w:p>
+    <w:p>
+      <w:r>
+        <w:t>________________________________________________________________</w:t>
+      </w:r>
+    </w:p>
+    <w:p>
+      <w:r>
+        <w:t>________________________________________________________________</w:t>
+      </w:r>
+    </w:p>
+    <w:p>
+      <w:r>
+        <w:t>________________________________________________________________</w:t>
+      </w:r>
+    </w:p>
+    <w:p>
+      <w:pPr>
+        <w:pStyle w:val="ListBullet"/>
+      </w:pPr>
+      <w:r>
+        <w:t>Hint if needed: Read the steps in the pictorial case. Match the supplied detail to the stage that performs or records it.</w:t>
+      </w:r>
+    </w:p>
+    <w:p>
+      <w:pPr>
+        <w:pStyle w:val="Heading2"/>
+      </w:pPr>
+      <w:r>
+        <w:t>Check after the first attempt · reference / check after trying</w:t>
+      </w:r>
+    </w:p>
+    <w:p>
+      <w:pPr>
+        <w:spacing w:line="336" w:lineRule="auto" w:after="180"/>
+      </w:pPr>
+      <w:r>
+        <w:rPr>
+          <w:b w:val="0"/>
+        </w:rPr>
+        <w:t xml:space="preserve">After your attempt, compare with the supported explanation: Inspect B Querying→complete skips checking and is invalid. A </w:t>
+      </w:r>
+      <w:r>
+        <w:rPr>
+          <w:b/>
+        </w:rPr>
+        <w:t>state</w:t>
+      </w:r>
+      <w:r>
+        <w:rPr>
+          <w:b w:val="0"/>
+        </w:rPr>
+        <w:t xml:space="preserve"> machine bounds action order. A plausible final </w:t>
+      </w:r>
+      <w:r>
+        <w:rPr>
+          <w:b/>
+        </w:rPr>
+        <w:t>state</w:t>
+      </w:r>
+      <w:r>
+        <w:rPr>
+          <w:b w:val="0"/>
+        </w:rPr>
+        <w:t xml:space="preserve"> does not establish that the path was valid.</w:t>
+      </w:r>
+    </w:p>
+    <w:p>
+      <w:pPr>
+        <w:pStyle w:val="Heading2"/>
+      </w:pPr>
+      <w:r>
+        <w:t>Changed-case question and optional hint</w:t>
+      </w:r>
+    </w:p>
+    <w:p>
+      <w:pPr>
+        <w:pStyle w:val="Heading3"/>
+      </w:pPr>
+      <w:r>
+        <w:t>Practice 2: explain the deciding evidence</w:t>
+      </w:r>
+    </w:p>
+    <w:p>
+      <w:pPr>
+        <w:pStyle w:val="ListBullet"/>
+      </w:pPr>
+      <w:r>
+        <w:t>Changed-case practice: Add checking→querying as a permitted retry. Which conclusion is supported by the supplied facts?</w:t>
+      </w:r>
+    </w:p>
+    <w:p>
+      <w:pPr>
+        <w:pStyle w:val="ListBullet"/>
+      </w:pPr>
+      <w:r>
+        <w:t>1. That retry becomes valid; querying→complete stays forbidden.</w:t>
+      </w:r>
+    </w:p>
+    <w:p>
+      <w:pPr>
+        <w:pStyle w:val="ListBullet"/>
+      </w:pPr>
+      <w:r>
+        <w:t>2. This one example guarantees correct results for every future input.</w:t>
+      </w:r>
+    </w:p>
+    <w:p>
+      <w:pPr>
+        <w:pStyle w:val="ListBullet"/>
+      </w:pPr>
+      <w:r>
+        <w:t>3. We can decide the result without examining the changed input or the procedure.</w:t>
+      </w:r>
+    </w:p>
+    <w:p>
+      <w:pPr>
+        <w:pStyle w:val="Heading3"/>
+      </w:pPr>
+      <w:r>
+        <w:t>My selected conclusion, deciding fact and explanation</w:t>
+      </w:r>
+    </w:p>
+    <w:p>
+      <w:r>
+        <w:t>________________________________________________________________</w:t>
+      </w:r>
+    </w:p>
+    <w:p>
+      <w:r>
+        <w:t>________________________________________________________________</w:t>
+      </w:r>
+    </w:p>
+    <w:p>
+      <w:r>
+        <w:t>________________________________________________________________</w:t>
+      </w:r>
+    </w:p>
+    <w:p>
+      <w:r>
+        <w:t>________________________________________________________________</w:t>
+      </w:r>
+    </w:p>
+    <w:p>
+      <w:r>
+        <w:t>________________________________________________________________</w:t>
+      </w:r>
+    </w:p>
+    <w:p>
+      <w:pPr>
+        <w:pStyle w:val="ListBullet"/>
+      </w:pPr>
+      <w:r>
+        <w:t>Hint if needed: Use the changed condition and the deciding step in the pictorial trace. The answer must say what follows from those facts.</w:t>
+      </w:r>
+    </w:p>
+    <w:p>
+      <w:pPr>
+        <w:pStyle w:val="Heading2"/>
+      </w:pPr>
+      <w:r>
+        <w:t>Check after the changed attempt · reference / check after trying</w:t>
+      </w:r>
+    </w:p>
+    <w:p>
+      <w:pPr>
+        <w:spacing w:line="336" w:lineRule="auto" w:after="180"/>
+      </w:pPr>
+      <w:r>
+        <w:rPr>
+          <w:b w:val="0"/>
+        </w:rPr>
+        <w:t>After your attempt, compare with the supported explanation: That retry becomes valid; querying→complete stays forbidden. Adding one arrow does not authorise unrelated shortcuts.</w:t>
+      </w:r>
+    </w:p>
+    <w:p>
+      <w:pPr>
+        <w:pStyle w:val="Heading2"/>
+      </w:pPr>
+      <w:r>
+        <w:t>Repair and retain the record</w:t>
+      </w:r>
+    </w:p>
+    <w:p>
+      <w:pPr>
+        <w:spacing w:line="336" w:lineRule="auto" w:after="180"/>
+      </w:pPr>
+      <w:r>
+        <w:rPr>
+          <w:b w:val="0"/>
+        </w:rPr>
+        <w:t xml:space="preserve">Review Logs traces and privacy (ai-6/12). Goal: Explain the </w:t>
+      </w:r>
+      <w:r>
+        <w:rPr>
+          <w:b/>
+        </w:rPr>
+        <w:t>mechanism</w:t>
+      </w:r>
+      <w:r>
+        <w:rPr>
+          <w:b w:val="0"/>
+        </w:rPr>
+        <w:t xml:space="preserve"> and terminology of logs traces and privacy. Short practice: Identify the purpose of R17, C8 and 240 ms in the trace.</w:t>
+      </w:r>
+    </w:p>
+    <w:p>
+      <w:pPr>
+        <w:spacing w:line="336" w:lineRule="auto" w:after="180"/>
+      </w:pPr>
+      <w:r>
+        <w:rPr>
+          <w:b w:val="0"/>
+        </w:rPr>
+        <w:t>Which field is deliberately omitted, and why would logging the whole question violate this design?. Return to this week and explain what you changed.</w:t>
+      </w:r>
+    </w:p>
+    <w:p>
+      <w:pPr>
+        <w:spacing w:line="336" w:lineRule="auto" w:after="180"/>
+      </w:pPr>
+      <w:r>
+        <w:rPr>
+          <w:b w:val="0"/>
+        </w:rPr>
+        <w:t xml:space="preserve">Review Evaluation pipelines (ai-6/10). Goal: Explain the </w:t>
+      </w:r>
+      <w:r>
+        <w:rPr>
+          <w:b/>
+        </w:rPr>
+        <w:t>mechanism</w:t>
+      </w:r>
+      <w:r>
+        <w:rPr>
+          <w:b w:val="0"/>
+        </w:rPr>
+        <w:t xml:space="preserve"> and terminology of evaluation pipelines. Short practice: Calculate A’s and B’s correct rates on all four cases.</w:t>
+      </w:r>
+    </w:p>
+    <w:p>
+      <w:pPr>
+        <w:spacing w:line="336" w:lineRule="auto" w:after="180"/>
+      </w:pPr>
+      <w:r>
+        <w:rPr>
+          <w:b w:val="0"/>
+        </w:rPr>
+        <w:t>Identify their shared failure and explain why removing that case after scoring changes the honesty of the comparison.. Return to this week and explain what you changed.</w:t>
+      </w:r>
+    </w:p>
+    <w:p>
+      <w:pPr>
+        <w:spacing w:line="336" w:lineRule="auto" w:after="180"/>
+      </w:pPr>
+      <w:r>
+        <w:rPr>
+          <w:b w:val="0"/>
+        </w:rPr>
+        <w:t xml:space="preserve">Review Testing pure components (ai-6/7). Goal: Explain the </w:t>
+      </w:r>
+      <w:r>
+        <w:rPr>
+          <w:b/>
+        </w:rPr>
+        <w:t>mechanism</w:t>
+      </w:r>
+      <w:r>
+        <w:rPr>
+          <w:b w:val="0"/>
+        </w:rPr>
+        <w:t xml:space="preserve"> and terminology of testing pure components. Short practice: Predict the formatter </w:t>
+      </w:r>
+      <w:r>
+        <w:rPr>
+          <w:b/>
+        </w:rPr>
+        <w:t>output</w:t>
+      </w:r>
+      <w:r>
+        <w:rPr>
+          <w:b w:val="0"/>
+        </w:rPr>
+        <w:t>s for 7 and 12, including spacing.</w:t>
+      </w:r>
+    </w:p>
+    <w:p>
+      <w:pPr>
+        <w:spacing w:line="336" w:lineRule="auto" w:after="180"/>
+      </w:pPr>
+      <w:r>
+        <w:rPr>
+          <w:b w:val="0"/>
+        </w:rPr>
+        <w:t xml:space="preserve">Why does </w:t>
+      </w:r>
+      <w:r>
+        <w:rPr>
+          <w:b/>
+        </w:rPr>
+        <w:t>input</w:t>
+      </w:r>
+      <w:r>
+        <w:rPr>
+          <w:b w:val="0"/>
+        </w:rPr>
+        <w:t xml:space="preserve"> 0 need rejection under this contract rather than an ordinary formatted response?. Return to this week and explain what you changed.</w:t>
+      </w:r>
+    </w:p>
+    <w:p>
+      <w:pPr>
+        <w:spacing w:line="336" w:lineRule="auto" w:after="180"/>
+      </w:pPr>
+      <w:r>
+        <w:rPr>
+          <w:b w:val="0"/>
+        </w:rPr>
+        <w:t xml:space="preserve">The browser lab lets you edit the supported Python examples already included in this lesson. Predict first, run, inspect the actual </w:t>
+      </w:r>
+      <w:r>
+        <w:rPr>
+          <w:b/>
+        </w:rPr>
+        <w:t>output</w:t>
+      </w:r>
+      <w:r>
+        <w:rPr>
+          <w:b w:val="0"/>
+        </w:rPr>
+        <w:t xml:space="preserve"> or error, change one </w:t>
+      </w:r>
+      <w:r>
+        <w:rPr>
+          <w:b/>
+        </w:rPr>
+        <w:t>input</w:t>
+      </w:r>
+      <w:r>
+        <w:rPr>
+          <w:b w:val="0"/>
+        </w:rPr>
+        <w:t>, then run again.</w:t>
+      </w:r>
+    </w:p>
+    <w:p>
+      <w:pPr>
+        <w:spacing w:line="336" w:lineRule="auto" w:after="180"/>
+      </w:pPr>
+      <w:r>
+        <w:rPr>
+          <w:b w:val="0"/>
+        </w:rPr>
+        <w:t xml:space="preserve">Keep code, </w:t>
+      </w:r>
+      <w:r>
+        <w:rPr>
+          <w:b/>
+        </w:rPr>
+        <w:t>prediction</w:t>
+      </w:r>
+      <w:r>
+        <w:rPr>
+          <w:b w:val="0"/>
+        </w:rPr>
+        <w:t>s, actual results and a reasoned revision together. On paper, label your result as a trace rather than an execution.</w:t>
+      </w:r>
+    </w:p>
+    <w:p>
+      <w:pPr>
+        <w:spacing w:line="336" w:lineRule="auto" w:after="180"/>
+      </w:pPr>
+      <w:r>
+        <w:rPr>
+          <w:b w:val="0"/>
+        </w:rPr>
+        <w:t xml:space="preserve">Use Download completed work in the hosted lesson to export your answers, reflections, practice feedback and code-run </w:t>
+      </w:r>
+      <w:r>
+        <w:rPr>
+          <w:b/>
+        </w:rPr>
+        <w:t>evidence</w:t>
+      </w:r>
+      <w:r>
+        <w:rPr>
+          <w:b w:val="0"/>
+        </w:rPr>
+        <w:t>. Open the HTML copy to read or print it.</w:t>
+      </w:r>
+    </w:p>
+    <w:p>
+      <w:pPr>
+        <w:spacing w:line="336" w:lineRule="auto" w:after="180"/>
+      </w:pPr>
+      <w:r>
+        <w:rPr>
+          <w:b w:val="0"/>
+        </w:rPr>
+        <w:t>Drafts stay in this browser when storage is available; clear drafts on a shared device.</w:t>
+      </w:r>
+    </w:p>
+    <w:p>
+      <w:pPr>
+        <w:pStyle w:val="Heading3"/>
+      </w:pPr>
+      <w:r>
+        <w:t>What I repaired, the evidence I kept and the next test</w:t>
+      </w:r>
+    </w:p>
+    <w:p>
+      <w:r>
+        <w:t>________________________________________________________________</w:t>
+      </w:r>
+    </w:p>
+    <w:p>
+      <w:r>
+        <w:t>________________________________________________________________</w:t>
+      </w:r>
+    </w:p>
+    <w:p>
+      <w:r>
+        <w:t>________________________________________________________________</w:t>
+      </w:r>
+    </w:p>
+    <w:p>
+      <w:r>
+        <w:t>________________________________________________________________</w:t>
+      </w:r>
+    </w:p>
+    <w:p>
+      <w:r>
+        <w:t>________________________________________________________________</w:t>
+      </w:r>
+    </w:p>
+    <w:p>
+      <w:pPr>
+        <w:pStyle w:val="Heading2"/>
+      </w:pPr>
+      <w:r>
+        <w:t>Earlier wording, alternatives and picture transcripts · reference / check after trying</w:t>
       </w:r>
     </w:p>
     <w:p>
@@ -1775,80 +2002,10 @@
     </w:p>
     <w:p>
       <w:pPr>
-        <w:spacing w:line="336" w:lineRule="auto" w:after="180"/>
-      </w:pPr>
-      <w:r>
-        <w:rPr>
-          <w:b w:val="0"/>
-        </w:rPr>
-        <w:t xml:space="preserve">A parcel lookup </w:t>
-      </w:r>
-      <w:r>
-        <w:rPr>
-          <w:b/>
-        </w:rPr>
-        <w:t>state</w:t>
-      </w:r>
-      <w:r>
-        <w:rPr>
-          <w:b w:val="0"/>
-        </w:rPr>
-        <w:t xml:space="preserve"> machine. An agent may follow idle→querying→checking→complete; complete is terminal.</w:t>
-      </w:r>
-    </w:p>
-    <w:p>
-      <w:pPr>
         <w:pStyle w:val="Heading3"/>
       </w:pPr>
       <w:r>
-        <w:t>Practice 1: explain the deciding evidence</w:t>
-      </w:r>
-    </w:p>
-    <w:p>
-      <w:pPr>
-        <w:spacing w:line="336" w:lineRule="auto" w:after="180"/>
-      </w:pPr>
-      <w:r>
-        <w:rPr>
-          <w:b w:val="0"/>
-        </w:rPr>
-        <w:t>Which labelled step matches this detail? Querying→complete skips checking and is invalid.</w:t>
-      </w:r>
-    </w:p>
-    <w:p>
-      <w:pPr>
-        <w:spacing w:line="336" w:lineRule="auto" w:after="180"/>
-        <w:shd w:fill="F4F9FC"/>
-      </w:pPr>
-      <w:r>
-        <w:rPr>
-          <w:b w:val="0"/>
-        </w:rPr>
-        <w:t>1. Follow A</w:t>
-      </w:r>
-    </w:p>
-    <w:p>
-      <w:pPr>
-        <w:spacing w:line="336" w:lineRule="auto" w:after="180"/>
-        <w:shd w:fill="F4F9FC"/>
-      </w:pPr>
-      <w:r>
-        <w:rPr>
-          <w:b w:val="0"/>
-        </w:rPr>
-        <w:t>2. Read arrows</w:t>
-      </w:r>
-    </w:p>
-    <w:p>
-      <w:pPr>
-        <w:spacing w:line="336" w:lineRule="auto" w:after="180"/>
-        <w:shd w:fill="F4F9FC"/>
-      </w:pPr>
-      <w:r>
-        <w:rPr>
-          <w:b w:val="0"/>
-        </w:rPr>
-        <w:t>3. Inspect B</w:t>
+        <w:t>Repair a missing building block</w:t>
       </w:r>
     </w:p>
     <w:p>
@@ -1856,32 +2013,7 @@
         <w:pStyle w:val="Heading3"/>
       </w:pPr>
       <w:r>
-        <w:t>My selected conclusion, deciding fact and explanation</w:t>
-      </w:r>
-    </w:p>
-    <w:p>
-      <w:r>
-        <w:t>________________________________________________________________</w:t>
-      </w:r>
-    </w:p>
-    <w:p>
-      <w:r>
-        <w:t>________________________________________________________________</w:t>
-      </w:r>
-    </w:p>
-    <w:p>
-      <w:r>
-        <w:t>________________________________________________________________</w:t>
-      </w:r>
-    </w:p>
-    <w:p>
-      <w:r>
-        <w:t>________________________________________________________________</w:t>
-      </w:r>
-    </w:p>
-    <w:p>
-      <w:r>
-        <w:t>________________________________________________________________</w:t>
+        <w:t>Predict, run and debug</w:t>
       </w:r>
     </w:p>
     <w:p>
@@ -1889,517 +2021,25 @@
         <w:pStyle w:val="Heading3"/>
       </w:pPr>
       <w:r>
-        <w:t>Hint · try first</w:t>
-      </w:r>
-    </w:p>
-    <w:p>
-      <w:pPr>
-        <w:spacing w:line="336" w:lineRule="auto" w:after="180"/>
-        <w:shd w:fill="F1F6F8"/>
-      </w:pPr>
-      <w:r>
-        <w:rPr>
-          <w:b w:val="0"/>
-        </w:rPr>
-        <w:t>Hint if needed: Read the steps in the pictorial case. Match the supplied detail to the stage that performs or records it.</w:t>
-      </w:r>
-    </w:p>
-    <w:p>
-      <w:pPr>
-        <w:pStyle w:val="Heading3"/>
-      </w:pPr>
-      <w:r>
-        <w:t>Feedback · compare after trying</w:t>
-      </w:r>
-    </w:p>
-    <w:p>
-      <w:pPr>
-        <w:spacing w:line="336" w:lineRule="auto" w:after="180"/>
-        <w:shd w:fill="F1F6FC"/>
-      </w:pPr>
-      <w:r>
-        <w:rPr>
-          <w:b w:val="0"/>
-        </w:rPr>
-        <w:t xml:space="preserve">After your attempt, compare with the supported explanation: Inspect B Querying→complete skips checking and is invalid. A </w:t>
-      </w:r>
-      <w:r>
-        <w:rPr>
-          <w:b/>
-        </w:rPr>
-        <w:t>state</w:t>
-      </w:r>
-      <w:r>
-        <w:rPr>
-          <w:b w:val="0"/>
-        </w:rPr>
-        <w:t xml:space="preserve"> machine bounds action order. A plausible final </w:t>
-      </w:r>
-      <w:r>
-        <w:rPr>
-          <w:b/>
-        </w:rPr>
-        <w:t>state</w:t>
-      </w:r>
-      <w:r>
-        <w:rPr>
-          <w:b w:val="0"/>
-        </w:rPr>
-        <w:t xml:space="preserve"> does not establish that the path was valid.</w:t>
-      </w:r>
-    </w:p>
-    <w:p>
-      <w:pPr>
-        <w:pStyle w:val="Heading3"/>
-      </w:pPr>
-      <w:r>
-        <w:t>Practice 2: explain the deciding evidence</w:t>
-      </w:r>
-    </w:p>
-    <w:p>
-      <w:pPr>
-        <w:pStyle w:val="Heading3"/>
-      </w:pPr>
-      <w:r>
-        <w:t>Changed case · predict first</w:t>
-      </w:r>
-    </w:p>
-    <w:p>
-      <w:pPr>
-        <w:spacing w:line="336" w:lineRule="auto" w:after="180"/>
-        <w:shd w:fill="F5F1FB"/>
-      </w:pPr>
-      <w:r>
-        <w:rPr>
-          <w:b w:val="0"/>
-        </w:rPr>
-        <w:t>Changed-case practice: Add checking→querying as a permitted retry. Which conclusion is supported by the supplied facts?</w:t>
-      </w:r>
-    </w:p>
-    <w:p>
-      <w:pPr>
-        <w:spacing w:line="336" w:lineRule="auto" w:after="180"/>
-        <w:shd w:fill="F4F9FC"/>
-      </w:pPr>
-      <w:r>
-        <w:rPr>
-          <w:b w:val="0"/>
-        </w:rPr>
-        <w:t>1. That retry becomes valid; querying→complete stays forbidden.</w:t>
-      </w:r>
-    </w:p>
-    <w:p>
-      <w:pPr>
-        <w:spacing w:line="336" w:lineRule="auto" w:after="180"/>
-        <w:shd w:fill="F4F9FC"/>
-      </w:pPr>
-      <w:r>
-        <w:rPr>
-          <w:b w:val="0"/>
-        </w:rPr>
-        <w:t xml:space="preserve">2. This one example guarantees correct results for every future </w:t>
-      </w:r>
-      <w:r>
-        <w:rPr>
-          <w:b/>
-        </w:rPr>
-        <w:t>input</w:t>
-      </w:r>
-      <w:r>
-        <w:rPr>
-          <w:b w:val="0"/>
-        </w:rPr>
-        <w:t>.</w:t>
-      </w:r>
-    </w:p>
-    <w:p>
-      <w:pPr>
-        <w:spacing w:line="336" w:lineRule="auto" w:after="180"/>
-        <w:shd w:fill="F4F9FC"/>
-      </w:pPr>
-      <w:r>
-        <w:rPr>
-          <w:b w:val="0"/>
-        </w:rPr>
-        <w:t xml:space="preserve">3. We can decide the result without examining the changed </w:t>
-      </w:r>
-      <w:r>
-        <w:rPr>
-          <w:b/>
-        </w:rPr>
-        <w:t>input</w:t>
-      </w:r>
-      <w:r>
-        <w:rPr>
-          <w:b w:val="0"/>
-        </w:rPr>
-        <w:t xml:space="preserve"> or the procedure.</w:t>
-      </w:r>
-    </w:p>
-    <w:p>
-      <w:pPr>
-        <w:pStyle w:val="Heading3"/>
-      </w:pPr>
-      <w:r>
-        <w:t>My selected conclusion, deciding fact and explanation</w:t>
-      </w:r>
-    </w:p>
-    <w:p>
-      <w:r>
-        <w:t>________________________________________________________________</w:t>
-      </w:r>
-    </w:p>
-    <w:p>
-      <w:r>
-        <w:t>________________________________________________________________</w:t>
-      </w:r>
-    </w:p>
-    <w:p>
-      <w:r>
-        <w:t>________________________________________________________________</w:t>
-      </w:r>
-    </w:p>
-    <w:p>
-      <w:r>
-        <w:t>________________________________________________________________</w:t>
-      </w:r>
-    </w:p>
-    <w:p>
-      <w:r>
-        <w:t>________________________________________________________________</w:t>
-      </w:r>
-    </w:p>
-    <w:p>
-      <w:pPr>
-        <w:pStyle w:val="Heading3"/>
-      </w:pPr>
-      <w:r>
-        <w:t>Hint · try first</w:t>
-      </w:r>
-    </w:p>
-    <w:p>
-      <w:pPr>
-        <w:spacing w:line="336" w:lineRule="auto" w:after="180"/>
-        <w:shd w:fill="F1F6F8"/>
-      </w:pPr>
-      <w:r>
-        <w:rPr>
-          <w:b w:val="0"/>
-        </w:rPr>
-        <w:t>Hint if needed: Use the changed condition and the deciding step in the pictorial trace. The answer must say what follows from those facts.</w:t>
-      </w:r>
-    </w:p>
-    <w:p>
-      <w:pPr>
-        <w:pStyle w:val="Heading3"/>
-      </w:pPr>
-      <w:r>
-        <w:t>Feedback · compare after trying</w:t>
-      </w:r>
-    </w:p>
-    <w:p>
-      <w:pPr>
-        <w:spacing w:line="336" w:lineRule="auto" w:after="180"/>
-        <w:shd w:fill="F1F6FC"/>
-      </w:pPr>
-      <w:r>
-        <w:rPr>
-          <w:b w:val="0"/>
-        </w:rPr>
-        <w:t>After your attempt, compare with the supported explanation: That retry becomes valid; querying→complete stays forbidden. Adding one arrow does not authorise unrelated shortcuts.</w:t>
-      </w:r>
-    </w:p>
-    <w:p>
-      <w:pPr>
-        <w:pStyle w:val="Heading3"/>
-      </w:pPr>
-      <w:r>
-        <w:t>Repair a missing building block</w:t>
-      </w:r>
-    </w:p>
-    <w:p>
-      <w:pPr>
-        <w:spacing w:line="336" w:lineRule="auto" w:after="180"/>
-      </w:pPr>
-      <w:r>
-        <w:rPr>
-          <w:b w:val="0"/>
-        </w:rPr>
-        <w:t xml:space="preserve">Review Logs traces and privacy (ai-6/12). Goal: Explain the </w:t>
-      </w:r>
-      <w:r>
-        <w:rPr>
-          <w:b/>
-        </w:rPr>
-        <w:t>mechanism</w:t>
-      </w:r>
-      <w:r>
-        <w:rPr>
-          <w:b w:val="0"/>
-        </w:rPr>
-        <w:t xml:space="preserve"> and terminology of logs traces and privacy. Short practice: Identify the purpose of R17, C8 and 240 ms in the trace.</w:t>
-      </w:r>
-    </w:p>
-    <w:p>
-      <w:pPr>
-        <w:spacing w:line="336" w:lineRule="auto" w:after="180"/>
-      </w:pPr>
-      <w:r>
-        <w:rPr>
-          <w:b w:val="0"/>
-        </w:rPr>
-        <w:t>Which field is deliberately omitted, and why would logging the whole question violate this design?. Return to this week and explain what you changed.</w:t>
-      </w:r>
-    </w:p>
-    <w:p>
-      <w:pPr>
-        <w:spacing w:line="336" w:lineRule="auto" w:after="180"/>
-      </w:pPr>
-      <w:r>
-        <w:rPr>
-          <w:b w:val="0"/>
-        </w:rPr>
-        <w:t xml:space="preserve">Review Evaluation pipelines (ai-6/10). Goal: Explain the </w:t>
-      </w:r>
-      <w:r>
-        <w:rPr>
-          <w:b/>
-        </w:rPr>
-        <w:t>mechanism</w:t>
-      </w:r>
-      <w:r>
-        <w:rPr>
-          <w:b w:val="0"/>
-        </w:rPr>
-        <w:t xml:space="preserve"> and terminology of evaluation pipelines. Short practice: Calculate A’s and B’s correct rates on all four cases.</w:t>
-      </w:r>
-    </w:p>
-    <w:p>
-      <w:pPr>
-        <w:spacing w:line="336" w:lineRule="auto" w:after="180"/>
-      </w:pPr>
-      <w:r>
-        <w:rPr>
-          <w:b w:val="0"/>
-        </w:rPr>
-        <w:t>Identify their shared failure and explain why removing that case after scoring changes the honesty of the comparison.. Return to this week and explain what you changed.</w:t>
-      </w:r>
-    </w:p>
-    <w:p>
-      <w:pPr>
-        <w:spacing w:line="336" w:lineRule="auto" w:after="180"/>
-      </w:pPr>
-      <w:r>
-        <w:rPr>
-          <w:b w:val="0"/>
-        </w:rPr>
-        <w:t xml:space="preserve">Review Testing pure components (ai-6/7). Goal: Explain the </w:t>
-      </w:r>
-      <w:r>
-        <w:rPr>
-          <w:b/>
-        </w:rPr>
-        <w:t>mechanism</w:t>
-      </w:r>
-      <w:r>
-        <w:rPr>
-          <w:b w:val="0"/>
-        </w:rPr>
-        <w:t xml:space="preserve"> and terminology of testing pure components. Short practice: Predict the formatter </w:t>
-      </w:r>
-      <w:r>
-        <w:rPr>
-          <w:b/>
-        </w:rPr>
-        <w:t>output</w:t>
-      </w:r>
-      <w:r>
-        <w:rPr>
-          <w:b w:val="0"/>
-        </w:rPr>
-        <w:t>s for 7 and 12, including spacing.</w:t>
-      </w:r>
-    </w:p>
-    <w:p>
-      <w:pPr>
-        <w:spacing w:line="336" w:lineRule="auto" w:after="180"/>
-      </w:pPr>
-      <w:r>
-        <w:rPr>
-          <w:b w:val="0"/>
-        </w:rPr>
-        <w:t xml:space="preserve">Why does </w:t>
-      </w:r>
-      <w:r>
-        <w:rPr>
-          <w:b/>
-        </w:rPr>
-        <w:t>input</w:t>
-      </w:r>
-      <w:r>
-        <w:rPr>
-          <w:b w:val="0"/>
-        </w:rPr>
-        <w:t xml:space="preserve"> 0 need rejection under this contract rather than an ordinary formatted response?. Return to this week and explain what you changed.</w:t>
-      </w:r>
-    </w:p>
-    <w:p>
-      <w:pPr>
-        <w:pStyle w:val="Heading3"/>
-      </w:pPr>
-      <w:r>
-        <w:t>Predict, run and debug</w:t>
-      </w:r>
-    </w:p>
-    <w:p>
-      <w:pPr>
-        <w:spacing w:line="336" w:lineRule="auto" w:after="180"/>
-      </w:pPr>
-      <w:r>
-        <w:rPr>
-          <w:b w:val="0"/>
-        </w:rPr>
-        <w:t xml:space="preserve">The browser lab lets you edit the supported Python examples already included in this lesson. Predict first, run, inspect the actual </w:t>
-      </w:r>
-      <w:r>
-        <w:rPr>
-          <w:b/>
-        </w:rPr>
-        <w:t>output</w:t>
-      </w:r>
-      <w:r>
-        <w:rPr>
-          <w:b w:val="0"/>
-        </w:rPr>
-        <w:t xml:space="preserve"> or error, change one </w:t>
-      </w:r>
-      <w:r>
-        <w:rPr>
-          <w:b/>
-        </w:rPr>
-        <w:t>input</w:t>
-      </w:r>
-      <w:r>
-        <w:rPr>
-          <w:b w:val="0"/>
-        </w:rPr>
-        <w:t>, then run again.</w:t>
-      </w:r>
-    </w:p>
-    <w:p>
-      <w:pPr>
-        <w:spacing w:line="336" w:lineRule="auto" w:after="180"/>
-      </w:pPr>
-      <w:r>
-        <w:rPr>
-          <w:b w:val="0"/>
-        </w:rPr>
-        <w:t xml:space="preserve">Keep code, </w:t>
-      </w:r>
-      <w:r>
-        <w:rPr>
-          <w:b/>
-        </w:rPr>
-        <w:t>prediction</w:t>
-      </w:r>
-      <w:r>
-        <w:rPr>
-          <w:b w:val="0"/>
-        </w:rPr>
-        <w:t>s, actual results and a reasoned revision together. On paper, label your result as a trace rather than an execution.</w:t>
-      </w:r>
-    </w:p>
-    <w:p>
-      <w:pPr>
-        <w:pStyle w:val="Heading3"/>
-      </w:pPr>
-      <w:r>
         <w:t>Keep your completed work</w:t>
       </w:r>
     </w:p>
     <w:p>
       <w:pPr>
-        <w:spacing w:line="336" w:lineRule="auto" w:after="180"/>
-      </w:pPr>
-      <w:r>
-        <w:rPr>
-          <w:b w:val="0"/>
-        </w:rPr>
-        <w:t xml:space="preserve">Use Download completed work in the hosted lesson to export your answers, reflections, practice feedback and code-run </w:t>
-      </w:r>
-      <w:r>
-        <w:rPr>
-          <w:b/>
-        </w:rPr>
-        <w:t>evidence</w:t>
-      </w:r>
-      <w:r>
-        <w:rPr>
-          <w:b w:val="0"/>
-        </w:rPr>
-        <w:t>. Open the HTML copy to read or print it.</w:t>
-      </w:r>
-    </w:p>
-    <w:p>
-      <w:pPr>
-        <w:spacing w:line="336" w:lineRule="auto" w:after="180"/>
-      </w:pPr>
-      <w:r>
-        <w:rPr>
-          <w:b w:val="0"/>
-        </w:rPr>
-        <w:t>Drafts stay in this browser when storage is available; clear drafts on a shared device.</w:t>
-      </w:r>
-    </w:p>
-    <w:p>
-      <w:pPr>
-        <w:pStyle w:val="Heading3"/>
-      </w:pPr>
-      <w:r>
-        <w:t>What I repaired, the evidence I kept and the next test</w:t>
-      </w:r>
-    </w:p>
-    <w:p>
-      <w:r>
-        <w:t>________________________________________________________________</w:t>
-      </w:r>
-    </w:p>
-    <w:p>
-      <w:r>
-        <w:t>________________________________________________________________</w:t>
-      </w:r>
-    </w:p>
-    <w:p>
-      <w:r>
-        <w:t>________________________________________________________________</w:t>
-      </w:r>
-    </w:p>
-    <w:p>
-      <w:r>
-        <w:t>________________________________________________________________</w:t>
-      </w:r>
-    </w:p>
-    <w:p>
-      <w:r>
-        <w:t>________________________________________________________________</w:t>
-      </w:r>
-    </w:p>
-    <w:p>
-      <w:pPr>
         <w:pStyle w:val="Heading1"/>
       </w:pPr>
       <w:r>
-        <w:t>15. Visual concept journey</w:t>
-      </w:r>
-    </w:p>
-    <w:p>
-      <w:r>
-        <w:t>Explain each State machines for bounded agents picture from its labels, then record a relevant limit.</w:t>
-      </w:r>
-    </w:p>
-    <w:p>
-      <w:pPr>
-        <w:pStyle w:val="Heading3"/>
+        <w:t>15. Reference · Six-picture response sheets</w:t>
+      </w:r>
+    </w:p>
+    <w:p>
+      <w:r>
+        <w:t>Choose the picture that helps explain the current step.</w:t>
+      </w:r>
+    </w:p>
+    <w:p>
+      <w:pPr>
+        <w:pStyle w:val="Heading2"/>
       </w:pPr>
       <w:r>
         <w:t>01. State machines for bounded agents: the case</w:t>
@@ -2491,7 +2131,6 @@
     <w:p>
       <w:pPr>
         <w:spacing w:line="336" w:lineRule="auto" w:after="180"/>
-        <w:shd w:fill="F5F1FB"/>
       </w:pPr>
       <w:r>
         <w:rPr>
@@ -2530,7 +2169,7 @@
     </w:p>
     <w:p>
       <w:pPr>
-        <w:pStyle w:val="Heading3"/>
+        <w:pStyle w:val="Heading2"/>
       </w:pPr>
       <w:r>
         <w:t>02. Follow the deciding steps</w:t>
@@ -2598,7 +2237,6 @@
     <w:p>
       <w:pPr>
         <w:spacing w:line="336" w:lineRule="auto" w:after="180"/>
-        <w:shd w:fill="F5F1FB"/>
       </w:pPr>
       <w:r>
         <w:rPr>
@@ -2649,7 +2287,7 @@
     </w:p>
     <w:p>
       <w:pPr>
-        <w:pStyle w:val="Heading3"/>
+        <w:pStyle w:val="Heading2"/>
       </w:pPr>
       <w:r>
         <w:t>03. State machines for bounded agents — evidence trace</w:t>
@@ -2793,7 +2431,6 @@
     <w:p>
       <w:pPr>
         <w:spacing w:line="336" w:lineRule="auto" w:after="180"/>
-        <w:shd w:fill="F5F1FB"/>
       </w:pPr>
       <w:r>
         <w:rPr>
@@ -2832,7 +2469,7 @@
     </w:p>
     <w:p>
       <w:pPr>
-        <w:pStyle w:val="Heading3"/>
+        <w:pStyle w:val="Heading2"/>
       </w:pPr>
       <w:r>
         <w:t>04. Change one thing. Trace what follows.</w:t>
@@ -2899,7 +2536,6 @@
     <w:p>
       <w:pPr>
         <w:spacing w:line="336" w:lineRule="auto" w:after="180"/>
-        <w:shd w:fill="F5F1FB"/>
       </w:pPr>
       <w:r>
         <w:rPr>
@@ -2938,7 +2574,7 @@
     </w:p>
     <w:p>
       <w:pPr>
-        <w:pStyle w:val="Heading3"/>
+        <w:pStyle w:val="Heading2"/>
       </w:pPr>
       <w:r>
         <w:t>05. Connect the explanation to its limit</w:t>
@@ -3018,7 +2654,6 @@
     <w:p>
       <w:pPr>
         <w:spacing w:line="336" w:lineRule="auto" w:after="180"/>
-        <w:shd w:fill="F5F1FB"/>
       </w:pPr>
       <w:r>
         <w:rPr>
@@ -3057,7 +2692,7 @@
     </w:p>
     <w:p>
       <w:pPr>
-        <w:pStyle w:val="Heading3"/>
+        <w:pStyle w:val="Heading2"/>
       </w:pPr>
       <w:r>
         <w:t>06. Make the idea visible in your project</w:t>
@@ -3172,7 +2807,6 @@
     <w:p>
       <w:pPr>
         <w:spacing w:line="336" w:lineRule="auto" w:after="180"/>
-        <w:shd w:fill="F5F1FB"/>
       </w:pPr>
       <w:r>
         <w:rPr>
@@ -3219,6 +2853,62 @@
     <w:p>
       <w:r>
         <w:t>________________________________________________________________</w:t>
+      </w:r>
+    </w:p>
+    <w:p>
+      <w:pPr>
+        <w:pStyle w:val="Heading2"/>
+      </w:pPr>
+      <w:r>
+        <w:t>Earlier wording, alternatives and picture transcripts · reference / check after trying</w:t>
+      </w:r>
+    </w:p>
+    <w:p>
+      <w:pPr>
+        <w:pStyle w:val="Heading3"/>
+      </w:pPr>
+      <w:r>
+        <w:t>01. State machines for bounded agents: the case</w:t>
+      </w:r>
+    </w:p>
+    <w:p>
+      <w:pPr>
+        <w:pStyle w:val="Heading3"/>
+      </w:pPr>
+      <w:r>
+        <w:t>02. Follow the deciding steps</w:t>
+      </w:r>
+    </w:p>
+    <w:p>
+      <w:pPr>
+        <w:pStyle w:val="Heading3"/>
+      </w:pPr>
+      <w:r>
+        <w:t>03. State machines for bounded agents — evidence trace</w:t>
+      </w:r>
+    </w:p>
+    <w:p>
+      <w:pPr>
+        <w:pStyle w:val="Heading3"/>
+      </w:pPr>
+      <w:r>
+        <w:t>04. Change one thing. Trace what follows.</w:t>
+      </w:r>
+    </w:p>
+    <w:p>
+      <w:pPr>
+        <w:pStyle w:val="Heading3"/>
+      </w:pPr>
+      <w:r>
+        <w:t>05. Connect the explanation to its limit</w:t>
+      </w:r>
+    </w:p>
+    <w:p>
+      <w:pPr>
+        <w:pStyle w:val="Heading3"/>
+      </w:pPr>
+      <w:r>
+        <w:t>06. Make the idea visible in your project</w:t>
       </w:r>
     </w:p>
     <w:sectPr>
